--- a/PersonGUI UML.docx
+++ b/PersonGUI UML.docx
@@ -2,6 +2,228 @@
 <file path=word/document.xml><?xml version="1.0" encoding="utf-8"?>
 <w:document xmlns:wpc="http://schemas.microsoft.com/office/word/2010/wordprocessingCanvas" xmlns:cx="http://schemas.microsoft.com/office/drawing/2014/chartex" xmlns:cx1="http://schemas.microsoft.com/office/drawing/2015/9/8/chartex" xmlns:cx2="http://schemas.microsoft.com/office/drawing/2015/10/21/chartex" xmlns:cx3="http://schemas.microsoft.com/office/drawing/2016/5/9/chartex" xmlns:cx4="http://schemas.microsoft.com/office/drawing/2016/5/10/chartex" xmlns:cx5="http://schemas.microsoft.com/office/drawing/2016/5/11/chartex" xmlns:cx6="http://schemas.microsoft.com/office/drawing/2016/5/12/chartex" xmlns:cx7="http://schemas.microsoft.com/office/drawing/2016/5/13/chartex" xmlns:cx8="http://schemas.microsoft.com/office/drawing/2016/5/14/chartex" xmlns:mc="http://schemas.openxmlformats.org/markup-compatibility/2006" xmlns:aink="http://schemas.microsoft.com/office/drawing/2016/ink" xmlns:am3d="http://schemas.microsoft.com/office/drawing/2017/model3d" xmlns:o="urn:schemas-microsoft-com:office:office" xmlns:oel="http://schemas.microsoft.com/office/2019/extlst" xmlns:r="http://schemas.openxmlformats.org/officeDocument/2006/relationships" xmlns:m="http://schemas.openxmlformats.org/officeDocument/2006/math" xmlns:v="urn:schemas-microsoft-com:vml" xmlns:wp14="http://schemas.microsoft.com/office/word/2010/wordprocessingDrawing" xmlns:wp="http://schemas.openxmlformats.org/drawingml/2006/wordprocessingDrawing" xmlns:w10="urn:schemas-microsoft-com:office:word" xmlns:w="http://schemas.openxmlformats.org/wordprocessingml/2006/main" xmlns:w14="http://schemas.microsoft.com/office/word/2010/wordml" xmlns:w15="http://schemas.microsoft.com/office/word/2012/wordml" xmlns:w16cex="http://schemas.microsoft.com/office/word/2018/wordml/cex" xmlns:w16cid="http://schemas.microsoft.com/office/word/2016/wordml/cid" xmlns:w16="http://schemas.microsoft.com/office/word/2018/wordml" xmlns:w16du="http://schemas.microsoft.com/office/word/2023/wordml/word16du" xmlns:w16sdtdh="http://schemas.microsoft.com/office/word/2020/wordml/sdtdatahash" xmlns:w16sdtfl="http://schemas.microsoft.com/office/word/2024/wordml/sdtformatlock" xmlns:w16se="http://schemas.microsoft.com/office/word/2015/wordml/symex" xmlns:wpg="http://schemas.microsoft.com/office/word/2010/wordprocessingGroup" xmlns:wpi="http://schemas.microsoft.com/office/word/2010/wordprocessingInk" xmlns:wne="http://schemas.microsoft.com/office/word/2006/wordml" xmlns:wps="http://schemas.microsoft.com/office/word/2010/wordprocessingShape" mc:Ignorable="w14 w15 w16se w16cid w16 w16cex w16sdtdh w16sdtfl w16du wp14">
   <w:body>
+    <w:p>
+      <w:r>
+        <w:t>Person GUI Final Project</w:t>
+      </w:r>
+    </w:p>
+    <w:p/>
+    <w:p>
+      <w:r>
+        <w:t>Feature list</w:t>
+      </w:r>
+      <w:r>
+        <w:t xml:space="preserve"> –</w:t>
+      </w:r>
+    </w:p>
+    <w:p>
+      <w:r>
+        <w:t>Menu</w:t>
+      </w:r>
+    </w:p>
+    <w:p>
+      <w:pPr>
+        <w:pStyle w:val="ListParagraph"/>
+        <w:numPr>
+          <w:ilvl w:val="0"/>
+          <w:numId w:val="1"/>
+        </w:numPr>
+      </w:pPr>
+      <w:r>
+        <w:t>Create new file</w:t>
+      </w:r>
+    </w:p>
+    <w:p>
+      <w:pPr>
+        <w:pStyle w:val="ListParagraph"/>
+        <w:numPr>
+          <w:ilvl w:val="0"/>
+          <w:numId w:val="1"/>
+        </w:numPr>
+      </w:pPr>
+      <w:r>
+        <w:t>Open a file (Person/children)</w:t>
+      </w:r>
+    </w:p>
+    <w:p>
+      <w:pPr>
+        <w:pStyle w:val="ListParagraph"/>
+        <w:numPr>
+          <w:ilvl w:val="0"/>
+          <w:numId w:val="1"/>
+        </w:numPr>
+      </w:pPr>
+      <w:r>
+        <w:t>Save the file</w:t>
+      </w:r>
+    </w:p>
+    <w:p>
+      <w:pPr>
+        <w:pStyle w:val="ListParagraph"/>
+        <w:numPr>
+          <w:ilvl w:val="0"/>
+          <w:numId w:val="1"/>
+        </w:numPr>
+      </w:pPr>
+      <w:r>
+        <w:t>Save the file as a new file</w:t>
+      </w:r>
+    </w:p>
+    <w:p>
+      <w:pPr>
+        <w:pStyle w:val="ListParagraph"/>
+        <w:numPr>
+          <w:ilvl w:val="0"/>
+          <w:numId w:val="1"/>
+        </w:numPr>
+      </w:pPr>
+      <w:r>
+        <w:t>While editing a Person, cannot Save or Save As</w:t>
+      </w:r>
+    </w:p>
+    <w:p>
+      <w:pPr>
+        <w:pStyle w:val="ListParagraph"/>
+        <w:numPr>
+          <w:ilvl w:val="1"/>
+          <w:numId w:val="1"/>
+        </w:numPr>
+      </w:pPr>
+      <w:r>
+        <w:t>Check if Person is being edited</w:t>
+      </w:r>
+    </w:p>
+    <w:p>
+      <w:pPr>
+        <w:pStyle w:val="ListParagraph"/>
+        <w:numPr>
+          <w:ilvl w:val="0"/>
+          <w:numId w:val="1"/>
+        </w:numPr>
+      </w:pPr>
+      <w:r>
+        <w:t>Exit application</w:t>
+      </w:r>
+    </w:p>
+    <w:p>
+      <w:pPr>
+        <w:pStyle w:val="ListParagraph"/>
+        <w:numPr>
+          <w:ilvl w:val="0"/>
+          <w:numId w:val="1"/>
+        </w:numPr>
+      </w:pPr>
+      <w:r>
+        <w:t>Help menu</w:t>
+      </w:r>
+    </w:p>
+    <w:p>
+      <w:pPr>
+        <w:pStyle w:val="ListParagraph"/>
+        <w:numPr>
+          <w:ilvl w:val="1"/>
+          <w:numId w:val="1"/>
+        </w:numPr>
+      </w:pPr>
+      <w:r>
+        <w:t>Figure out what goes in here</w:t>
+      </w:r>
+    </w:p>
+    <w:p/>
+    <w:p>
+      <w:r>
+        <w:t>Main Panel</w:t>
+      </w:r>
+    </w:p>
+    <w:p>
+      <w:pPr>
+        <w:pStyle w:val="ListParagraph"/>
+        <w:numPr>
+          <w:ilvl w:val="0"/>
+          <w:numId w:val="1"/>
+        </w:numPr>
+      </w:pPr>
+      <w:r>
+        <w:t>Show list of Persons</w:t>
+      </w:r>
+    </w:p>
+    <w:p>
+      <w:pPr>
+        <w:pStyle w:val="ListParagraph"/>
+        <w:numPr>
+          <w:ilvl w:val="0"/>
+          <w:numId w:val="1"/>
+        </w:numPr>
+      </w:pPr>
+      <w:r>
+        <w:t>Delete a Person</w:t>
+      </w:r>
+    </w:p>
+    <w:p>
+      <w:pPr>
+        <w:pStyle w:val="ListParagraph"/>
+        <w:numPr>
+          <w:ilvl w:val="0"/>
+          <w:numId w:val="1"/>
+        </w:numPr>
+      </w:pPr>
+      <w:r>
+        <w:t>Create a Person/subtype</w:t>
+      </w:r>
+    </w:p>
+    <w:p>
+      <w:pPr>
+        <w:pStyle w:val="ListParagraph"/>
+        <w:numPr>
+          <w:ilvl w:val="0"/>
+          <w:numId w:val="1"/>
+        </w:numPr>
+      </w:pPr>
+      <w:r>
+        <w:t>Edit a Person</w:t>
+      </w:r>
+    </w:p>
+    <w:p/>
+    <w:p>
+      <w:r>
+        <w:t>Date stuff</w:t>
+      </w:r>
+    </w:p>
+    <w:p>
+      <w:pPr>
+        <w:pStyle w:val="ListParagraph"/>
+        <w:numPr>
+          <w:ilvl w:val="0"/>
+          <w:numId w:val="1"/>
+        </w:numPr>
+      </w:pPr>
+      <w:r>
+        <w:t>Combo box for Month</w:t>
+      </w:r>
+    </w:p>
+    <w:p>
+      <w:pPr>
+        <w:pStyle w:val="ListParagraph"/>
+        <w:numPr>
+          <w:ilvl w:val="1"/>
+          <w:numId w:val="1"/>
+        </w:numPr>
+      </w:pPr>
+      <w:r>
+        <w:t>Determines the available day</w:t>
+      </w:r>
+    </w:p>
+    <w:p>
+      <w:pPr>
+        <w:pStyle w:val="ListParagraph"/>
+        <w:numPr>
+          <w:ilvl w:val="1"/>
+          <w:numId w:val="1"/>
+        </w:numPr>
+      </w:pPr>
+    </w:p>
+    <w:p/>
+    <w:p/>
     <w:p/>
     <w:sectPr>
       <w:pgSz w:w="15840" w:h="12240" w:orient="landscape"/>
@@ -11,6 +233,126 @@
     </w:sectPr>
   </w:body>
 </w:document>
+</file>
+
+<file path=word/numbering.xml><?xml version="1.0" encoding="utf-8"?>
+<w:numbering xmlns:wpc="http://schemas.microsoft.com/office/word/2010/wordprocessingCanvas" xmlns:cx="http://schemas.microsoft.com/office/drawing/2014/chartex" xmlns:cx1="http://schemas.microsoft.com/office/drawing/2015/9/8/chartex" xmlns:cx2="http://schemas.microsoft.com/office/drawing/2015/10/21/chartex" xmlns:cx3="http://schemas.microsoft.com/office/drawing/2016/5/9/chartex" xmlns:cx4="http://schemas.microsoft.com/office/drawing/2016/5/10/chartex" xmlns:cx5="http://schemas.microsoft.com/office/drawing/2016/5/11/chartex" xmlns:cx6="http://schemas.microsoft.com/office/drawing/2016/5/12/chartex" xmlns:cx7="http://schemas.microsoft.com/office/drawing/2016/5/13/chartex" xmlns:cx8="http://schemas.microsoft.com/office/drawing/2016/5/14/chartex" xmlns:mc="http://schemas.openxmlformats.org/markup-compatibility/2006" xmlns:aink="http://schemas.microsoft.com/office/drawing/2016/ink" xmlns:am3d="http://schemas.microsoft.com/office/drawing/2017/model3d" xmlns:o="urn:schemas-microsoft-com:office:office" xmlns:oel="http://schemas.microsoft.com/office/2019/extlst" xmlns:r="http://schemas.openxmlformats.org/officeDocument/2006/relationships" xmlns:m="http://schemas.openxmlformats.org/officeDocument/2006/math" xmlns:v="urn:schemas-microsoft-com:vml" xmlns:wp14="http://schemas.microsoft.com/office/word/2010/wordprocessingDrawing" xmlns:wp="http://schemas.openxmlformats.org/drawingml/2006/wordprocessingDrawing" xmlns:w10="urn:schemas-microsoft-com:office:word" xmlns:w="http://schemas.openxmlformats.org/wordprocessingml/2006/main" xmlns:w14="http://schemas.microsoft.com/office/word/2010/wordml" xmlns:w15="http://schemas.microsoft.com/office/word/2012/wordml" xmlns:w16cex="http://schemas.microsoft.com/office/word/2018/wordml/cex" xmlns:w16cid="http://schemas.microsoft.com/office/word/2016/wordml/cid" xmlns:w16="http://schemas.microsoft.com/office/word/2018/wordml" xmlns:w16du="http://schemas.microsoft.com/office/word/2023/wordml/word16du" xmlns:w16sdtdh="http://schemas.microsoft.com/office/word/2020/wordml/sdtdatahash" xmlns:w16sdtfl="http://schemas.microsoft.com/office/word/2024/wordml/sdtformatlock" xmlns:w16se="http://schemas.microsoft.com/office/word/2015/wordml/symex" xmlns:wpg="http://schemas.microsoft.com/office/word/2010/wordprocessingGroup" xmlns:wpi="http://schemas.microsoft.com/office/word/2010/wordprocessingInk" xmlns:wne="http://schemas.microsoft.com/office/word/2006/wordml" xmlns:wps="http://schemas.microsoft.com/office/word/2010/wordprocessingShape" mc:Ignorable="w14 w15 w16se w16cid w16 w16cex w16sdtdh w16sdtfl w16du wp14">
+  <w:abstractNum w:abstractNumId="0" w15:restartNumberingAfterBreak="0">
+    <w:nsid w:val="76475F7F"/>
+    <w:multiLevelType w:val="hybridMultilevel"/>
+    <w:tmpl w:val="196E1710"/>
+    <w:lvl w:ilvl="0" w:tplc="AB96471A">
+      <w:numFmt w:val="bullet"/>
+      <w:lvlText w:val="-"/>
+      <w:lvlJc w:val="left"/>
+      <w:pPr>
+        <w:ind w:left="720" w:hanging="360"/>
+      </w:pPr>
+      <w:rPr>
+        <w:rFonts w:ascii="Times New Roman" w:eastAsiaTheme="minorHAnsi" w:hAnsi="Times New Roman" w:cs="Times New Roman" w:hint="default"/>
+      </w:rPr>
+    </w:lvl>
+    <w:lvl w:ilvl="1" w:tplc="04090003">
+      <w:start w:val="1"/>
+      <w:numFmt w:val="bullet"/>
+      <w:lvlText w:val="o"/>
+      <w:lvlJc w:val="left"/>
+      <w:pPr>
+        <w:ind w:left="1440" w:hanging="360"/>
+      </w:pPr>
+      <w:rPr>
+        <w:rFonts w:ascii="Courier New" w:hAnsi="Courier New" w:cs="Courier New" w:hint="default"/>
+      </w:rPr>
+    </w:lvl>
+    <w:lvl w:ilvl="2" w:tplc="04090005" w:tentative="1">
+      <w:start w:val="1"/>
+      <w:numFmt w:val="bullet"/>
+      <w:lvlText w:val=""/>
+      <w:lvlJc w:val="left"/>
+      <w:pPr>
+        <w:ind w:left="2160" w:hanging="360"/>
+      </w:pPr>
+      <w:rPr>
+        <w:rFonts w:ascii="Wingdings" w:hAnsi="Wingdings" w:hint="default"/>
+      </w:rPr>
+    </w:lvl>
+    <w:lvl w:ilvl="3" w:tplc="04090001" w:tentative="1">
+      <w:start w:val="1"/>
+      <w:numFmt w:val="bullet"/>
+      <w:lvlText w:val=""/>
+      <w:lvlJc w:val="left"/>
+      <w:pPr>
+        <w:ind w:left="2880" w:hanging="360"/>
+      </w:pPr>
+      <w:rPr>
+        <w:rFonts w:ascii="Symbol" w:hAnsi="Symbol" w:hint="default"/>
+      </w:rPr>
+    </w:lvl>
+    <w:lvl w:ilvl="4" w:tplc="04090003" w:tentative="1">
+      <w:start w:val="1"/>
+      <w:numFmt w:val="bullet"/>
+      <w:lvlText w:val="o"/>
+      <w:lvlJc w:val="left"/>
+      <w:pPr>
+        <w:ind w:left="3600" w:hanging="360"/>
+      </w:pPr>
+      <w:rPr>
+        <w:rFonts w:ascii="Courier New" w:hAnsi="Courier New" w:cs="Courier New" w:hint="default"/>
+      </w:rPr>
+    </w:lvl>
+    <w:lvl w:ilvl="5" w:tplc="04090005" w:tentative="1">
+      <w:start w:val="1"/>
+      <w:numFmt w:val="bullet"/>
+      <w:lvlText w:val=""/>
+      <w:lvlJc w:val="left"/>
+      <w:pPr>
+        <w:ind w:left="4320" w:hanging="360"/>
+      </w:pPr>
+      <w:rPr>
+        <w:rFonts w:ascii="Wingdings" w:hAnsi="Wingdings" w:hint="default"/>
+      </w:rPr>
+    </w:lvl>
+    <w:lvl w:ilvl="6" w:tplc="04090001" w:tentative="1">
+      <w:start w:val="1"/>
+      <w:numFmt w:val="bullet"/>
+      <w:lvlText w:val=""/>
+      <w:lvlJc w:val="left"/>
+      <w:pPr>
+        <w:ind w:left="5040" w:hanging="360"/>
+      </w:pPr>
+      <w:rPr>
+        <w:rFonts w:ascii="Symbol" w:hAnsi="Symbol" w:hint="default"/>
+      </w:rPr>
+    </w:lvl>
+    <w:lvl w:ilvl="7" w:tplc="04090003" w:tentative="1">
+      <w:start w:val="1"/>
+      <w:numFmt w:val="bullet"/>
+      <w:lvlText w:val="o"/>
+      <w:lvlJc w:val="left"/>
+      <w:pPr>
+        <w:ind w:left="5760" w:hanging="360"/>
+      </w:pPr>
+      <w:rPr>
+        <w:rFonts w:ascii="Courier New" w:hAnsi="Courier New" w:cs="Courier New" w:hint="default"/>
+      </w:rPr>
+    </w:lvl>
+    <w:lvl w:ilvl="8" w:tplc="04090005" w:tentative="1">
+      <w:start w:val="1"/>
+      <w:numFmt w:val="bullet"/>
+      <w:lvlText w:val=""/>
+      <w:lvlJc w:val="left"/>
+      <w:pPr>
+        <w:ind w:left="6480" w:hanging="360"/>
+      </w:pPr>
+      <w:rPr>
+        <w:rFonts w:ascii="Wingdings" w:hAnsi="Wingdings" w:hint="default"/>
+      </w:rPr>
+    </w:lvl>
+  </w:abstractNum>
+  <w:num w:numId="1" w16cid:durableId="1981761636">
+    <w:abstractNumId w:val="0"/>
+  </w:num>
+</w:numbering>
 </file>
 
 <file path=word/styles.xml><?xml version="1.0" encoding="utf-8"?>

--- a/PersonGUI UML.docx
+++ b/PersonGUI UML.docx
@@ -61,6 +61,30 @@
       <w:pPr>
         <w:pStyle w:val="ListParagraph"/>
         <w:numPr>
+          <w:ilvl w:val="1"/>
+          <w:numId w:val="1"/>
+        </w:numPr>
+      </w:pPr>
+      <w:r>
+        <w:t>If first time, prompt for file name</w:t>
+      </w:r>
+    </w:p>
+    <w:p>
+      <w:pPr>
+        <w:pStyle w:val="ListParagraph"/>
+        <w:numPr>
+          <w:ilvl w:val="1"/>
+          <w:numId w:val="1"/>
+        </w:numPr>
+      </w:pPr>
+      <w:r>
+        <w:t>Else, save as the current file name</w:t>
+      </w:r>
+    </w:p>
+    <w:p>
+      <w:pPr>
+        <w:pStyle w:val="ListParagraph"/>
+        <w:numPr>
           <w:ilvl w:val="0"/>
           <w:numId w:val="1"/>
         </w:numPr>
@@ -109,6 +133,57 @@
       <w:pPr>
         <w:pStyle w:val="ListParagraph"/>
         <w:numPr>
+          <w:ilvl w:val="1"/>
+          <w:numId w:val="1"/>
+        </w:numPr>
+      </w:pPr>
+      <w:r>
+        <w:t>No default close operation</w:t>
+      </w:r>
+    </w:p>
+    <w:p>
+      <w:pPr>
+        <w:pStyle w:val="ListParagraph"/>
+        <w:numPr>
+          <w:ilvl w:val="2"/>
+          <w:numId w:val="1"/>
+        </w:numPr>
+      </w:pPr>
+      <w:r>
+        <w:t>Check if needing to save</w:t>
+      </w:r>
+    </w:p>
+    <w:p>
+      <w:pPr>
+        <w:pStyle w:val="ListParagraph"/>
+        <w:numPr>
+          <w:ilvl w:val="2"/>
+          <w:numId w:val="1"/>
+        </w:numPr>
+      </w:pPr>
+      <w:r>
+        <w:t xml:space="preserve">Provide options </w:t>
+      </w:r>
+      <w:r>
+        <w:t>“Yes” “No” and “Cancel”</w:t>
+      </w:r>
+    </w:p>
+    <w:p>
+      <w:pPr>
+        <w:pStyle w:val="ListParagraph"/>
+        <w:numPr>
+          <w:ilvl w:val="3"/>
+          <w:numId w:val="1"/>
+        </w:numPr>
+      </w:pPr>
+      <w:r>
+        <w:t>Cancel returns to normal operations</w:t>
+      </w:r>
+    </w:p>
+    <w:p>
+      <w:pPr>
+        <w:pStyle w:val="ListParagraph"/>
+        <w:numPr>
           <w:ilvl w:val="0"/>
           <w:numId w:val="1"/>
         </w:numPr>
@@ -212,6 +287,9 @@
       <w:r>
         <w:t>Determines the available day</w:t>
       </w:r>
+      <w:r>
+        <w:t>, present as dropdown</w:t>
+      </w:r>
     </w:p>
     <w:p>
       <w:pPr>
@@ -220,6 +298,40 @@
           <w:ilvl w:val="1"/>
           <w:numId w:val="1"/>
         </w:numPr>
+      </w:pPr>
+      <w:r>
+        <w:t>Dropdown year</w:t>
+      </w:r>
+    </w:p>
+    <w:p>
+      <w:pPr>
+        <w:pStyle w:val="ListParagraph"/>
+        <w:numPr>
+          <w:ilvl w:val="1"/>
+          <w:numId w:val="1"/>
+        </w:numPr>
+      </w:pPr>
+      <w:r>
+        <w:t>Double check leap year days</w:t>
+      </w:r>
+    </w:p>
+    <w:p>
+      <w:pPr>
+        <w:pStyle w:val="ListParagraph"/>
+        <w:numPr>
+          <w:ilvl w:val="0"/>
+          <w:numId w:val="1"/>
+        </w:numPr>
+      </w:pPr>
+      <w:r>
+        <w:lastRenderedPageBreak/>
+        <w:t>Pop “Invalid Date” for OCCCDateExceptions</w:t>
+      </w:r>
+    </w:p>
+    <w:p>
+      <w:pPr>
+        <w:pStyle w:val="ListParagraph"/>
+        <w:ind w:left="1440"/>
       </w:pPr>
     </w:p>
     <w:p/>
@@ -264,7 +376,7 @@
         <w:rFonts w:ascii="Courier New" w:hAnsi="Courier New" w:cs="Courier New" w:hint="default"/>
       </w:rPr>
     </w:lvl>
-    <w:lvl w:ilvl="2" w:tplc="04090005" w:tentative="1">
+    <w:lvl w:ilvl="2" w:tplc="04090005">
       <w:start w:val="1"/>
       <w:numFmt w:val="bullet"/>
       <w:lvlText w:val=""/>
@@ -276,7 +388,7 @@
         <w:rFonts w:ascii="Wingdings" w:hAnsi="Wingdings" w:hint="default"/>
       </w:rPr>
     </w:lvl>
-    <w:lvl w:ilvl="3" w:tplc="04090001" w:tentative="1">
+    <w:lvl w:ilvl="3" w:tplc="04090001">
       <w:start w:val="1"/>
       <w:numFmt w:val="bullet"/>
       <w:lvlText w:val=""/>

--- a/PersonGUI UML.docx
+++ b/PersonGUI UML.docx
@@ -136,8 +136,16 @@
           <w:ilvl w:val="1"/>
           <w:numId w:val="1"/>
         </w:numPr>
-      </w:pPr>
-      <w:r>
+        <w:rPr>
+          <w:i/>
+          <w:iCs/>
+        </w:rPr>
+      </w:pPr>
+      <w:r>
+        <w:rPr>
+          <w:i/>
+          <w:iCs/>
+        </w:rPr>
         <w:t>No default close operation</w:t>
       </w:r>
     </w:p>
@@ -150,7 +158,15 @@
         </w:numPr>
       </w:pPr>
       <w:r>
-        <w:t>Check if needing to save</w:t>
+        <w:t xml:space="preserve">Check </w:t>
+      </w:r>
+      <w:proofErr w:type="gramStart"/>
+      <w:r>
+        <w:t>if needing</w:t>
+      </w:r>
+      <w:proofErr w:type="gramEnd"/>
+      <w:r>
+        <w:t xml:space="preserve"> to save</w:t>
       </w:r>
     </w:p>
     <w:p>
@@ -325,8 +341,13 @@
       </w:pPr>
       <w:r>
         <w:lastRenderedPageBreak/>
-        <w:t>Pop “Invalid Date” for OCCCDateExceptions</w:t>
-      </w:r>
+        <w:t xml:space="preserve">Pop “Invalid Date” for </w:t>
+      </w:r>
+      <w:proofErr w:type="spellStart"/>
+      <w:r>
+        <w:t>OCCCDateExceptions</w:t>
+      </w:r>
+      <w:proofErr w:type="spellEnd"/>
     </w:p>
     <w:p>
       <w:pPr>

--- a/PersonGUI UML.docx
+++ b/PersonGUI UML.docx
@@ -158,15 +158,7 @@
         </w:numPr>
       </w:pPr>
       <w:r>
-        <w:t xml:space="preserve">Check </w:t>
-      </w:r>
-      <w:proofErr w:type="gramStart"/>
-      <w:r>
-        <w:t>if needing</w:t>
-      </w:r>
-      <w:proofErr w:type="gramEnd"/>
-      <w:r>
-        <w:t xml:space="preserve"> to save</w:t>
+        <w:t>Check if needing to save</w:t>
       </w:r>
     </w:p>
     <w:p>
@@ -217,7 +209,19 @@
         </w:numPr>
       </w:pPr>
       <w:r>
-        <w:t>Figure out what goes in here</w:t>
+        <w:t>How to use the application – popup</w:t>
+      </w:r>
+    </w:p>
+    <w:p>
+      <w:pPr>
+        <w:pStyle w:val="ListParagraph"/>
+        <w:numPr>
+          <w:ilvl w:val="1"/>
+          <w:numId w:val="1"/>
+        </w:numPr>
+      </w:pPr>
+      <w:r>
+        <w:t>Info on the developers</w:t>
       </w:r>
     </w:p>
     <w:p/>
@@ -328,6 +332,7 @@
         </w:numPr>
       </w:pPr>
       <w:r>
+        <w:lastRenderedPageBreak/>
         <w:t>Double check leap year days</w:t>
       </w:r>
     </w:p>
@@ -340,14 +345,8 @@
         </w:numPr>
       </w:pPr>
       <w:r>
-        <w:lastRenderedPageBreak/>
-        <w:t xml:space="preserve">Pop “Invalid Date” for </w:t>
-      </w:r>
-      <w:proofErr w:type="spellStart"/>
-      <w:r>
-        <w:t>OCCCDateExceptions</w:t>
-      </w:r>
-      <w:proofErr w:type="spellEnd"/>
+        <w:t>Pop “Invalid Date” for OCCCDateExceptions</w:t>
+      </w:r>
     </w:p>
     <w:p>
       <w:pPr>

--- a/PersonGUI UML.docx
+++ b/PersonGUI UML.docx
@@ -158,7 +158,15 @@
         </w:numPr>
       </w:pPr>
       <w:r>
-        <w:t>Check if needing to save</w:t>
+        <w:t xml:space="preserve">Check </w:t>
+      </w:r>
+      <w:proofErr w:type="gramStart"/>
+      <w:r>
+        <w:t>if needing</w:t>
+      </w:r>
+      <w:proofErr w:type="gramEnd"/>
+      <w:r>
+        <w:t xml:space="preserve"> to save</w:t>
       </w:r>
     </w:p>
     <w:p>
@@ -253,6 +261,9 @@
       <w:r>
         <w:t>Delete a Person</w:t>
       </w:r>
+      <w:r>
+        <w:t xml:space="preserve"> (confirm “Are you sure?”)</w:t>
+      </w:r>
     </w:p>
     <w:p>
       <w:pPr>
@@ -281,8 +292,13 @@
     <w:p/>
     <w:p>
       <w:r>
-        <w:t>Date stuff</w:t>
-      </w:r>
+        <w:t xml:space="preserve">Date </w:t>
+      </w:r>
+      <w:proofErr w:type="gramStart"/>
+      <w:r>
+        <w:t>stuff</w:t>
+      </w:r>
+      <w:proofErr w:type="gramEnd"/>
     </w:p>
     <w:p>
       <w:pPr>
@@ -345,8 +361,13 @@
         </w:numPr>
       </w:pPr>
       <w:r>
-        <w:t>Pop “Invalid Date” for OCCCDateExceptions</w:t>
-      </w:r>
+        <w:t xml:space="preserve">Pop “Invalid Date” for </w:t>
+      </w:r>
+      <w:proofErr w:type="spellStart"/>
+      <w:r>
+        <w:t>OCCCDateExceptions</w:t>
+      </w:r>
+      <w:proofErr w:type="spellEnd"/>
     </w:p>
     <w:p>
       <w:pPr>
@@ -355,8 +376,1254 @@
       </w:pPr>
     </w:p>
     <w:p/>
-    <w:p/>
-    <w:p/>
+    <w:p>
+      <w:r>
+        <w:rPr>
+          <w:noProof/>
+        </w:rPr>
+        <mc:AlternateContent>
+          <mc:Choice Requires="wps">
+            <w:drawing>
+              <wp:anchor distT="0" distB="0" distL="114300" distR="114300" simplePos="0" relativeHeight="251661312" behindDoc="0" locked="0" layoutInCell="1" allowOverlap="1" wp14:anchorId="17DB43EF" wp14:editId="2FE666A8">
+                <wp:simplePos x="0" y="0"/>
+                <wp:positionH relativeFrom="column">
+                  <wp:posOffset>109728</wp:posOffset>
+                </wp:positionH>
+                <wp:positionV relativeFrom="paragraph">
+                  <wp:posOffset>73330</wp:posOffset>
+                </wp:positionV>
+                <wp:extent cx="4250131" cy="219456"/>
+                <wp:effectExtent l="0" t="0" r="17145" b="28575"/>
+                <wp:wrapNone/>
+                <wp:docPr id="623098784" name="Text Box 3"/>
+                <wp:cNvGraphicFramePr/>
+                <a:graphic xmlns:a="http://schemas.openxmlformats.org/drawingml/2006/main">
+                  <a:graphicData uri="http://schemas.microsoft.com/office/word/2010/wordprocessingShape">
+                    <wps:wsp>
+                      <wps:cNvSpPr txBox="1"/>
+                      <wps:spPr>
+                        <a:xfrm>
+                          <a:off x="0" y="0"/>
+                          <a:ext cx="4250131" cy="219456"/>
+                        </a:xfrm>
+                        <a:prstGeom prst="rect">
+                          <a:avLst/>
+                        </a:prstGeom>
+                        <a:solidFill>
+                          <a:schemeClr val="lt1"/>
+                        </a:solidFill>
+                        <a:ln w="6350">
+                          <a:solidFill>
+                            <a:prstClr val="black"/>
+                          </a:solidFill>
+                        </a:ln>
+                      </wps:spPr>
+                      <wps:txbx>
+                        <w:txbxContent>
+                          <w:p>
+                            <w:r>
+                              <w:t>FILE MENU</w:t>
+                            </w:r>
+                            <w:r>
+                              <w:tab/>
+                            </w:r>
+                            <w:r>
+                              <w:tab/>
+                            </w:r>
+                            <w:r>
+                              <w:tab/>
+                            </w:r>
+                            <w:r>
+                              <w:tab/>
+                            </w:r>
+                            <w:r>
+                              <w:tab/>
+                            </w:r>
+                            <w:r>
+                              <w:tab/>
+                              <w:t>HELP MENU</w:t>
+                            </w:r>
+                          </w:p>
+                        </w:txbxContent>
+                      </wps:txbx>
+                      <wps:bodyPr rot="0" spcFirstLastPara="0" vertOverflow="overflow" horzOverflow="overflow" vert="horz" wrap="square" lIns="91440" tIns="45720" rIns="91440" bIns="45720" numCol="1" spcCol="0" rtlCol="0" fromWordArt="0" anchor="t" anchorCtr="0" forceAA="0" compatLnSpc="1">
+                        <a:prstTxWarp prst="textNoShape">
+                          <a:avLst/>
+                        </a:prstTxWarp>
+                        <a:noAutofit/>
+                      </wps:bodyPr>
+                    </wps:wsp>
+                  </a:graphicData>
+                </a:graphic>
+                <wp14:sizeRelH relativeFrom="margin">
+                  <wp14:pctWidth>0</wp14:pctWidth>
+                </wp14:sizeRelH>
+                <wp14:sizeRelV relativeFrom="margin">
+                  <wp14:pctHeight>0</wp14:pctHeight>
+                </wp14:sizeRelV>
+              </wp:anchor>
+            </w:drawing>
+          </mc:Choice>
+          <mc:Fallback>
+            <w:pict>
+              <v:shapetype w14:anchorId="17DB43EF" id="_x0000_t202" coordsize="21600,21600" o:spt="202" path="m,l,21600r21600,l21600,xe">
+                <v:stroke joinstyle="miter"/>
+                <v:path gradientshapeok="t" o:connecttype="rect"/>
+              </v:shapetype>
+              <v:shape id="Text Box 3" o:spid="_x0000_s1026" type="#_x0000_t202" style="position:absolute;margin-left:8.65pt;margin-top:5.75pt;width:334.65pt;height:17.3pt;z-index:251661312;visibility:visible;mso-wrap-style:square;mso-width-percent:0;mso-height-percent:0;mso-wrap-distance-left:9pt;mso-wrap-distance-top:0;mso-wrap-distance-right:9pt;mso-wrap-distance-bottom:0;mso-position-horizontal:absolute;mso-position-horizontal-relative:text;mso-position-vertical:absolute;mso-position-vertical-relative:text;mso-width-percent:0;mso-height-percent:0;mso-width-relative:margin;mso-height-relative:margin;v-text-anchor:top" o:gfxdata="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" fillcolor="white [3201]" strokeweight=".5pt">
+                <v:textbox>
+                  <w:txbxContent>
+                    <w:p>
+                      <w:r>
+                        <w:t>FILE MENU</w:t>
+                      </w:r>
+                      <w:r>
+                        <w:tab/>
+                      </w:r>
+                      <w:r>
+                        <w:tab/>
+                      </w:r>
+                      <w:r>
+                        <w:tab/>
+                      </w:r>
+                      <w:r>
+                        <w:tab/>
+                      </w:r>
+                      <w:r>
+                        <w:tab/>
+                      </w:r>
+                      <w:r>
+                        <w:tab/>
+                        <w:t>HELP MENU</w:t>
+                      </w:r>
+                    </w:p>
+                  </w:txbxContent>
+                </v:textbox>
+              </v:shape>
+            </w:pict>
+          </mc:Fallback>
+        </mc:AlternateContent>
+      </w:r>
+      <w:r>
+        <w:rPr>
+          <w:noProof/>
+        </w:rPr>
+        <mc:AlternateContent>
+          <mc:Choice Requires="wps">
+            <w:drawing>
+              <wp:anchor distT="0" distB="0" distL="114300" distR="114300" simplePos="0" relativeHeight="251660288" behindDoc="0" locked="0" layoutInCell="1" allowOverlap="1" wp14:anchorId="288E6B59" wp14:editId="108DAFD3">
+                <wp:simplePos x="0" y="0"/>
+                <wp:positionH relativeFrom="column">
+                  <wp:posOffset>73152</wp:posOffset>
+                </wp:positionH>
+                <wp:positionV relativeFrom="paragraph">
+                  <wp:posOffset>73330</wp:posOffset>
+                </wp:positionV>
+                <wp:extent cx="4374490" cy="226771"/>
+                <wp:effectExtent l="0" t="0" r="26670" b="20955"/>
+                <wp:wrapNone/>
+                <wp:docPr id="1599866790" name="Rectangle 2"/>
+                <wp:cNvGraphicFramePr/>
+                <a:graphic xmlns:a="http://schemas.openxmlformats.org/drawingml/2006/main">
+                  <a:graphicData uri="http://schemas.microsoft.com/office/word/2010/wordprocessingShape">
+                    <wps:wsp>
+                      <wps:cNvSpPr/>
+                      <wps:spPr>
+                        <a:xfrm>
+                          <a:off x="0" y="0"/>
+                          <a:ext cx="4374490" cy="226771"/>
+                        </a:xfrm>
+                        <a:prstGeom prst="rect">
+                          <a:avLst/>
+                        </a:prstGeom>
+                        <a:solidFill>
+                          <a:schemeClr val="bg1"/>
+                        </a:solidFill>
+                      </wps:spPr>
+                      <wps:style>
+                        <a:lnRef idx="2">
+                          <a:schemeClr val="accent1">
+                            <a:shade val="15000"/>
+                          </a:schemeClr>
+                        </a:lnRef>
+                        <a:fillRef idx="1">
+                          <a:schemeClr val="accent1"/>
+                        </a:fillRef>
+                        <a:effectRef idx="0">
+                          <a:schemeClr val="accent1"/>
+                        </a:effectRef>
+                        <a:fontRef idx="minor">
+                          <a:schemeClr val="lt1"/>
+                        </a:fontRef>
+                      </wps:style>
+                      <wps:bodyPr rot="0" spcFirstLastPara="0" vertOverflow="overflow" horzOverflow="overflow" vert="horz" wrap="square" lIns="91440" tIns="45720" rIns="91440" bIns="45720" numCol="1" spcCol="0" rtlCol="0" fromWordArt="0" anchor="ctr" anchorCtr="0" forceAA="0" compatLnSpc="1">
+                        <a:prstTxWarp prst="textNoShape">
+                          <a:avLst/>
+                        </a:prstTxWarp>
+                        <a:noAutofit/>
+                      </wps:bodyPr>
+                    </wps:wsp>
+                  </a:graphicData>
+                </a:graphic>
+              </wp:anchor>
+            </w:drawing>
+          </mc:Choice>
+          <mc:Fallback>
+            <w:pict>
+              <v:rect w14:anchorId="1059D381" id="Rectangle 2" o:spid="_x0000_s1026" style="position:absolute;margin-left:5.75pt;margin-top:5.75pt;width:344.45pt;height:17.85pt;z-index:251660288;visibility:visible;mso-wrap-style:square;mso-wrap-distance-left:9pt;mso-wrap-distance-top:0;mso-wrap-distance-right:9pt;mso-wrap-distance-bottom:0;mso-position-horizontal:absolute;mso-position-horizontal-relative:text;mso-position-vertical:absolute;mso-position-vertical-relative:text;v-text-anchor:middle" o:gfxdata="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" fillcolor="white [3212]" strokecolor="#030e13 [484]" strokeweight="1pt"/>
+            </w:pict>
+          </mc:Fallback>
+        </mc:AlternateContent>
+      </w:r>
+      <w:r>
+        <w:rPr>
+          <w:noProof/>
+        </w:rPr>
+        <mc:AlternateContent>
+          <mc:Choice Requires="wps">
+            <w:drawing>
+              <wp:anchor distT="0" distB="0" distL="114300" distR="114300" simplePos="0" relativeHeight="251659264" behindDoc="0" locked="0" layoutInCell="1" allowOverlap="1" wp14:anchorId="267FF691" wp14:editId="3DE35C93">
+                <wp:simplePos x="0" y="0"/>
+                <wp:positionH relativeFrom="column">
+                  <wp:posOffset>36576</wp:posOffset>
+                </wp:positionH>
+                <wp:positionV relativeFrom="paragraph">
+                  <wp:posOffset>36754</wp:posOffset>
+                </wp:positionV>
+                <wp:extent cx="4440326" cy="4937760"/>
+                <wp:effectExtent l="0" t="0" r="17780" b="15240"/>
+                <wp:wrapNone/>
+                <wp:docPr id="1534909431" name="Rectangle 1"/>
+                <wp:cNvGraphicFramePr/>
+                <a:graphic xmlns:a="http://schemas.openxmlformats.org/drawingml/2006/main">
+                  <a:graphicData uri="http://schemas.microsoft.com/office/word/2010/wordprocessingShape">
+                    <wps:wsp>
+                      <wps:cNvSpPr/>
+                      <wps:spPr>
+                        <a:xfrm>
+                          <a:off x="0" y="0"/>
+                          <a:ext cx="4440326" cy="4937760"/>
+                        </a:xfrm>
+                        <a:prstGeom prst="rect">
+                          <a:avLst/>
+                        </a:prstGeom>
+                        <a:solidFill>
+                          <a:schemeClr val="bg1"/>
+                        </a:solidFill>
+                      </wps:spPr>
+                      <wps:style>
+                        <a:lnRef idx="2">
+                          <a:schemeClr val="accent1">
+                            <a:shade val="15000"/>
+                          </a:schemeClr>
+                        </a:lnRef>
+                        <a:fillRef idx="1">
+                          <a:schemeClr val="accent1"/>
+                        </a:fillRef>
+                        <a:effectRef idx="0">
+                          <a:schemeClr val="accent1"/>
+                        </a:effectRef>
+                        <a:fontRef idx="minor">
+                          <a:schemeClr val="lt1"/>
+                        </a:fontRef>
+                      </wps:style>
+                      <wps:bodyPr rot="0" spcFirstLastPara="0" vertOverflow="overflow" horzOverflow="overflow" vert="horz" wrap="square" lIns="91440" tIns="45720" rIns="91440" bIns="45720" numCol="1" spcCol="0" rtlCol="0" fromWordArt="0" anchor="ctr" anchorCtr="0" forceAA="0" compatLnSpc="1">
+                        <a:prstTxWarp prst="textNoShape">
+                          <a:avLst/>
+                        </a:prstTxWarp>
+                        <a:noAutofit/>
+                      </wps:bodyPr>
+                    </wps:wsp>
+                  </a:graphicData>
+                </a:graphic>
+              </wp:anchor>
+            </w:drawing>
+          </mc:Choice>
+          <mc:Fallback>
+            <w:pict>
+              <v:rect w14:anchorId="3E3AB2E5" id="Rectangle 1" o:spid="_x0000_s1026" style="position:absolute;margin-left:2.9pt;margin-top:2.9pt;width:349.65pt;height:388.8pt;z-index:251659264;visibility:visible;mso-wrap-style:square;mso-wrap-distance-left:9pt;mso-wrap-distance-top:0;mso-wrap-distance-right:9pt;mso-wrap-distance-bottom:0;mso-position-horizontal:absolute;mso-position-horizontal-relative:text;mso-position-vertical:absolute;mso-position-vertical-relative:text;v-text-anchor:middle" o:gfxdata="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" fillcolor="white [3212]" strokecolor="#030e13 [484]" strokeweight="1pt"/>
+            </w:pict>
+          </mc:Fallback>
+        </mc:AlternateContent>
+      </w:r>
+    </w:p>
+    <w:p>
+      <w:r>
+        <w:rPr>
+          <w:noProof/>
+        </w:rPr>
+        <mc:AlternateContent>
+          <mc:Choice Requires="wps">
+            <w:drawing>
+              <wp:anchor distT="0" distB="0" distL="114300" distR="114300" simplePos="0" relativeHeight="251680768" behindDoc="0" locked="0" layoutInCell="1" allowOverlap="1" wp14:anchorId="34E265B9" wp14:editId="6FE8022B">
+                <wp:simplePos x="0" y="0"/>
+                <wp:positionH relativeFrom="column">
+                  <wp:posOffset>2507285</wp:posOffset>
+                </wp:positionH>
+                <wp:positionV relativeFrom="paragraph">
+                  <wp:posOffset>2153589</wp:posOffset>
+                </wp:positionV>
+                <wp:extent cx="1148486" cy="299923"/>
+                <wp:effectExtent l="0" t="0" r="13970" b="24130"/>
+                <wp:wrapNone/>
+                <wp:docPr id="2141933245" name="Text Box 8"/>
+                <wp:cNvGraphicFramePr/>
+                <a:graphic xmlns:a="http://schemas.openxmlformats.org/drawingml/2006/main">
+                  <a:graphicData uri="http://schemas.microsoft.com/office/word/2010/wordprocessingShape">
+                    <wps:wsp>
+                      <wps:cNvSpPr txBox="1"/>
+                      <wps:spPr>
+                        <a:xfrm>
+                          <a:off x="0" y="0"/>
+                          <a:ext cx="1148486" cy="299923"/>
+                        </a:xfrm>
+                        <a:prstGeom prst="rect">
+                          <a:avLst/>
+                        </a:prstGeom>
+                        <a:solidFill>
+                          <a:schemeClr val="lt1"/>
+                        </a:solidFill>
+                        <a:ln w="6350">
+                          <a:solidFill>
+                            <a:prstClr val="black"/>
+                          </a:solidFill>
+                        </a:ln>
+                      </wps:spPr>
+                      <wps:txbx>
+                        <w:txbxContent>
+                          <w:p>
+                            <w:r>
+                              <w:t>Year Dropdown</w:t>
+                            </w:r>
+                          </w:p>
+                        </w:txbxContent>
+                      </wps:txbx>
+                      <wps:bodyPr rot="0" spcFirstLastPara="0" vertOverflow="overflow" horzOverflow="overflow" vert="horz" wrap="square" lIns="91440" tIns="45720" rIns="91440" bIns="45720" numCol="1" spcCol="0" rtlCol="0" fromWordArt="0" anchor="t" anchorCtr="0" forceAA="0" compatLnSpc="1">
+                        <a:prstTxWarp prst="textNoShape">
+                          <a:avLst/>
+                        </a:prstTxWarp>
+                        <a:noAutofit/>
+                      </wps:bodyPr>
+                    </wps:wsp>
+                  </a:graphicData>
+                </a:graphic>
+                <wp14:sizeRelH relativeFrom="margin">
+                  <wp14:pctWidth>0</wp14:pctWidth>
+                </wp14:sizeRelH>
+              </wp:anchor>
+            </w:drawing>
+          </mc:Choice>
+          <mc:Fallback>
+            <w:pict>
+              <v:shape w14:anchorId="34E265B9" id="Text Box 8" o:spid="_x0000_s1027" type="#_x0000_t202" style="position:absolute;margin-left:197.4pt;margin-top:169.55pt;width:90.45pt;height:23.6pt;z-index:251680768;visibility:visible;mso-wrap-style:square;mso-width-percent:0;mso-wrap-distance-left:9pt;mso-wrap-distance-top:0;mso-wrap-distance-right:9pt;mso-wrap-distance-bottom:0;mso-position-horizontal:absolute;mso-position-horizontal-relative:text;mso-position-vertical:absolute;mso-position-vertical-relative:text;mso-width-percent:0;mso-width-relative:margin;v-text-anchor:top" o:gfxdata="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" fillcolor="white [3201]" strokeweight=".5pt">
+                <v:textbox>
+                  <w:txbxContent>
+                    <w:p>
+                      <w:r>
+                        <w:t>Year Dropdown</w:t>
+                      </w:r>
+                    </w:p>
+                  </w:txbxContent>
+                </v:textbox>
+              </v:shape>
+            </w:pict>
+          </mc:Fallback>
+        </mc:AlternateContent>
+      </w:r>
+      <w:r>
+        <w:rPr>
+          <w:noProof/>
+        </w:rPr>
+        <mc:AlternateContent>
+          <mc:Choice Requires="wps">
+            <w:drawing>
+              <wp:anchor distT="0" distB="0" distL="114300" distR="114300" simplePos="0" relativeHeight="251678720" behindDoc="0" locked="0" layoutInCell="1" allowOverlap="1" wp14:anchorId="1D134C19" wp14:editId="098D4034">
+                <wp:simplePos x="0" y="0"/>
+                <wp:positionH relativeFrom="column">
+                  <wp:posOffset>3092679</wp:posOffset>
+                </wp:positionH>
+                <wp:positionV relativeFrom="paragraph">
+                  <wp:posOffset>1641424</wp:posOffset>
+                </wp:positionV>
+                <wp:extent cx="1148486" cy="299923"/>
+                <wp:effectExtent l="0" t="0" r="13970" b="24130"/>
+                <wp:wrapNone/>
+                <wp:docPr id="1719941071" name="Text Box 8"/>
+                <wp:cNvGraphicFramePr/>
+                <a:graphic xmlns:a="http://schemas.openxmlformats.org/drawingml/2006/main">
+                  <a:graphicData uri="http://schemas.microsoft.com/office/word/2010/wordprocessingShape">
+                    <wps:wsp>
+                      <wps:cNvSpPr txBox="1"/>
+                      <wps:spPr>
+                        <a:xfrm>
+                          <a:off x="0" y="0"/>
+                          <a:ext cx="1148486" cy="299923"/>
+                        </a:xfrm>
+                        <a:prstGeom prst="rect">
+                          <a:avLst/>
+                        </a:prstGeom>
+                        <a:solidFill>
+                          <a:schemeClr val="lt1"/>
+                        </a:solidFill>
+                        <a:ln w="6350">
+                          <a:solidFill>
+                            <a:prstClr val="black"/>
+                          </a:solidFill>
+                        </a:ln>
+                      </wps:spPr>
+                      <wps:txbx>
+                        <w:txbxContent>
+                          <w:p>
+                            <w:r>
+                              <w:t>Day Dropdown</w:t>
+                            </w:r>
+                          </w:p>
+                        </w:txbxContent>
+                      </wps:txbx>
+                      <wps:bodyPr rot="0" spcFirstLastPara="0" vertOverflow="overflow" horzOverflow="overflow" vert="horz" wrap="square" lIns="91440" tIns="45720" rIns="91440" bIns="45720" numCol="1" spcCol="0" rtlCol="0" fromWordArt="0" anchor="t" anchorCtr="0" forceAA="0" compatLnSpc="1">
+                        <a:prstTxWarp prst="textNoShape">
+                          <a:avLst/>
+                        </a:prstTxWarp>
+                        <a:noAutofit/>
+                      </wps:bodyPr>
+                    </wps:wsp>
+                  </a:graphicData>
+                </a:graphic>
+                <wp14:sizeRelH relativeFrom="margin">
+                  <wp14:pctWidth>0</wp14:pctWidth>
+                </wp14:sizeRelH>
+              </wp:anchor>
+            </w:drawing>
+          </mc:Choice>
+          <mc:Fallback>
+            <w:pict>
+              <v:shape w14:anchorId="1D134C19" id="_x0000_s1028" type="#_x0000_t202" style="position:absolute;margin-left:243.5pt;margin-top:129.25pt;width:90.45pt;height:23.6pt;z-index:251678720;visibility:visible;mso-wrap-style:square;mso-width-percent:0;mso-wrap-distance-left:9pt;mso-wrap-distance-top:0;mso-wrap-distance-right:9pt;mso-wrap-distance-bottom:0;mso-position-horizontal:absolute;mso-position-horizontal-relative:text;mso-position-vertical:absolute;mso-position-vertical-relative:text;mso-width-percent:0;mso-width-relative:margin;v-text-anchor:top" o:gfxdata="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" fillcolor="white [3201]" strokeweight=".5pt">
+                <v:textbox>
+                  <w:txbxContent>
+                    <w:p>
+                      <w:r>
+                        <w:t>Day Dropdown</w:t>
+                      </w:r>
+                    </w:p>
+                  </w:txbxContent>
+                </v:textbox>
+              </v:shape>
+            </w:pict>
+          </mc:Fallback>
+        </mc:AlternateContent>
+      </w:r>
+      <w:r>
+        <w:rPr>
+          <w:noProof/>
+        </w:rPr>
+        <mc:AlternateContent>
+          <mc:Choice Requires="wps">
+            <w:drawing>
+              <wp:anchor distT="0" distB="0" distL="114300" distR="114300" simplePos="0" relativeHeight="251676672" behindDoc="0" locked="0" layoutInCell="1" allowOverlap="1" wp14:anchorId="7138A957" wp14:editId="10D82894">
+                <wp:simplePos x="0" y="0"/>
+                <wp:positionH relativeFrom="column">
+                  <wp:posOffset>1916354</wp:posOffset>
+                </wp:positionH>
+                <wp:positionV relativeFrom="paragraph">
+                  <wp:posOffset>1657324</wp:posOffset>
+                </wp:positionV>
+                <wp:extent cx="1119225" cy="299720"/>
+                <wp:effectExtent l="0" t="0" r="24130" b="24130"/>
+                <wp:wrapNone/>
+                <wp:docPr id="340177692" name="Text Box 8"/>
+                <wp:cNvGraphicFramePr/>
+                <a:graphic xmlns:a="http://schemas.openxmlformats.org/drawingml/2006/main">
+                  <a:graphicData uri="http://schemas.microsoft.com/office/word/2010/wordprocessingShape">
+                    <wps:wsp>
+                      <wps:cNvSpPr txBox="1"/>
+                      <wps:spPr>
+                        <a:xfrm>
+                          <a:off x="0" y="0"/>
+                          <a:ext cx="1119225" cy="299720"/>
+                        </a:xfrm>
+                        <a:prstGeom prst="rect">
+                          <a:avLst/>
+                        </a:prstGeom>
+                        <a:solidFill>
+                          <a:schemeClr val="lt1"/>
+                        </a:solidFill>
+                        <a:ln w="6350">
+                          <a:solidFill>
+                            <a:prstClr val="black"/>
+                          </a:solidFill>
+                        </a:ln>
+                      </wps:spPr>
+                      <wps:txbx>
+                        <w:txbxContent>
+                          <w:p>
+                            <w:r>
+                              <w:t>Month Checkbox</w:t>
+                            </w:r>
+                          </w:p>
+                        </w:txbxContent>
+                      </wps:txbx>
+                      <wps:bodyPr rot="0" spcFirstLastPara="0" vertOverflow="overflow" horzOverflow="overflow" vert="horz" wrap="square" lIns="91440" tIns="45720" rIns="91440" bIns="45720" numCol="1" spcCol="0" rtlCol="0" fromWordArt="0" anchor="t" anchorCtr="0" forceAA="0" compatLnSpc="1">
+                        <a:prstTxWarp prst="textNoShape">
+                          <a:avLst/>
+                        </a:prstTxWarp>
+                        <a:noAutofit/>
+                      </wps:bodyPr>
+                    </wps:wsp>
+                  </a:graphicData>
+                </a:graphic>
+                <wp14:sizeRelH relativeFrom="margin">
+                  <wp14:pctWidth>0</wp14:pctWidth>
+                </wp14:sizeRelH>
+              </wp:anchor>
+            </w:drawing>
+          </mc:Choice>
+          <mc:Fallback>
+            <w:pict>
+              <v:shape w14:anchorId="7138A957" id="_x0000_s1029" type="#_x0000_t202" style="position:absolute;margin-left:150.9pt;margin-top:130.5pt;width:88.15pt;height:23.6pt;z-index:251676672;visibility:visible;mso-wrap-style:square;mso-width-percent:0;mso-wrap-distance-left:9pt;mso-wrap-distance-top:0;mso-wrap-distance-right:9pt;mso-wrap-distance-bottom:0;mso-position-horizontal:absolute;mso-position-horizontal-relative:text;mso-position-vertical:absolute;mso-position-vertical-relative:text;mso-width-percent:0;mso-width-relative:margin;v-text-anchor:top" o:gfxdata="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" fillcolor="white [3201]" strokeweight=".5pt">
+                <v:textbox>
+                  <w:txbxContent>
+                    <w:p>
+                      <w:r>
+                        <w:t>Month Checkbox</w:t>
+                      </w:r>
+                    </w:p>
+                  </w:txbxContent>
+                </v:textbox>
+              </v:shape>
+            </w:pict>
+          </mc:Fallback>
+        </mc:AlternateContent>
+      </w:r>
+      <w:r>
+        <w:rPr>
+          <w:noProof/>
+        </w:rPr>
+        <mc:AlternateContent>
+          <mc:Choice Requires="wps">
+            <w:drawing>
+              <wp:anchor distT="0" distB="0" distL="114300" distR="114300" simplePos="0" relativeHeight="251674624" behindDoc="0" locked="0" layoutInCell="1" allowOverlap="1" wp14:anchorId="2D57F18F" wp14:editId="73DC1460">
+                <wp:simplePos x="0" y="0"/>
+                <wp:positionH relativeFrom="column">
+                  <wp:posOffset>188646</wp:posOffset>
+                </wp:positionH>
+                <wp:positionV relativeFrom="paragraph">
+                  <wp:posOffset>2431364</wp:posOffset>
+                </wp:positionV>
+                <wp:extent cx="1580083" cy="299923"/>
+                <wp:effectExtent l="0" t="0" r="20320" b="24130"/>
+                <wp:wrapNone/>
+                <wp:docPr id="768253631" name="Text Box 8"/>
+                <wp:cNvGraphicFramePr/>
+                <a:graphic xmlns:a="http://schemas.openxmlformats.org/drawingml/2006/main">
+                  <a:graphicData uri="http://schemas.microsoft.com/office/word/2010/wordprocessingShape">
+                    <wps:wsp>
+                      <wps:cNvSpPr txBox="1"/>
+                      <wps:spPr>
+                        <a:xfrm>
+                          <a:off x="0" y="0"/>
+                          <a:ext cx="1580083" cy="299923"/>
+                        </a:xfrm>
+                        <a:prstGeom prst="rect">
+                          <a:avLst/>
+                        </a:prstGeom>
+                        <a:solidFill>
+                          <a:schemeClr val="lt1"/>
+                        </a:solidFill>
+                        <a:ln w="6350">
+                          <a:solidFill>
+                            <a:prstClr val="black"/>
+                          </a:solidFill>
+                        </a:ln>
+                      </wps:spPr>
+                      <wps:txbx>
+                        <w:txbxContent>
+                          <w:p>
+                            <w:r>
+                              <w:t>Gov ID Field</w:t>
+                            </w:r>
+                          </w:p>
+                        </w:txbxContent>
+                      </wps:txbx>
+                      <wps:bodyPr rot="0" spcFirstLastPara="0" vertOverflow="overflow" horzOverflow="overflow" vert="horz" wrap="square" lIns="91440" tIns="45720" rIns="91440" bIns="45720" numCol="1" spcCol="0" rtlCol="0" fromWordArt="0" anchor="t" anchorCtr="0" forceAA="0" compatLnSpc="1">
+                        <a:prstTxWarp prst="textNoShape">
+                          <a:avLst/>
+                        </a:prstTxWarp>
+                        <a:noAutofit/>
+                      </wps:bodyPr>
+                    </wps:wsp>
+                  </a:graphicData>
+                </a:graphic>
+              </wp:anchor>
+            </w:drawing>
+          </mc:Choice>
+          <mc:Fallback>
+            <w:pict>
+              <v:shape w14:anchorId="2D57F18F" id="_x0000_s1030" type="#_x0000_t202" style="position:absolute;margin-left:14.85pt;margin-top:191.45pt;width:124.4pt;height:23.6pt;z-index:251674624;visibility:visible;mso-wrap-style:square;mso-wrap-distance-left:9pt;mso-wrap-distance-top:0;mso-wrap-distance-right:9pt;mso-wrap-distance-bottom:0;mso-position-horizontal:absolute;mso-position-horizontal-relative:text;mso-position-vertical:absolute;mso-position-vertical-relative:text;v-text-anchor:top" o:gfxdata="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" fillcolor="white [3201]" strokeweight=".5pt">
+                <v:textbox>
+                  <w:txbxContent>
+                    <w:p>
+                      <w:r>
+                        <w:t>Gov ID Field</w:t>
+                      </w:r>
+                    </w:p>
+                  </w:txbxContent>
+                </v:textbox>
+              </v:shape>
+            </w:pict>
+          </mc:Fallback>
+        </mc:AlternateContent>
+      </w:r>
+      <w:r>
+        <w:rPr>
+          <w:noProof/>
+        </w:rPr>
+        <mc:AlternateContent>
+          <mc:Choice Requires="wps">
+            <w:drawing>
+              <wp:anchor distT="0" distB="0" distL="114300" distR="114300" simplePos="0" relativeHeight="251672576" behindDoc="0" locked="0" layoutInCell="1" allowOverlap="1" wp14:anchorId="42B21909" wp14:editId="317F3A75">
+                <wp:simplePos x="0" y="0"/>
+                <wp:positionH relativeFrom="column">
+                  <wp:posOffset>188646</wp:posOffset>
+                </wp:positionH>
+                <wp:positionV relativeFrom="paragraph">
+                  <wp:posOffset>2124583</wp:posOffset>
+                </wp:positionV>
+                <wp:extent cx="1580083" cy="299923"/>
+                <wp:effectExtent l="0" t="0" r="20320" b="24130"/>
+                <wp:wrapNone/>
+                <wp:docPr id="1160636029" name="Text Box 8"/>
+                <wp:cNvGraphicFramePr/>
+                <a:graphic xmlns:a="http://schemas.openxmlformats.org/drawingml/2006/main">
+                  <a:graphicData uri="http://schemas.microsoft.com/office/word/2010/wordprocessingShape">
+                    <wps:wsp>
+                      <wps:cNvSpPr txBox="1"/>
+                      <wps:spPr>
+                        <a:xfrm>
+                          <a:off x="0" y="0"/>
+                          <a:ext cx="1580083" cy="299923"/>
+                        </a:xfrm>
+                        <a:prstGeom prst="rect">
+                          <a:avLst/>
+                        </a:prstGeom>
+                        <a:solidFill>
+                          <a:schemeClr val="lt1"/>
+                        </a:solidFill>
+                        <a:ln w="6350">
+                          <a:solidFill>
+                            <a:prstClr val="black"/>
+                          </a:solidFill>
+                        </a:ln>
+                      </wps:spPr>
+                      <wps:txbx>
+                        <w:txbxContent>
+                          <w:p>
+                            <w:r>
+                              <w:t>Student ID Field</w:t>
+                            </w:r>
+                          </w:p>
+                        </w:txbxContent>
+                      </wps:txbx>
+                      <wps:bodyPr rot="0" spcFirstLastPara="0" vertOverflow="overflow" horzOverflow="overflow" vert="horz" wrap="square" lIns="91440" tIns="45720" rIns="91440" bIns="45720" numCol="1" spcCol="0" rtlCol="0" fromWordArt="0" anchor="t" anchorCtr="0" forceAA="0" compatLnSpc="1">
+                        <a:prstTxWarp prst="textNoShape">
+                          <a:avLst/>
+                        </a:prstTxWarp>
+                        <a:noAutofit/>
+                      </wps:bodyPr>
+                    </wps:wsp>
+                  </a:graphicData>
+                </a:graphic>
+              </wp:anchor>
+            </w:drawing>
+          </mc:Choice>
+          <mc:Fallback>
+            <w:pict>
+              <v:shape w14:anchorId="42B21909" id="_x0000_s1031" type="#_x0000_t202" style="position:absolute;margin-left:14.85pt;margin-top:167.3pt;width:124.4pt;height:23.6pt;z-index:251672576;visibility:visible;mso-wrap-style:square;mso-wrap-distance-left:9pt;mso-wrap-distance-top:0;mso-wrap-distance-right:9pt;mso-wrap-distance-bottom:0;mso-position-horizontal:absolute;mso-position-horizontal-relative:text;mso-position-vertical:absolute;mso-position-vertical-relative:text;v-text-anchor:top" o:gfxdata="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" fillcolor="white [3201]" strokeweight=".5pt">
+                <v:textbox>
+                  <w:txbxContent>
+                    <w:p>
+                      <w:r>
+                        <w:t>Student ID Field</w:t>
+                      </w:r>
+                    </w:p>
+                  </w:txbxContent>
+                </v:textbox>
+              </v:shape>
+            </w:pict>
+          </mc:Fallback>
+        </mc:AlternateContent>
+      </w:r>
+      <w:r>
+        <w:rPr>
+          <w:noProof/>
+        </w:rPr>
+        <mc:AlternateContent>
+          <mc:Choice Requires="wps">
+            <w:drawing>
+              <wp:anchor distT="0" distB="0" distL="114300" distR="114300" simplePos="0" relativeHeight="251670528" behindDoc="0" locked="0" layoutInCell="1" allowOverlap="1" wp14:anchorId="1A3D7F0D" wp14:editId="6F3F17C4">
+                <wp:simplePos x="0" y="0"/>
+                <wp:positionH relativeFrom="column">
+                  <wp:posOffset>188646</wp:posOffset>
+                </wp:positionH>
+                <wp:positionV relativeFrom="paragraph">
+                  <wp:posOffset>1810029</wp:posOffset>
+                </wp:positionV>
+                <wp:extent cx="1580083" cy="299923"/>
+                <wp:effectExtent l="0" t="0" r="20320" b="24130"/>
+                <wp:wrapNone/>
+                <wp:docPr id="2081688659" name="Text Box 8"/>
+                <wp:cNvGraphicFramePr/>
+                <a:graphic xmlns:a="http://schemas.openxmlformats.org/drawingml/2006/main">
+                  <a:graphicData uri="http://schemas.microsoft.com/office/word/2010/wordprocessingShape">
+                    <wps:wsp>
+                      <wps:cNvSpPr txBox="1"/>
+                      <wps:spPr>
+                        <a:xfrm>
+                          <a:off x="0" y="0"/>
+                          <a:ext cx="1580083" cy="299923"/>
+                        </a:xfrm>
+                        <a:prstGeom prst="rect">
+                          <a:avLst/>
+                        </a:prstGeom>
+                        <a:solidFill>
+                          <a:schemeClr val="lt1"/>
+                        </a:solidFill>
+                        <a:ln w="6350">
+                          <a:solidFill>
+                            <a:prstClr val="black"/>
+                          </a:solidFill>
+                        </a:ln>
+                      </wps:spPr>
+                      <wps:txbx>
+                        <w:txbxContent>
+                          <w:p>
+                            <w:r>
+                              <w:t>Last</w:t>
+                            </w:r>
+                            <w:r>
+                              <w:t xml:space="preserve"> Name Field</w:t>
+                            </w:r>
+                          </w:p>
+                        </w:txbxContent>
+                      </wps:txbx>
+                      <wps:bodyPr rot="0" spcFirstLastPara="0" vertOverflow="overflow" horzOverflow="overflow" vert="horz" wrap="square" lIns="91440" tIns="45720" rIns="91440" bIns="45720" numCol="1" spcCol="0" rtlCol="0" fromWordArt="0" anchor="t" anchorCtr="0" forceAA="0" compatLnSpc="1">
+                        <a:prstTxWarp prst="textNoShape">
+                          <a:avLst/>
+                        </a:prstTxWarp>
+                        <a:noAutofit/>
+                      </wps:bodyPr>
+                    </wps:wsp>
+                  </a:graphicData>
+                </a:graphic>
+              </wp:anchor>
+            </w:drawing>
+          </mc:Choice>
+          <mc:Fallback>
+            <w:pict>
+              <v:shape w14:anchorId="1A3D7F0D" id="_x0000_s1032" type="#_x0000_t202" style="position:absolute;margin-left:14.85pt;margin-top:142.5pt;width:124.4pt;height:23.6pt;z-index:251670528;visibility:visible;mso-wrap-style:square;mso-wrap-distance-left:9pt;mso-wrap-distance-top:0;mso-wrap-distance-right:9pt;mso-wrap-distance-bottom:0;mso-position-horizontal:absolute;mso-position-horizontal-relative:text;mso-position-vertical:absolute;mso-position-vertical-relative:text;v-text-anchor:top" o:gfxdata="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" fillcolor="white [3201]" strokeweight=".5pt">
+                <v:textbox>
+                  <w:txbxContent>
+                    <w:p>
+                      <w:r>
+                        <w:t>Last</w:t>
+                      </w:r>
+                      <w:r>
+                        <w:t xml:space="preserve"> Name Field</w:t>
+                      </w:r>
+                    </w:p>
+                  </w:txbxContent>
+                </v:textbox>
+              </v:shape>
+            </w:pict>
+          </mc:Fallback>
+        </mc:AlternateContent>
+      </w:r>
+      <w:r>
+        <w:rPr>
+          <w:noProof/>
+        </w:rPr>
+        <mc:AlternateContent>
+          <mc:Choice Requires="wps">
+            <w:drawing>
+              <wp:anchor distT="0" distB="0" distL="114300" distR="114300" simplePos="0" relativeHeight="251668480" behindDoc="0" locked="0" layoutInCell="1" allowOverlap="1" wp14:anchorId="00713232" wp14:editId="14619C2D">
+                <wp:simplePos x="0" y="0"/>
+                <wp:positionH relativeFrom="column">
+                  <wp:posOffset>190195</wp:posOffset>
+                </wp:positionH>
+                <wp:positionV relativeFrom="paragraph">
+                  <wp:posOffset>1496746</wp:posOffset>
+                </wp:positionV>
+                <wp:extent cx="1580083" cy="299923"/>
+                <wp:effectExtent l="0" t="0" r="20320" b="24130"/>
+                <wp:wrapNone/>
+                <wp:docPr id="343625700" name="Text Box 8"/>
+                <wp:cNvGraphicFramePr/>
+                <a:graphic xmlns:a="http://schemas.openxmlformats.org/drawingml/2006/main">
+                  <a:graphicData uri="http://schemas.microsoft.com/office/word/2010/wordprocessingShape">
+                    <wps:wsp>
+                      <wps:cNvSpPr txBox="1"/>
+                      <wps:spPr>
+                        <a:xfrm>
+                          <a:off x="0" y="0"/>
+                          <a:ext cx="1580083" cy="299923"/>
+                        </a:xfrm>
+                        <a:prstGeom prst="rect">
+                          <a:avLst/>
+                        </a:prstGeom>
+                        <a:solidFill>
+                          <a:schemeClr val="lt1"/>
+                        </a:solidFill>
+                        <a:ln w="6350">
+                          <a:solidFill>
+                            <a:prstClr val="black"/>
+                          </a:solidFill>
+                        </a:ln>
+                      </wps:spPr>
+                      <wps:txbx>
+                        <w:txbxContent>
+                          <w:p>
+                            <w:r>
+                              <w:t>First Name Field</w:t>
+                            </w:r>
+                          </w:p>
+                        </w:txbxContent>
+                      </wps:txbx>
+                      <wps:bodyPr rot="0" spcFirstLastPara="0" vertOverflow="overflow" horzOverflow="overflow" vert="horz" wrap="square" lIns="91440" tIns="45720" rIns="91440" bIns="45720" numCol="1" spcCol="0" rtlCol="0" fromWordArt="0" anchor="t" anchorCtr="0" forceAA="0" compatLnSpc="1">
+                        <a:prstTxWarp prst="textNoShape">
+                          <a:avLst/>
+                        </a:prstTxWarp>
+                        <a:noAutofit/>
+                      </wps:bodyPr>
+                    </wps:wsp>
+                  </a:graphicData>
+                </a:graphic>
+              </wp:anchor>
+            </w:drawing>
+          </mc:Choice>
+          <mc:Fallback>
+            <w:pict>
+              <v:shape w14:anchorId="00713232" id="_x0000_s1033" type="#_x0000_t202" style="position:absolute;margin-left:15pt;margin-top:117.85pt;width:124.4pt;height:23.6pt;z-index:251668480;visibility:visible;mso-wrap-style:square;mso-wrap-distance-left:9pt;mso-wrap-distance-top:0;mso-wrap-distance-right:9pt;mso-wrap-distance-bottom:0;mso-position-horizontal:absolute;mso-position-horizontal-relative:text;mso-position-vertical:absolute;mso-position-vertical-relative:text;v-text-anchor:top" o:gfxdata="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" fillcolor="white [3201]" strokeweight=".5pt">
+                <v:textbox>
+                  <w:txbxContent>
+                    <w:p>
+                      <w:r>
+                        <w:t>First Name Field</w:t>
+                      </w:r>
+                    </w:p>
+                  </w:txbxContent>
+                </v:textbox>
+              </v:shape>
+            </w:pict>
+          </mc:Fallback>
+        </mc:AlternateContent>
+      </w:r>
+      <w:r>
+        <w:rPr>
+          <w:noProof/>
+        </w:rPr>
+        <mc:AlternateContent>
+          <mc:Choice Requires="wps">
+            <w:drawing>
+              <wp:anchor distT="0" distB="0" distL="114300" distR="114300" simplePos="0" relativeHeight="251667456" behindDoc="0" locked="0" layoutInCell="1" allowOverlap="1" wp14:anchorId="4ED6ABA2" wp14:editId="4C247083">
+                <wp:simplePos x="0" y="0"/>
+                <wp:positionH relativeFrom="column">
+                  <wp:posOffset>153619</wp:posOffset>
+                </wp:positionH>
+                <wp:positionV relativeFrom="paragraph">
+                  <wp:posOffset>948106</wp:posOffset>
+                </wp:positionV>
+                <wp:extent cx="4133088" cy="292608"/>
+                <wp:effectExtent l="0" t="0" r="20320" b="12700"/>
+                <wp:wrapNone/>
+                <wp:docPr id="1705671928" name="Text Box 7"/>
+                <wp:cNvGraphicFramePr/>
+                <a:graphic xmlns:a="http://schemas.openxmlformats.org/drawingml/2006/main">
+                  <a:graphicData uri="http://schemas.microsoft.com/office/word/2010/wordprocessingShape">
+                    <wps:wsp>
+                      <wps:cNvSpPr txBox="1"/>
+                      <wps:spPr>
+                        <a:xfrm>
+                          <a:off x="0" y="0"/>
+                          <a:ext cx="4133088" cy="292608"/>
+                        </a:xfrm>
+                        <a:prstGeom prst="rect">
+                          <a:avLst/>
+                        </a:prstGeom>
+                        <a:solidFill>
+                          <a:schemeClr val="lt1"/>
+                        </a:solidFill>
+                        <a:ln w="6350">
+                          <a:solidFill>
+                            <a:prstClr val="black"/>
+                          </a:solidFill>
+                        </a:ln>
+                      </wps:spPr>
+                      <wps:txbx>
+                        <w:txbxContent>
+                          <w:p>
+                            <w:pPr>
+                              <w:jc w:val="center"/>
+                            </w:pPr>
+                            <w:r>
+                              <w:t>SELECTED PERSON INFORMATION</w:t>
+                            </w:r>
+                          </w:p>
+                        </w:txbxContent>
+                      </wps:txbx>
+                      <wps:bodyPr rot="0" spcFirstLastPara="0" vertOverflow="overflow" horzOverflow="overflow" vert="horz" wrap="square" lIns="91440" tIns="45720" rIns="91440" bIns="45720" numCol="1" spcCol="0" rtlCol="0" fromWordArt="0" anchor="t" anchorCtr="0" forceAA="0" compatLnSpc="1">
+                        <a:prstTxWarp prst="textNoShape">
+                          <a:avLst/>
+                        </a:prstTxWarp>
+                        <a:noAutofit/>
+                      </wps:bodyPr>
+                    </wps:wsp>
+                  </a:graphicData>
+                </a:graphic>
+                <wp14:sizeRelV relativeFrom="margin">
+                  <wp14:pctHeight>0</wp14:pctHeight>
+                </wp14:sizeRelV>
+              </wp:anchor>
+            </w:drawing>
+          </mc:Choice>
+          <mc:Fallback>
+            <w:pict>
+              <v:shape w14:anchorId="4ED6ABA2" id="Text Box 7" o:spid="_x0000_s1034" type="#_x0000_t202" style="position:absolute;margin-left:12.1pt;margin-top:74.65pt;width:325.45pt;height:23.05pt;z-index:251667456;visibility:visible;mso-wrap-style:square;mso-height-percent:0;mso-wrap-distance-left:9pt;mso-wrap-distance-top:0;mso-wrap-distance-right:9pt;mso-wrap-distance-bottom:0;mso-position-horizontal:absolute;mso-position-horizontal-relative:text;mso-position-vertical:absolute;mso-position-vertical-relative:text;mso-height-percent:0;mso-height-relative:margin;v-text-anchor:top" o:gfxdata="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" fillcolor="white [3201]" strokeweight=".5pt">
+                <v:textbox>
+                  <w:txbxContent>
+                    <w:p>
+                      <w:pPr>
+                        <w:jc w:val="center"/>
+                      </w:pPr>
+                      <w:r>
+                        <w:t>SELECTED PERSON INFORMATION</w:t>
+                      </w:r>
+                    </w:p>
+                  </w:txbxContent>
+                </v:textbox>
+              </v:shape>
+            </w:pict>
+          </mc:Fallback>
+        </mc:AlternateContent>
+      </w:r>
+      <w:r>
+        <w:rPr>
+          <w:noProof/>
+        </w:rPr>
+        <mc:AlternateContent>
+          <mc:Choice Requires="wps">
+            <w:drawing>
+              <wp:anchor distT="0" distB="0" distL="114300" distR="114300" simplePos="0" relativeHeight="251666432" behindDoc="0" locked="0" layoutInCell="1" allowOverlap="1" wp14:anchorId="3A188ACE" wp14:editId="43AB3975">
+                <wp:simplePos x="0" y="0"/>
+                <wp:positionH relativeFrom="column">
+                  <wp:posOffset>95098</wp:posOffset>
+                </wp:positionH>
+                <wp:positionV relativeFrom="paragraph">
+                  <wp:posOffset>882269</wp:posOffset>
+                </wp:positionV>
+                <wp:extent cx="4286707" cy="3767328"/>
+                <wp:effectExtent l="0" t="0" r="19050" b="24130"/>
+                <wp:wrapNone/>
+                <wp:docPr id="1602302845" name="Rectangle 6"/>
+                <wp:cNvGraphicFramePr/>
+                <a:graphic xmlns:a="http://schemas.openxmlformats.org/drawingml/2006/main">
+                  <a:graphicData uri="http://schemas.microsoft.com/office/word/2010/wordprocessingShape">
+                    <wps:wsp>
+                      <wps:cNvSpPr/>
+                      <wps:spPr>
+                        <a:xfrm>
+                          <a:off x="0" y="0"/>
+                          <a:ext cx="4286707" cy="3767328"/>
+                        </a:xfrm>
+                        <a:prstGeom prst="rect">
+                          <a:avLst/>
+                        </a:prstGeom>
+                        <a:solidFill>
+                          <a:schemeClr val="bg1"/>
+                        </a:solidFill>
+                      </wps:spPr>
+                      <wps:style>
+                        <a:lnRef idx="2">
+                          <a:schemeClr val="accent1">
+                            <a:shade val="15000"/>
+                          </a:schemeClr>
+                        </a:lnRef>
+                        <a:fillRef idx="1">
+                          <a:schemeClr val="accent1"/>
+                        </a:fillRef>
+                        <a:effectRef idx="0">
+                          <a:schemeClr val="accent1"/>
+                        </a:effectRef>
+                        <a:fontRef idx="minor">
+                          <a:schemeClr val="lt1"/>
+                        </a:fontRef>
+                      </wps:style>
+                      <wps:bodyPr rot="0" spcFirstLastPara="0" vertOverflow="overflow" horzOverflow="overflow" vert="horz" wrap="square" lIns="91440" tIns="45720" rIns="91440" bIns="45720" numCol="1" spcCol="0" rtlCol="0" fromWordArt="0" anchor="ctr" anchorCtr="0" forceAA="0" compatLnSpc="1">
+                        <a:prstTxWarp prst="textNoShape">
+                          <a:avLst/>
+                        </a:prstTxWarp>
+                        <a:noAutofit/>
+                      </wps:bodyPr>
+                    </wps:wsp>
+                  </a:graphicData>
+                </a:graphic>
+              </wp:anchor>
+            </w:drawing>
+          </mc:Choice>
+          <mc:Fallback>
+            <w:pict>
+              <v:rect w14:anchorId="2E1E3308" id="Rectangle 6" o:spid="_x0000_s1026" style="position:absolute;margin-left:7.5pt;margin-top:69.45pt;width:337.55pt;height:296.65pt;z-index:251666432;visibility:visible;mso-wrap-style:square;mso-wrap-distance-left:9pt;mso-wrap-distance-top:0;mso-wrap-distance-right:9pt;mso-wrap-distance-bottom:0;mso-position-horizontal:absolute;mso-position-horizontal-relative:text;mso-position-vertical:absolute;mso-position-vertical-relative:text;v-text-anchor:middle" o:gfxdata="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" fillcolor="white [3212]" strokecolor="#030e13 [484]" strokeweight="1pt"/>
+            </w:pict>
+          </mc:Fallback>
+        </mc:AlternateContent>
+      </w:r>
+      <w:r>
+        <w:rPr>
+          <w:noProof/>
+        </w:rPr>
+        <mc:AlternateContent>
+          <mc:Choice Requires="wps">
+            <w:drawing>
+              <wp:anchor distT="0" distB="0" distL="114300" distR="114300" simplePos="0" relativeHeight="251665408" behindDoc="0" locked="0" layoutInCell="1" allowOverlap="1" wp14:anchorId="40325086" wp14:editId="52B85BB5">
+                <wp:simplePos x="0" y="0"/>
+                <wp:positionH relativeFrom="column">
+                  <wp:posOffset>2106778</wp:posOffset>
+                </wp:positionH>
+                <wp:positionV relativeFrom="paragraph">
+                  <wp:posOffset>165379</wp:posOffset>
+                </wp:positionV>
+                <wp:extent cx="2253005" cy="658368"/>
+                <wp:effectExtent l="0" t="0" r="13970" b="27940"/>
+                <wp:wrapNone/>
+                <wp:docPr id="687975608" name="Text Box 5"/>
+                <wp:cNvGraphicFramePr/>
+                <a:graphic xmlns:a="http://schemas.openxmlformats.org/drawingml/2006/main">
+                  <a:graphicData uri="http://schemas.microsoft.com/office/word/2010/wordprocessingShape">
+                    <wps:wsp>
+                      <wps:cNvSpPr txBox="1"/>
+                      <wps:spPr>
+                        <a:xfrm>
+                          <a:off x="0" y="0"/>
+                          <a:ext cx="2253005" cy="658368"/>
+                        </a:xfrm>
+                        <a:prstGeom prst="rect">
+                          <a:avLst/>
+                        </a:prstGeom>
+                        <a:solidFill>
+                          <a:schemeClr val="lt1"/>
+                        </a:solidFill>
+                        <a:ln w="6350">
+                          <a:solidFill>
+                            <a:prstClr val="black"/>
+                          </a:solidFill>
+                        </a:ln>
+                      </wps:spPr>
+                      <wps:txbx>
+                        <w:txbxContent>
+                          <w:p>
+                            <w:r>
+                              <w:t>New Person Button</w:t>
+                            </w:r>
+                          </w:p>
+                          <w:p>
+                            <w:r>
+                              <w:t>Edit Person Button            Delete Person</w:t>
+                            </w:r>
+                          </w:p>
+                        </w:txbxContent>
+                      </wps:txbx>
+                      <wps:bodyPr rot="0" spcFirstLastPara="0" vertOverflow="overflow" horzOverflow="overflow" vert="horz" wrap="square" lIns="91440" tIns="45720" rIns="91440" bIns="45720" numCol="1" spcCol="0" rtlCol="0" fromWordArt="0" anchor="t" anchorCtr="0" forceAA="0" compatLnSpc="1">
+                        <a:prstTxWarp prst="textNoShape">
+                          <a:avLst/>
+                        </a:prstTxWarp>
+                        <a:noAutofit/>
+                      </wps:bodyPr>
+                    </wps:wsp>
+                  </a:graphicData>
+                </a:graphic>
+                <wp14:sizeRelH relativeFrom="margin">
+                  <wp14:pctWidth>0</wp14:pctWidth>
+                </wp14:sizeRelH>
+                <wp14:sizeRelV relativeFrom="margin">
+                  <wp14:pctHeight>0</wp14:pctHeight>
+                </wp14:sizeRelV>
+              </wp:anchor>
+            </w:drawing>
+          </mc:Choice>
+          <mc:Fallback>
+            <w:pict>
+              <v:shape w14:anchorId="40325086" id="Text Box 5" o:spid="_x0000_s1035" type="#_x0000_t202" style="position:absolute;margin-left:165.9pt;margin-top:13pt;width:177.4pt;height:51.85pt;z-index:251665408;visibility:visible;mso-wrap-style:square;mso-width-percent:0;mso-height-percent:0;mso-wrap-distance-left:9pt;mso-wrap-distance-top:0;mso-wrap-distance-right:9pt;mso-wrap-distance-bottom:0;mso-position-horizontal:absolute;mso-position-horizontal-relative:text;mso-position-vertical:absolute;mso-position-vertical-relative:text;mso-width-percent:0;mso-height-percent:0;mso-width-relative:margin;mso-height-relative:margin;v-text-anchor:top" o:gfxdata="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" fillcolor="white [3201]" strokeweight=".5pt">
+                <v:textbox>
+                  <w:txbxContent>
+                    <w:p>
+                      <w:r>
+                        <w:t>New Person Button</w:t>
+                      </w:r>
+                    </w:p>
+                    <w:p>
+                      <w:r>
+                        <w:t>Edit Person Button            Delete Person</w:t>
+                      </w:r>
+                    </w:p>
+                  </w:txbxContent>
+                </v:textbox>
+              </v:shape>
+            </w:pict>
+          </mc:Fallback>
+        </mc:AlternateContent>
+      </w:r>
+      <w:r>
+        <w:rPr>
+          <w:noProof/>
+        </w:rPr>
+        <mc:AlternateContent>
+          <mc:Choice Requires="wps">
+            <w:drawing>
+              <wp:anchor distT="0" distB="0" distL="114300" distR="114300" simplePos="0" relativeHeight="251663360" behindDoc="0" locked="0" layoutInCell="1" allowOverlap="1" wp14:anchorId="16AB8E75" wp14:editId="312B541C">
+                <wp:simplePos x="0" y="0"/>
+                <wp:positionH relativeFrom="column">
+                  <wp:posOffset>168250</wp:posOffset>
+                </wp:positionH>
+                <wp:positionV relativeFrom="paragraph">
+                  <wp:posOffset>172695</wp:posOffset>
+                </wp:positionV>
+                <wp:extent cx="1858060" cy="555955"/>
+                <wp:effectExtent l="0" t="0" r="27940" b="15875"/>
+                <wp:wrapNone/>
+                <wp:docPr id="773508727" name="Text Box 5"/>
+                <wp:cNvGraphicFramePr/>
+                <a:graphic xmlns:a="http://schemas.openxmlformats.org/drawingml/2006/main">
+                  <a:graphicData uri="http://schemas.microsoft.com/office/word/2010/wordprocessingShape">
+                    <wps:wsp>
+                      <wps:cNvSpPr txBox="1"/>
+                      <wps:spPr>
+                        <a:xfrm>
+                          <a:off x="0" y="0"/>
+                          <a:ext cx="1858060" cy="555955"/>
+                        </a:xfrm>
+                        <a:prstGeom prst="rect">
+                          <a:avLst/>
+                        </a:prstGeom>
+                        <a:solidFill>
+                          <a:schemeClr val="lt1"/>
+                        </a:solidFill>
+                        <a:ln w="6350">
+                          <a:solidFill>
+                            <a:prstClr val="black"/>
+                          </a:solidFill>
+                        </a:ln>
+                      </wps:spPr>
+                      <wps:txbx>
+                        <w:txbxContent>
+                          <w:p>
+                            <w:r>
+                              <w:t>Dropdown with Persons</w:t>
+                            </w:r>
+                          </w:p>
+                        </w:txbxContent>
+                      </wps:txbx>
+                      <wps:bodyPr rot="0" spcFirstLastPara="0" vertOverflow="overflow" horzOverflow="overflow" vert="horz" wrap="square" lIns="91440" tIns="45720" rIns="91440" bIns="45720" numCol="1" spcCol="0" rtlCol="0" fromWordArt="0" anchor="t" anchorCtr="0" forceAA="0" compatLnSpc="1">
+                        <a:prstTxWarp prst="textNoShape">
+                          <a:avLst/>
+                        </a:prstTxWarp>
+                        <a:noAutofit/>
+                      </wps:bodyPr>
+                    </wps:wsp>
+                  </a:graphicData>
+                </a:graphic>
+                <wp14:sizeRelH relativeFrom="margin">
+                  <wp14:pctWidth>0</wp14:pctWidth>
+                </wp14:sizeRelH>
+              </wp:anchor>
+            </w:drawing>
+          </mc:Choice>
+          <mc:Fallback>
+            <w:pict>
+              <v:shape w14:anchorId="16AB8E75" id="_x0000_s1036" type="#_x0000_t202" style="position:absolute;margin-left:13.25pt;margin-top:13.6pt;width:146.3pt;height:43.8pt;z-index:251663360;visibility:visible;mso-wrap-style:square;mso-width-percent:0;mso-wrap-distance-left:9pt;mso-wrap-distance-top:0;mso-wrap-distance-right:9pt;mso-wrap-distance-bottom:0;mso-position-horizontal:absolute;mso-position-horizontal-relative:text;mso-position-vertical:absolute;mso-position-vertical-relative:text;mso-width-percent:0;mso-width-relative:margin;v-text-anchor:top" o:gfxdata="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" fillcolor="white [3201]" strokeweight=".5pt">
+                <v:textbox>
+                  <w:txbxContent>
+                    <w:p>
+                      <w:r>
+                        <w:t>Dropdown with Persons</w:t>
+                      </w:r>
+                    </w:p>
+                  </w:txbxContent>
+                </v:textbox>
+              </v:shape>
+            </w:pict>
+          </mc:Fallback>
+        </mc:AlternateContent>
+      </w:r>
+      <w:r>
+        <w:rPr>
+          <w:noProof/>
+        </w:rPr>
+        <mc:AlternateContent>
+          <mc:Choice Requires="wps">
+            <w:drawing>
+              <wp:anchor distT="0" distB="0" distL="114300" distR="114300" simplePos="0" relativeHeight="251662336" behindDoc="0" locked="0" layoutInCell="1" allowOverlap="1" wp14:anchorId="520A3433" wp14:editId="57A84F27">
+                <wp:simplePos x="0" y="0"/>
+                <wp:positionH relativeFrom="column">
+                  <wp:posOffset>95098</wp:posOffset>
+                </wp:positionH>
+                <wp:positionV relativeFrom="paragraph">
+                  <wp:posOffset>99543</wp:posOffset>
+                </wp:positionV>
+                <wp:extent cx="4264685" cy="716889"/>
+                <wp:effectExtent l="0" t="0" r="21590" b="26670"/>
+                <wp:wrapNone/>
+                <wp:docPr id="171097034" name="Rectangle 4"/>
+                <wp:cNvGraphicFramePr/>
+                <a:graphic xmlns:a="http://schemas.openxmlformats.org/drawingml/2006/main">
+                  <a:graphicData uri="http://schemas.microsoft.com/office/word/2010/wordprocessingShape">
+                    <wps:wsp>
+                      <wps:cNvSpPr/>
+                      <wps:spPr>
+                        <a:xfrm>
+                          <a:off x="0" y="0"/>
+                          <a:ext cx="4264685" cy="716889"/>
+                        </a:xfrm>
+                        <a:prstGeom prst="rect">
+                          <a:avLst/>
+                        </a:prstGeom>
+                        <a:solidFill>
+                          <a:schemeClr val="bg1"/>
+                        </a:solidFill>
+                      </wps:spPr>
+                      <wps:style>
+                        <a:lnRef idx="2">
+                          <a:schemeClr val="accent1">
+                            <a:shade val="15000"/>
+                          </a:schemeClr>
+                        </a:lnRef>
+                        <a:fillRef idx="1">
+                          <a:schemeClr val="accent1"/>
+                        </a:fillRef>
+                        <a:effectRef idx="0">
+                          <a:schemeClr val="accent1"/>
+                        </a:effectRef>
+                        <a:fontRef idx="minor">
+                          <a:schemeClr val="lt1"/>
+                        </a:fontRef>
+                      </wps:style>
+                      <wps:bodyPr rot="0" spcFirstLastPara="0" vertOverflow="overflow" horzOverflow="overflow" vert="horz" wrap="square" lIns="91440" tIns="45720" rIns="91440" bIns="45720" numCol="1" spcCol="0" rtlCol="0" fromWordArt="0" anchor="ctr" anchorCtr="0" forceAA="0" compatLnSpc="1">
+                        <a:prstTxWarp prst="textNoShape">
+                          <a:avLst/>
+                        </a:prstTxWarp>
+                        <a:noAutofit/>
+                      </wps:bodyPr>
+                    </wps:wsp>
+                  </a:graphicData>
+                </a:graphic>
+              </wp:anchor>
+            </w:drawing>
+          </mc:Choice>
+          <mc:Fallback>
+            <w:pict>
+              <v:rect w14:anchorId="4FC53266" id="Rectangle 4" o:spid="_x0000_s1026" style="position:absolute;margin-left:7.5pt;margin-top:7.85pt;width:335.8pt;height:56.45pt;z-index:251662336;visibility:visible;mso-wrap-style:square;mso-wrap-distance-left:9pt;mso-wrap-distance-top:0;mso-wrap-distance-right:9pt;mso-wrap-distance-bottom:0;mso-position-horizontal:absolute;mso-position-horizontal-relative:text;mso-position-vertical:absolute;mso-position-vertical-relative:text;v-text-anchor:middle" o:gfxdata="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" fillcolor="white [3212]" strokecolor="#030e13 [484]" strokeweight="1pt"/>
+            </w:pict>
+          </mc:Fallback>
+        </mc:AlternateContent>
+      </w:r>
+    </w:p>
     <w:sectPr>
       <w:pgSz w:w="15840" w:h="12240" w:orient="landscape"/>
       <w:pgMar w:top="1440" w:right="1440" w:bottom="1440" w:left="1440" w:header="720" w:footer="720" w:gutter="0"/>

--- a/PersonGUI UML.docx
+++ b/PersonGUI UML.docx
@@ -158,15 +158,7 @@
         </w:numPr>
       </w:pPr>
       <w:r>
-        <w:t xml:space="preserve">Check </w:t>
-      </w:r>
-      <w:proofErr w:type="gramStart"/>
-      <w:r>
-        <w:t>if needing</w:t>
-      </w:r>
-      <w:proofErr w:type="gramEnd"/>
-      <w:r>
-        <w:t xml:space="preserve"> to save</w:t>
+        <w:t>Check if needing to save</w:t>
       </w:r>
     </w:p>
     <w:p>
@@ -292,13 +284,8 @@
     <w:p/>
     <w:p>
       <w:r>
-        <w:t xml:space="preserve">Date </w:t>
-      </w:r>
-      <w:proofErr w:type="gramStart"/>
-      <w:r>
-        <w:t>stuff</w:t>
-      </w:r>
-      <w:proofErr w:type="gramEnd"/>
+        <w:t>Date stuff</w:t>
+      </w:r>
     </w:p>
     <w:p>
       <w:pPr>
@@ -361,13 +348,8 @@
         </w:numPr>
       </w:pPr>
       <w:r>
-        <w:t xml:space="preserve">Pop “Invalid Date” for </w:t>
-      </w:r>
-      <w:proofErr w:type="spellStart"/>
-      <w:r>
-        <w:t>OCCCDateExceptions</w:t>
-      </w:r>
-      <w:proofErr w:type="spellEnd"/>
+        <w:t>Pop “Invalid Date” for OCCCDateExceptions</w:t>
+      </w:r>
     </w:p>
     <w:p>
       <w:pPr>
@@ -570,7 +552,7 @@
           </mc:Choice>
           <mc:Fallback>
             <w:pict>
-              <v:rect w14:anchorId="1059D381" id="Rectangle 2" o:spid="_x0000_s1026" style="position:absolute;margin-left:5.75pt;margin-top:5.75pt;width:344.45pt;height:17.85pt;z-index:251660288;visibility:visible;mso-wrap-style:square;mso-wrap-distance-left:9pt;mso-wrap-distance-top:0;mso-wrap-distance-right:9pt;mso-wrap-distance-bottom:0;mso-position-horizontal:absolute;mso-position-horizontal-relative:text;mso-position-vertical:absolute;mso-position-vertical-relative:text;v-text-anchor:middle" o:gfxdata="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" fillcolor="white [3212]" strokecolor="#030e13 [484]" strokeweight="1pt"/>
+              <v:rect w14:anchorId="00AB95BF" id="Rectangle 2" o:spid="_x0000_s1026" style="position:absolute;margin-left:5.75pt;margin-top:5.75pt;width:344.45pt;height:17.85pt;z-index:251660288;visibility:visible;mso-wrap-style:square;mso-wrap-distance-left:9pt;mso-wrap-distance-top:0;mso-wrap-distance-right:9pt;mso-wrap-distance-bottom:0;mso-position-horizontal:absolute;mso-position-horizontal-relative:text;mso-position-vertical:absolute;mso-position-vertical-relative:text;v-text-anchor:middle" o:gfxdata="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" fillcolor="white [3212]" strokecolor="#030e13 [484]" strokeweight="1pt"/>
             </w:pict>
           </mc:Fallback>
         </mc:AlternateContent>
@@ -641,13 +623,185 @@
           </mc:Choice>
           <mc:Fallback>
             <w:pict>
-              <v:rect w14:anchorId="3E3AB2E5" id="Rectangle 1" o:spid="_x0000_s1026" style="position:absolute;margin-left:2.9pt;margin-top:2.9pt;width:349.65pt;height:388.8pt;z-index:251659264;visibility:visible;mso-wrap-style:square;mso-wrap-distance-left:9pt;mso-wrap-distance-top:0;mso-wrap-distance-right:9pt;mso-wrap-distance-bottom:0;mso-position-horizontal:absolute;mso-position-horizontal-relative:text;mso-position-vertical:absolute;mso-position-vertical-relative:text;v-text-anchor:middle" o:gfxdata="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" fillcolor="white [3212]" strokecolor="#030e13 [484]" strokeweight="1pt"/>
+              <v:rect w14:anchorId="634434AD" id="Rectangle 1" o:spid="_x0000_s1026" style="position:absolute;margin-left:2.9pt;margin-top:2.9pt;width:349.65pt;height:388.8pt;z-index:251659264;visibility:visible;mso-wrap-style:square;mso-wrap-distance-left:9pt;mso-wrap-distance-top:0;mso-wrap-distance-right:9pt;mso-wrap-distance-bottom:0;mso-position-horizontal:absolute;mso-position-horizontal-relative:text;mso-position-vertical:absolute;mso-position-vertical-relative:text;v-text-anchor:middle" o:gfxdata="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" fillcolor="white [3212]" strokecolor="#030e13 [484]" strokeweight="1pt"/>
             </w:pict>
           </mc:Fallback>
         </mc:AlternateContent>
       </w:r>
     </w:p>
     <w:p>
+      <w:r>
+        <w:rPr>
+          <w:noProof/>
+        </w:rPr>
+        <mc:AlternateContent>
+          <mc:Choice Requires="wps">
+            <w:drawing>
+              <wp:anchor distT="0" distB="0" distL="114300" distR="114300" simplePos="0" relativeHeight="251682816" behindDoc="0" locked="0" layoutInCell="1" allowOverlap="1" wp14:anchorId="6E32CF7C" wp14:editId="4F293F03">
+                <wp:simplePos x="0" y="0"/>
+                <wp:positionH relativeFrom="column">
+                  <wp:posOffset>2062886</wp:posOffset>
+                </wp:positionH>
+                <wp:positionV relativeFrom="paragraph">
+                  <wp:posOffset>2659863</wp:posOffset>
+                </wp:positionV>
+                <wp:extent cx="1294359" cy="285292"/>
+                <wp:effectExtent l="0" t="0" r="20320" b="19685"/>
+                <wp:wrapNone/>
+                <wp:docPr id="1106550134" name="Text Box 10"/>
+                <wp:cNvGraphicFramePr/>
+                <a:graphic xmlns:a="http://schemas.openxmlformats.org/drawingml/2006/main">
+                  <a:graphicData uri="http://schemas.microsoft.com/office/word/2010/wordprocessingShape">
+                    <wps:wsp>
+                      <wps:cNvSpPr txBox="1"/>
+                      <wps:spPr>
+                        <a:xfrm>
+                          <a:off x="0" y="0"/>
+                          <a:ext cx="1294359" cy="285292"/>
+                        </a:xfrm>
+                        <a:prstGeom prst="rect">
+                          <a:avLst/>
+                        </a:prstGeom>
+                        <a:solidFill>
+                          <a:schemeClr val="lt1"/>
+                        </a:solidFill>
+                        <a:ln w="6350">
+                          <a:solidFill>
+                            <a:prstClr val="black"/>
+                          </a:solidFill>
+                        </a:ln>
+                      </wps:spPr>
+                      <wps:txbx>
+                        <w:txbxContent>
+                          <w:p>
+                            <w:r>
+                              <w:t>Store Person Button</w:t>
+                            </w:r>
+                          </w:p>
+                        </w:txbxContent>
+                      </wps:txbx>
+                      <wps:bodyPr rot="0" spcFirstLastPara="0" vertOverflow="overflow" horzOverflow="overflow" vert="horz" wrap="square" lIns="91440" tIns="45720" rIns="91440" bIns="45720" numCol="1" spcCol="0" rtlCol="0" fromWordArt="0" anchor="t" anchorCtr="0" forceAA="0" compatLnSpc="1">
+                        <a:prstTxWarp prst="textNoShape">
+                          <a:avLst/>
+                        </a:prstTxWarp>
+                        <a:noAutofit/>
+                      </wps:bodyPr>
+                    </wps:wsp>
+                  </a:graphicData>
+                </a:graphic>
+                <wp14:sizeRelH relativeFrom="margin">
+                  <wp14:pctWidth>0</wp14:pctWidth>
+                </wp14:sizeRelH>
+              </wp:anchor>
+            </w:drawing>
+          </mc:Choice>
+          <mc:Fallback>
+            <w:pict>
+              <v:shape w14:anchorId="6E32CF7C" id="Text Box 10" o:spid="_x0000_s1027" type="#_x0000_t202" style="position:absolute;margin-left:162.45pt;margin-top:209.45pt;width:101.9pt;height:22.45pt;z-index:251682816;visibility:visible;mso-wrap-style:square;mso-width-percent:0;mso-wrap-distance-left:9pt;mso-wrap-distance-top:0;mso-wrap-distance-right:9pt;mso-wrap-distance-bottom:0;mso-position-horizontal:absolute;mso-position-horizontal-relative:text;mso-position-vertical:absolute;mso-position-vertical-relative:text;mso-width-percent:0;mso-width-relative:margin;v-text-anchor:top" o:gfxdata="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" fillcolor="white [3201]" strokeweight=".5pt">
+                <v:textbox>
+                  <w:txbxContent>
+                    <w:p>
+                      <w:r>
+                        <w:t>Store Person Button</w:t>
+                      </w:r>
+                    </w:p>
+                  </w:txbxContent>
+                </v:textbox>
+              </v:shape>
+            </w:pict>
+          </mc:Fallback>
+        </mc:AlternateContent>
+      </w:r>
+      <w:r>
+        <w:rPr>
+          <w:noProof/>
+        </w:rPr>
+        <mc:AlternateContent>
+          <mc:Choice Requires="wps">
+            <w:drawing>
+              <wp:anchor distT="0" distB="0" distL="114300" distR="114300" simplePos="0" relativeHeight="251681792" behindDoc="0" locked="0" layoutInCell="1" allowOverlap="1" wp14:anchorId="3FC2198B" wp14:editId="01A87DAE">
+                <wp:simplePos x="0" y="0"/>
+                <wp:positionH relativeFrom="column">
+                  <wp:posOffset>2099462</wp:posOffset>
+                </wp:positionH>
+                <wp:positionV relativeFrom="paragraph">
+                  <wp:posOffset>2637917</wp:posOffset>
+                </wp:positionV>
+                <wp:extent cx="1228954" cy="343814"/>
+                <wp:effectExtent l="0" t="0" r="28575" b="18415"/>
+                <wp:wrapNone/>
+                <wp:docPr id="858872730" name="Rectangle 9"/>
+                <wp:cNvGraphicFramePr/>
+                <a:graphic xmlns:a="http://schemas.openxmlformats.org/drawingml/2006/main">
+                  <a:graphicData uri="http://schemas.microsoft.com/office/word/2010/wordprocessingShape">
+                    <wps:wsp>
+                      <wps:cNvSpPr/>
+                      <wps:spPr>
+                        <a:xfrm>
+                          <a:off x="0" y="0"/>
+                          <a:ext cx="1228954" cy="343814"/>
+                        </a:xfrm>
+                        <a:prstGeom prst="rect">
+                          <a:avLst/>
+                        </a:prstGeom>
+                        <a:solidFill>
+                          <a:schemeClr val="bg1"/>
+                        </a:solidFill>
+                      </wps:spPr>
+                      <wps:style>
+                        <a:lnRef idx="2">
+                          <a:schemeClr val="accent1">
+                            <a:shade val="15000"/>
+                          </a:schemeClr>
+                        </a:lnRef>
+                        <a:fillRef idx="1">
+                          <a:schemeClr val="accent1"/>
+                        </a:fillRef>
+                        <a:effectRef idx="0">
+                          <a:schemeClr val="accent1"/>
+                        </a:effectRef>
+                        <a:fontRef idx="minor">
+                          <a:schemeClr val="lt1"/>
+                        </a:fontRef>
+                      </wps:style>
+                      <wps:txbx>
+                        <w:txbxContent>
+                          <w:p>
+                            <w:pPr>
+                              <w:jc w:val="center"/>
+                            </w:pPr>
+                          </w:p>
+                        </w:txbxContent>
+                      </wps:txbx>
+                      <wps:bodyPr rot="0" spcFirstLastPara="0" vertOverflow="overflow" horzOverflow="overflow" vert="horz" wrap="square" lIns="91440" tIns="45720" rIns="91440" bIns="45720" numCol="1" spcCol="0" rtlCol="0" fromWordArt="0" anchor="ctr" anchorCtr="0" forceAA="0" compatLnSpc="1">
+                        <a:prstTxWarp prst="textNoShape">
+                          <a:avLst/>
+                        </a:prstTxWarp>
+                        <a:noAutofit/>
+                      </wps:bodyPr>
+                    </wps:wsp>
+                  </a:graphicData>
+                </a:graphic>
+              </wp:anchor>
+            </w:drawing>
+          </mc:Choice>
+          <mc:Fallback>
+            <w:pict>
+              <v:rect w14:anchorId="3FC2198B" id="Rectangle 9" o:spid="_x0000_s1028" style="position:absolute;margin-left:165.3pt;margin-top:207.7pt;width:96.75pt;height:27.05pt;z-index:251681792;visibility:visible;mso-wrap-style:square;mso-wrap-distance-left:9pt;mso-wrap-distance-top:0;mso-wrap-distance-right:9pt;mso-wrap-distance-bottom:0;mso-position-horizontal:absolute;mso-position-horizontal-relative:text;mso-position-vertical:absolute;mso-position-vertical-relative:text;v-text-anchor:middle" o:gfxdata="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" fillcolor="white [3212]" strokecolor="#030e13 [484]" strokeweight="1pt">
+                <v:textbox>
+                  <w:txbxContent>
+                    <w:p>
+                      <w:pPr>
+                        <w:jc w:val="center"/>
+                      </w:pPr>
+                    </w:p>
+                  </w:txbxContent>
+                </v:textbox>
+              </v:rect>
+            </w:pict>
+          </mc:Fallback>
+        </mc:AlternateContent>
+      </w:r>
       <w:r>
         <w:rPr>
           <w:noProof/>
@@ -715,7 +869,7 @@
           </mc:Choice>
           <mc:Fallback>
             <w:pict>
-              <v:shape w14:anchorId="34E265B9" id="Text Box 8" o:spid="_x0000_s1027" type="#_x0000_t202" style="position:absolute;margin-left:197.4pt;margin-top:169.55pt;width:90.45pt;height:23.6pt;z-index:251680768;visibility:visible;mso-wrap-style:square;mso-width-percent:0;mso-wrap-distance-left:9pt;mso-wrap-distance-top:0;mso-wrap-distance-right:9pt;mso-wrap-distance-bottom:0;mso-position-horizontal:absolute;mso-position-horizontal-relative:text;mso-position-vertical:absolute;mso-position-vertical-relative:text;mso-width-percent:0;mso-width-relative:margin;v-text-anchor:top" o:gfxdata="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" fillcolor="white [3201]" strokeweight=".5pt">
+              <v:shape w14:anchorId="34E265B9" id="Text Box 8" o:spid="_x0000_s1029" type="#_x0000_t202" style="position:absolute;margin-left:197.4pt;margin-top:169.55pt;width:90.45pt;height:23.6pt;z-index:251680768;visibility:visible;mso-wrap-style:square;mso-width-percent:0;mso-wrap-distance-left:9pt;mso-wrap-distance-top:0;mso-wrap-distance-right:9pt;mso-wrap-distance-bottom:0;mso-position-horizontal:absolute;mso-position-horizontal-relative:text;mso-position-vertical:absolute;mso-position-vertical-relative:text;mso-width-percent:0;mso-width-relative:margin;v-text-anchor:top" o:gfxdata="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" fillcolor="white [3201]" strokeweight=".5pt">
                 <v:textbox>
                   <w:txbxContent>
                     <w:p>
@@ -797,7 +951,7 @@
           </mc:Choice>
           <mc:Fallback>
             <w:pict>
-              <v:shape w14:anchorId="1D134C19" id="_x0000_s1028" type="#_x0000_t202" style="position:absolute;margin-left:243.5pt;margin-top:129.25pt;width:90.45pt;height:23.6pt;z-index:251678720;visibility:visible;mso-wrap-style:square;mso-width-percent:0;mso-wrap-distance-left:9pt;mso-wrap-distance-top:0;mso-wrap-distance-right:9pt;mso-wrap-distance-bottom:0;mso-position-horizontal:absolute;mso-position-horizontal-relative:text;mso-position-vertical:absolute;mso-position-vertical-relative:text;mso-width-percent:0;mso-width-relative:margin;v-text-anchor:top" o:gfxdata="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" fillcolor="white [3201]" strokeweight=".5pt">
+              <v:shape w14:anchorId="1D134C19" id="_x0000_s1030" type="#_x0000_t202" style="position:absolute;margin-left:243.5pt;margin-top:129.25pt;width:90.45pt;height:23.6pt;z-index:251678720;visibility:visible;mso-wrap-style:square;mso-width-percent:0;mso-wrap-distance-left:9pt;mso-wrap-distance-top:0;mso-wrap-distance-right:9pt;mso-wrap-distance-bottom:0;mso-position-horizontal:absolute;mso-position-horizontal-relative:text;mso-position-vertical:absolute;mso-position-vertical-relative:text;mso-width-percent:0;mso-width-relative:margin;v-text-anchor:top" o:gfxdata="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" fillcolor="white [3201]" strokeweight=".5pt">
                 <v:textbox>
                   <w:txbxContent>
                     <w:p>
@@ -879,7 +1033,7 @@
           </mc:Choice>
           <mc:Fallback>
             <w:pict>
-              <v:shape w14:anchorId="7138A957" id="_x0000_s1029" type="#_x0000_t202" style="position:absolute;margin-left:150.9pt;margin-top:130.5pt;width:88.15pt;height:23.6pt;z-index:251676672;visibility:visible;mso-wrap-style:square;mso-width-percent:0;mso-wrap-distance-left:9pt;mso-wrap-distance-top:0;mso-wrap-distance-right:9pt;mso-wrap-distance-bottom:0;mso-position-horizontal:absolute;mso-position-horizontal-relative:text;mso-position-vertical:absolute;mso-position-vertical-relative:text;mso-width-percent:0;mso-width-relative:margin;v-text-anchor:top" o:gfxdata="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" fillcolor="white [3201]" strokeweight=".5pt">
+              <v:shape w14:anchorId="7138A957" id="_x0000_s1031" type="#_x0000_t202" style="position:absolute;margin-left:150.9pt;margin-top:130.5pt;width:88.15pt;height:23.6pt;z-index:251676672;visibility:visible;mso-wrap-style:square;mso-width-percent:0;mso-wrap-distance-left:9pt;mso-wrap-distance-top:0;mso-wrap-distance-right:9pt;mso-wrap-distance-bottom:0;mso-position-horizontal:absolute;mso-position-horizontal-relative:text;mso-position-vertical:absolute;mso-position-vertical-relative:text;mso-width-percent:0;mso-width-relative:margin;v-text-anchor:top" o:gfxdata="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" fillcolor="white [3201]" strokeweight=".5pt">
                 <v:textbox>
                   <w:txbxContent>
                     <w:p>
@@ -958,7 +1112,7 @@
           </mc:Choice>
           <mc:Fallback>
             <w:pict>
-              <v:shape w14:anchorId="2D57F18F" id="_x0000_s1030" type="#_x0000_t202" style="position:absolute;margin-left:14.85pt;margin-top:191.45pt;width:124.4pt;height:23.6pt;z-index:251674624;visibility:visible;mso-wrap-style:square;mso-wrap-distance-left:9pt;mso-wrap-distance-top:0;mso-wrap-distance-right:9pt;mso-wrap-distance-bottom:0;mso-position-horizontal:absolute;mso-position-horizontal-relative:text;mso-position-vertical:absolute;mso-position-vertical-relative:text;v-text-anchor:top" o:gfxdata="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" fillcolor="white [3201]" strokeweight=".5pt">
+              <v:shape w14:anchorId="2D57F18F" id="_x0000_s1032" type="#_x0000_t202" style="position:absolute;margin-left:14.85pt;margin-top:191.45pt;width:124.4pt;height:23.6pt;z-index:251674624;visibility:visible;mso-wrap-style:square;mso-wrap-distance-left:9pt;mso-wrap-distance-top:0;mso-wrap-distance-right:9pt;mso-wrap-distance-bottom:0;mso-position-horizontal:absolute;mso-position-horizontal-relative:text;mso-position-vertical:absolute;mso-position-vertical-relative:text;v-text-anchor:top" o:gfxdata="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" fillcolor="white [3201]" strokeweight=".5pt">
                 <v:textbox>
                   <w:txbxContent>
                     <w:p>
@@ -1037,7 +1191,7 @@
           </mc:Choice>
           <mc:Fallback>
             <w:pict>
-              <v:shape w14:anchorId="42B21909" id="_x0000_s1031" type="#_x0000_t202" style="position:absolute;margin-left:14.85pt;margin-top:167.3pt;width:124.4pt;height:23.6pt;z-index:251672576;visibility:visible;mso-wrap-style:square;mso-wrap-distance-left:9pt;mso-wrap-distance-top:0;mso-wrap-distance-right:9pt;mso-wrap-distance-bottom:0;mso-position-horizontal:absolute;mso-position-horizontal-relative:text;mso-position-vertical:absolute;mso-position-vertical-relative:text;v-text-anchor:top" o:gfxdata="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" fillcolor="white [3201]" strokeweight=".5pt">
+              <v:shape w14:anchorId="42B21909" id="_x0000_s1033" type="#_x0000_t202" style="position:absolute;margin-left:14.85pt;margin-top:167.3pt;width:124.4pt;height:23.6pt;z-index:251672576;visibility:visible;mso-wrap-style:square;mso-wrap-distance-left:9pt;mso-wrap-distance-top:0;mso-wrap-distance-right:9pt;mso-wrap-distance-bottom:0;mso-position-horizontal:absolute;mso-position-horizontal-relative:text;mso-position-vertical:absolute;mso-position-vertical-relative:text;v-text-anchor:top" o:gfxdata="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" fillcolor="white [3201]" strokeweight=".5pt">
                 <v:textbox>
                   <w:txbxContent>
                     <w:p>
@@ -1119,7 +1273,7 @@
           </mc:Choice>
           <mc:Fallback>
             <w:pict>
-              <v:shape w14:anchorId="1A3D7F0D" id="_x0000_s1032" type="#_x0000_t202" style="position:absolute;margin-left:14.85pt;margin-top:142.5pt;width:124.4pt;height:23.6pt;z-index:251670528;visibility:visible;mso-wrap-style:square;mso-wrap-distance-left:9pt;mso-wrap-distance-top:0;mso-wrap-distance-right:9pt;mso-wrap-distance-bottom:0;mso-position-horizontal:absolute;mso-position-horizontal-relative:text;mso-position-vertical:absolute;mso-position-vertical-relative:text;v-text-anchor:top" o:gfxdata="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" fillcolor="white [3201]" strokeweight=".5pt">
+              <v:shape w14:anchorId="1A3D7F0D" id="_x0000_s1034" type="#_x0000_t202" style="position:absolute;margin-left:14.85pt;margin-top:142.5pt;width:124.4pt;height:23.6pt;z-index:251670528;visibility:visible;mso-wrap-style:square;mso-wrap-distance-left:9pt;mso-wrap-distance-top:0;mso-wrap-distance-right:9pt;mso-wrap-distance-bottom:0;mso-position-horizontal:absolute;mso-position-horizontal-relative:text;mso-position-vertical:absolute;mso-position-vertical-relative:text;v-text-anchor:top" o:gfxdata="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" fillcolor="white [3201]" strokeweight=".5pt">
                 <v:textbox>
                   <w:txbxContent>
                     <w:p>
@@ -1201,7 +1355,7 @@
           </mc:Choice>
           <mc:Fallback>
             <w:pict>
-              <v:shape w14:anchorId="00713232" id="_x0000_s1033" type="#_x0000_t202" style="position:absolute;margin-left:15pt;margin-top:117.85pt;width:124.4pt;height:23.6pt;z-index:251668480;visibility:visible;mso-wrap-style:square;mso-wrap-distance-left:9pt;mso-wrap-distance-top:0;mso-wrap-distance-right:9pt;mso-wrap-distance-bottom:0;mso-position-horizontal:absolute;mso-position-horizontal-relative:text;mso-position-vertical:absolute;mso-position-vertical-relative:text;v-text-anchor:top" o:gfxdata="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" fillcolor="white [3201]" strokeweight=".5pt">
+              <v:shape w14:anchorId="00713232" id="_x0000_s1035" type="#_x0000_t202" style="position:absolute;margin-left:15pt;margin-top:117.85pt;width:124.4pt;height:23.6pt;z-index:251668480;visibility:visible;mso-wrap-style:square;mso-wrap-distance-left:9pt;mso-wrap-distance-top:0;mso-wrap-distance-right:9pt;mso-wrap-distance-bottom:0;mso-position-horizontal:absolute;mso-position-horizontal-relative:text;mso-position-vertical:absolute;mso-position-vertical-relative:text;v-text-anchor:top" o:gfxdata="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" fillcolor="white [3201]" strokeweight=".5pt">
                 <v:textbox>
                   <w:txbxContent>
                     <w:p>
@@ -1286,7 +1440,7 @@
           </mc:Choice>
           <mc:Fallback>
             <w:pict>
-              <v:shape w14:anchorId="4ED6ABA2" id="Text Box 7" o:spid="_x0000_s1034" type="#_x0000_t202" style="position:absolute;margin-left:12.1pt;margin-top:74.65pt;width:325.45pt;height:23.05pt;z-index:251667456;visibility:visible;mso-wrap-style:square;mso-height-percent:0;mso-wrap-distance-left:9pt;mso-wrap-distance-top:0;mso-wrap-distance-right:9pt;mso-wrap-distance-bottom:0;mso-position-horizontal:absolute;mso-position-horizontal-relative:text;mso-position-vertical:absolute;mso-position-vertical-relative:text;mso-height-percent:0;mso-height-relative:margin;v-text-anchor:top" o:gfxdata="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" fillcolor="white [3201]" strokeweight=".5pt">
+              <v:shape w14:anchorId="4ED6ABA2" id="Text Box 7" o:spid="_x0000_s1036" type="#_x0000_t202" style="position:absolute;margin-left:12.1pt;margin-top:74.65pt;width:325.45pt;height:23.05pt;z-index:251667456;visibility:visible;mso-wrap-style:square;mso-height-percent:0;mso-wrap-distance-left:9pt;mso-wrap-distance-top:0;mso-wrap-distance-right:9pt;mso-wrap-distance-bottom:0;mso-position-horizontal:absolute;mso-position-horizontal-relative:text;mso-position-vertical:absolute;mso-position-vertical-relative:text;mso-height-percent:0;mso-height-relative:margin;v-text-anchor:top" o:gfxdata="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" fillcolor="white [3201]" strokeweight=".5pt">
                 <v:textbox>
                   <w:txbxContent>
                     <w:p>
@@ -1370,7 +1524,7 @@
           </mc:Choice>
           <mc:Fallback>
             <w:pict>
-              <v:rect w14:anchorId="2E1E3308" id="Rectangle 6" o:spid="_x0000_s1026" style="position:absolute;margin-left:7.5pt;margin-top:69.45pt;width:337.55pt;height:296.65pt;z-index:251666432;visibility:visible;mso-wrap-style:square;mso-wrap-distance-left:9pt;mso-wrap-distance-top:0;mso-wrap-distance-right:9pt;mso-wrap-distance-bottom:0;mso-position-horizontal:absolute;mso-position-horizontal-relative:text;mso-position-vertical:absolute;mso-position-vertical-relative:text;v-text-anchor:middle" o:gfxdata="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" fillcolor="white [3212]" strokecolor="#030e13 [484]" strokeweight="1pt"/>
+              <v:rect w14:anchorId="524B0D15" id="Rectangle 6" o:spid="_x0000_s1026" style="position:absolute;margin-left:7.5pt;margin-top:69.45pt;width:337.55pt;height:296.65pt;z-index:251666432;visibility:visible;mso-wrap-style:square;mso-wrap-distance-left:9pt;mso-wrap-distance-top:0;mso-wrap-distance-right:9pt;mso-wrap-distance-bottom:0;mso-position-horizontal:absolute;mso-position-horizontal-relative:text;mso-position-vertical:absolute;mso-position-vertical-relative:text;v-text-anchor:middle" o:gfxdata="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" fillcolor="white [3212]" strokecolor="#030e13 [484]" strokeweight="1pt"/>
             </w:pict>
           </mc:Fallback>
         </mc:AlternateContent>
@@ -1450,7 +1604,7 @@
           </mc:Choice>
           <mc:Fallback>
             <w:pict>
-              <v:shape w14:anchorId="40325086" id="Text Box 5" o:spid="_x0000_s1035" type="#_x0000_t202" style="position:absolute;margin-left:165.9pt;margin-top:13pt;width:177.4pt;height:51.85pt;z-index:251665408;visibility:visible;mso-wrap-style:square;mso-width-percent:0;mso-height-percent:0;mso-wrap-distance-left:9pt;mso-wrap-distance-top:0;mso-wrap-distance-right:9pt;mso-wrap-distance-bottom:0;mso-position-horizontal:absolute;mso-position-horizontal-relative:text;mso-position-vertical:absolute;mso-position-vertical-relative:text;mso-width-percent:0;mso-height-percent:0;mso-width-relative:margin;mso-height-relative:margin;v-text-anchor:top" o:gfxdata="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" fillcolor="white [3201]" strokeweight=".5pt">
+              <v:shape w14:anchorId="40325086" id="Text Box 5" o:spid="_x0000_s1037" type="#_x0000_t202" style="position:absolute;margin-left:165.9pt;margin-top:13pt;width:177.4pt;height:51.85pt;z-index:251665408;visibility:visible;mso-wrap-style:square;mso-width-percent:0;mso-height-percent:0;mso-wrap-distance-left:9pt;mso-wrap-distance-top:0;mso-wrap-distance-right:9pt;mso-wrap-distance-bottom:0;mso-position-horizontal:absolute;mso-position-horizontal-relative:text;mso-position-vertical:absolute;mso-position-vertical-relative:text;mso-width-percent:0;mso-height-percent:0;mso-width-relative:margin;mso-height-relative:margin;v-text-anchor:top" o:gfxdata="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" fillcolor="white [3201]" strokeweight=".5pt">
                 <v:textbox>
                   <w:txbxContent>
                     <w:p>
@@ -1537,7 +1691,7 @@
           </mc:Choice>
           <mc:Fallback>
             <w:pict>
-              <v:shape w14:anchorId="16AB8E75" id="_x0000_s1036" type="#_x0000_t202" style="position:absolute;margin-left:13.25pt;margin-top:13.6pt;width:146.3pt;height:43.8pt;z-index:251663360;visibility:visible;mso-wrap-style:square;mso-width-percent:0;mso-wrap-distance-left:9pt;mso-wrap-distance-top:0;mso-wrap-distance-right:9pt;mso-wrap-distance-bottom:0;mso-position-horizontal:absolute;mso-position-horizontal-relative:text;mso-position-vertical:absolute;mso-position-vertical-relative:text;mso-width-percent:0;mso-width-relative:margin;v-text-anchor:top" o:gfxdata="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" fillcolor="white [3201]" strokeweight=".5pt">
+              <v:shape w14:anchorId="16AB8E75" id="_x0000_s1038" type="#_x0000_t202" style="position:absolute;margin-left:13.25pt;margin-top:13.6pt;width:146.3pt;height:43.8pt;z-index:251663360;visibility:visible;mso-wrap-style:square;mso-width-percent:0;mso-wrap-distance-left:9pt;mso-wrap-distance-top:0;mso-wrap-distance-right:9pt;mso-wrap-distance-bottom:0;mso-position-horizontal:absolute;mso-position-horizontal-relative:text;mso-position-vertical:absolute;mso-position-vertical-relative:text;mso-width-percent:0;mso-width-relative:margin;v-text-anchor:top" o:gfxdata="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" fillcolor="white [3201]" strokeweight=".5pt">
                 <v:textbox>
                   <w:txbxContent>
                     <w:p>
@@ -1618,7 +1772,7 @@
           </mc:Choice>
           <mc:Fallback>
             <w:pict>
-              <v:rect w14:anchorId="4FC53266" id="Rectangle 4" o:spid="_x0000_s1026" style="position:absolute;margin-left:7.5pt;margin-top:7.85pt;width:335.8pt;height:56.45pt;z-index:251662336;visibility:visible;mso-wrap-style:square;mso-wrap-distance-left:9pt;mso-wrap-distance-top:0;mso-wrap-distance-right:9pt;mso-wrap-distance-bottom:0;mso-position-horizontal:absolute;mso-position-horizontal-relative:text;mso-position-vertical:absolute;mso-position-vertical-relative:text;v-text-anchor:middle" o:gfxdata="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" fillcolor="white [3212]" strokecolor="#030e13 [484]" strokeweight="1pt"/>
+              <v:rect w14:anchorId="22A6B103" id="Rectangle 4" o:spid="_x0000_s1026" style="position:absolute;margin-left:7.5pt;margin-top:7.85pt;width:335.8pt;height:56.45pt;z-index:251662336;visibility:visible;mso-wrap-style:square;mso-wrap-distance-left:9pt;mso-wrap-distance-top:0;mso-wrap-distance-right:9pt;mso-wrap-distance-bottom:0;mso-position-horizontal:absolute;mso-position-horizontal-relative:text;mso-position-vertical:absolute;mso-position-vertical-relative:text;v-text-anchor:middle" o:gfxdata="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" fillcolor="white [3212]" strokecolor="#030e13 [484]" strokeweight="1pt"/>
             </w:pict>
           </mc:Fallback>
         </mc:AlternateContent>

--- a/PersonGUI UML.docx
+++ b/PersonGUI UML.docx
@@ -348,8 +348,13 @@
         </w:numPr>
       </w:pPr>
       <w:r>
-        <w:t>Pop “Invalid Date” for OCCCDateExceptions</w:t>
-      </w:r>
+        <w:t xml:space="preserve">Pop “Invalid Date” for </w:t>
+      </w:r>
+      <w:proofErr w:type="spellStart"/>
+      <w:r>
+        <w:t>OCCCDateExceptions</w:t>
+      </w:r>
+      <w:proofErr w:type="spellEnd"/>
     </w:p>
     <w:p>
       <w:pPr>
@@ -366,7 +371,7 @@
         <mc:AlternateContent>
           <mc:Choice Requires="wps">
             <w:drawing>
-              <wp:anchor distT="0" distB="0" distL="114300" distR="114300" simplePos="0" relativeHeight="251661312" behindDoc="0" locked="0" layoutInCell="1" allowOverlap="1" wp14:anchorId="17DB43EF" wp14:editId="2FE666A8">
+              <wp:anchor distT="0" distB="0" distL="114300" distR="114300" simplePos="0" relativeHeight="251661312" behindDoc="0" locked="0" layoutInCell="1" allowOverlap="1" wp14:anchorId="17DB43EF" wp14:editId="71343183">
                 <wp:simplePos x="0" y="0"/>
                 <wp:positionH relativeFrom="column">
                   <wp:posOffset>109728</wp:posOffset>
@@ -493,7 +498,7 @@
         <mc:AlternateContent>
           <mc:Choice Requires="wps">
             <w:drawing>
-              <wp:anchor distT="0" distB="0" distL="114300" distR="114300" simplePos="0" relativeHeight="251660288" behindDoc="0" locked="0" layoutInCell="1" allowOverlap="1" wp14:anchorId="288E6B59" wp14:editId="108DAFD3">
+              <wp:anchor distT="0" distB="0" distL="114300" distR="114300" simplePos="0" relativeHeight="251660288" behindDoc="0" locked="0" layoutInCell="1" allowOverlap="1" wp14:anchorId="288E6B59" wp14:editId="0C1A0E1E">
                 <wp:simplePos x="0" y="0"/>
                 <wp:positionH relativeFrom="column">
                   <wp:posOffset>73152</wp:posOffset>
@@ -552,7 +557,7 @@
           </mc:Choice>
           <mc:Fallback>
             <w:pict>
-              <v:rect w14:anchorId="00AB95BF" id="Rectangle 2" o:spid="_x0000_s1026" style="position:absolute;margin-left:5.75pt;margin-top:5.75pt;width:344.45pt;height:17.85pt;z-index:251660288;visibility:visible;mso-wrap-style:square;mso-wrap-distance-left:9pt;mso-wrap-distance-top:0;mso-wrap-distance-right:9pt;mso-wrap-distance-bottom:0;mso-position-horizontal:absolute;mso-position-horizontal-relative:text;mso-position-vertical:absolute;mso-position-vertical-relative:text;v-text-anchor:middle" o:gfxdata="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" fillcolor="white [3212]" strokecolor="#030e13 [484]" strokeweight="1pt"/>
+              <v:rect w14:anchorId="7A00A67D" id="Rectangle 2" o:spid="_x0000_s1026" style="position:absolute;margin-left:5.75pt;margin-top:5.75pt;width:344.45pt;height:17.85pt;z-index:251660288;visibility:visible;mso-wrap-style:square;mso-wrap-distance-left:9pt;mso-wrap-distance-top:0;mso-wrap-distance-right:9pt;mso-wrap-distance-bottom:0;mso-position-horizontal:absolute;mso-position-horizontal-relative:text;mso-position-vertical:absolute;mso-position-vertical-relative:text;v-text-anchor:middle" o:gfxdata="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" fillcolor="white [3212]" strokecolor="#030e13 [484]" strokeweight="1pt"/>
             </w:pict>
           </mc:Fallback>
         </mc:AlternateContent>
@@ -564,7 +569,7 @@
         <mc:AlternateContent>
           <mc:Choice Requires="wps">
             <w:drawing>
-              <wp:anchor distT="0" distB="0" distL="114300" distR="114300" simplePos="0" relativeHeight="251659264" behindDoc="0" locked="0" layoutInCell="1" allowOverlap="1" wp14:anchorId="267FF691" wp14:editId="3DE35C93">
+              <wp:anchor distT="0" distB="0" distL="114300" distR="114300" simplePos="0" relativeHeight="251659264" behindDoc="0" locked="0" layoutInCell="1" allowOverlap="1" wp14:anchorId="267FF691" wp14:editId="5E9C3C62">
                 <wp:simplePos x="0" y="0"/>
                 <wp:positionH relativeFrom="column">
                   <wp:posOffset>36576</wp:posOffset>
@@ -623,7 +628,7 @@
           </mc:Choice>
           <mc:Fallback>
             <w:pict>
-              <v:rect w14:anchorId="634434AD" id="Rectangle 1" o:spid="_x0000_s1026" style="position:absolute;margin-left:2.9pt;margin-top:2.9pt;width:349.65pt;height:388.8pt;z-index:251659264;visibility:visible;mso-wrap-style:square;mso-wrap-distance-left:9pt;mso-wrap-distance-top:0;mso-wrap-distance-right:9pt;mso-wrap-distance-bottom:0;mso-position-horizontal:absolute;mso-position-horizontal-relative:text;mso-position-vertical:absolute;mso-position-vertical-relative:text;v-text-anchor:middle" o:gfxdata="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" fillcolor="white [3212]" strokecolor="#030e13 [484]" strokeweight="1pt"/>
+              <v:rect w14:anchorId="08C23D0D" id="Rectangle 1" o:spid="_x0000_s1026" style="position:absolute;margin-left:2.9pt;margin-top:2.9pt;width:349.65pt;height:388.8pt;z-index:251659264;visibility:visible;mso-wrap-style:square;mso-wrap-distance-left:9pt;mso-wrap-distance-top:0;mso-wrap-distance-right:9pt;mso-wrap-distance-bottom:0;mso-position-horizontal:absolute;mso-position-horizontal-relative:text;mso-position-vertical:absolute;mso-position-vertical-relative:text;v-text-anchor:middle" o:gfxdata="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" fillcolor="white [3212]" strokecolor="#030e13 [484]" strokeweight="1pt"/>
             </w:pict>
           </mc:Fallback>
         </mc:AlternateContent>
@@ -637,13 +642,13 @@
         <mc:AlternateContent>
           <mc:Choice Requires="wps">
             <w:drawing>
-              <wp:anchor distT="0" distB="0" distL="114300" distR="114300" simplePos="0" relativeHeight="251682816" behindDoc="0" locked="0" layoutInCell="1" allowOverlap="1" wp14:anchorId="6E32CF7C" wp14:editId="4F293F03">
+              <wp:anchor distT="0" distB="0" distL="114300" distR="114300" simplePos="0" relativeHeight="251682816" behindDoc="0" locked="0" layoutInCell="1" allowOverlap="1" wp14:anchorId="6E32CF7C" wp14:editId="3F401ABF">
                 <wp:simplePos x="0" y="0"/>
                 <wp:positionH relativeFrom="column">
-                  <wp:posOffset>2062886</wp:posOffset>
+                  <wp:posOffset>1528191</wp:posOffset>
                 </wp:positionH>
                 <wp:positionV relativeFrom="paragraph">
-                  <wp:posOffset>2659863</wp:posOffset>
+                  <wp:posOffset>4048709</wp:posOffset>
                 </wp:positionV>
                 <wp:extent cx="1294359" cy="285292"/>
                 <wp:effectExtent l="0" t="0" r="20320" b="19685"/>
@@ -697,7 +702,7 @@
           </mc:Choice>
           <mc:Fallback>
             <w:pict>
-              <v:shape w14:anchorId="6E32CF7C" id="Text Box 10" o:spid="_x0000_s1027" type="#_x0000_t202" style="position:absolute;margin-left:162.45pt;margin-top:209.45pt;width:101.9pt;height:22.45pt;z-index:251682816;visibility:visible;mso-wrap-style:square;mso-width-percent:0;mso-wrap-distance-left:9pt;mso-wrap-distance-top:0;mso-wrap-distance-right:9pt;mso-wrap-distance-bottom:0;mso-position-horizontal:absolute;mso-position-horizontal-relative:text;mso-position-vertical:absolute;mso-position-vertical-relative:text;mso-width-percent:0;mso-width-relative:margin;v-text-anchor:top" o:gfxdata="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" fillcolor="white [3201]" strokeweight=".5pt">
+              <v:shape w14:anchorId="6E32CF7C" id="Text Box 10" o:spid="_x0000_s1027" type="#_x0000_t202" style="position:absolute;margin-left:120.35pt;margin-top:318.8pt;width:101.9pt;height:22.45pt;z-index:251682816;visibility:visible;mso-wrap-style:square;mso-width-percent:0;mso-wrap-distance-left:9pt;mso-wrap-distance-top:0;mso-wrap-distance-right:9pt;mso-wrap-distance-bottom:0;mso-position-horizontal:absolute;mso-position-horizontal-relative:text;mso-position-vertical:absolute;mso-position-vertical-relative:text;mso-width-percent:0;mso-width-relative:margin;v-text-anchor:top" o:gfxdata="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" fillcolor="white [3201]" strokeweight=".5pt">
                 <v:textbox>
                   <w:txbxContent>
                     <w:p>
@@ -719,108 +724,18 @@
         <mc:AlternateContent>
           <mc:Choice Requires="wps">
             <w:drawing>
-              <wp:anchor distT="0" distB="0" distL="114300" distR="114300" simplePos="0" relativeHeight="251681792" behindDoc="0" locked="0" layoutInCell="1" allowOverlap="1" wp14:anchorId="3FC2198B" wp14:editId="01A87DAE">
+              <wp:anchor distT="0" distB="0" distL="114300" distR="114300" simplePos="0" relativeHeight="251683840" behindDoc="0" locked="0" layoutInCell="1" allowOverlap="1" wp14:anchorId="533C77DB" wp14:editId="0D8041D6">
                 <wp:simplePos x="0" y="0"/>
                 <wp:positionH relativeFrom="column">
-                  <wp:posOffset>2099462</wp:posOffset>
+                  <wp:posOffset>270662</wp:posOffset>
                 </wp:positionH>
                 <wp:positionV relativeFrom="paragraph">
-                  <wp:posOffset>2637917</wp:posOffset>
+                  <wp:posOffset>1438224</wp:posOffset>
                 </wp:positionV>
-                <wp:extent cx="1228954" cy="343814"/>
-                <wp:effectExtent l="0" t="0" r="28575" b="18415"/>
+                <wp:extent cx="1638300" cy="2392071"/>
+                <wp:effectExtent l="0" t="0" r="19050" b="27305"/>
                 <wp:wrapNone/>
-                <wp:docPr id="858872730" name="Rectangle 9"/>
-                <wp:cNvGraphicFramePr/>
-                <a:graphic xmlns:a="http://schemas.openxmlformats.org/drawingml/2006/main">
-                  <a:graphicData uri="http://schemas.microsoft.com/office/word/2010/wordprocessingShape">
-                    <wps:wsp>
-                      <wps:cNvSpPr/>
-                      <wps:spPr>
-                        <a:xfrm>
-                          <a:off x="0" y="0"/>
-                          <a:ext cx="1228954" cy="343814"/>
-                        </a:xfrm>
-                        <a:prstGeom prst="rect">
-                          <a:avLst/>
-                        </a:prstGeom>
-                        <a:solidFill>
-                          <a:schemeClr val="bg1"/>
-                        </a:solidFill>
-                      </wps:spPr>
-                      <wps:style>
-                        <a:lnRef idx="2">
-                          <a:schemeClr val="accent1">
-                            <a:shade val="15000"/>
-                          </a:schemeClr>
-                        </a:lnRef>
-                        <a:fillRef idx="1">
-                          <a:schemeClr val="accent1"/>
-                        </a:fillRef>
-                        <a:effectRef idx="0">
-                          <a:schemeClr val="accent1"/>
-                        </a:effectRef>
-                        <a:fontRef idx="minor">
-                          <a:schemeClr val="lt1"/>
-                        </a:fontRef>
-                      </wps:style>
-                      <wps:txbx>
-                        <w:txbxContent>
-                          <w:p>
-                            <w:pPr>
-                              <w:jc w:val="center"/>
-                            </w:pPr>
-                          </w:p>
-                        </w:txbxContent>
-                      </wps:txbx>
-                      <wps:bodyPr rot="0" spcFirstLastPara="0" vertOverflow="overflow" horzOverflow="overflow" vert="horz" wrap="square" lIns="91440" tIns="45720" rIns="91440" bIns="45720" numCol="1" spcCol="0" rtlCol="0" fromWordArt="0" anchor="ctr" anchorCtr="0" forceAA="0" compatLnSpc="1">
-                        <a:prstTxWarp prst="textNoShape">
-                          <a:avLst/>
-                        </a:prstTxWarp>
-                        <a:noAutofit/>
-                      </wps:bodyPr>
-                    </wps:wsp>
-                  </a:graphicData>
-                </a:graphic>
-              </wp:anchor>
-            </w:drawing>
-          </mc:Choice>
-          <mc:Fallback>
-            <w:pict>
-              <v:rect w14:anchorId="3FC2198B" id="Rectangle 9" o:spid="_x0000_s1028" style="position:absolute;margin-left:165.3pt;margin-top:207.7pt;width:96.75pt;height:27.05pt;z-index:251681792;visibility:visible;mso-wrap-style:square;mso-wrap-distance-left:9pt;mso-wrap-distance-top:0;mso-wrap-distance-right:9pt;mso-wrap-distance-bottom:0;mso-position-horizontal:absolute;mso-position-horizontal-relative:text;mso-position-vertical:absolute;mso-position-vertical-relative:text;v-text-anchor:middle" o:gfxdata="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" fillcolor="white [3212]" strokecolor="#030e13 [484]" strokeweight="1pt">
-                <v:textbox>
-                  <w:txbxContent>
-                    <w:p>
-                      <w:pPr>
-                        <w:jc w:val="center"/>
-                      </w:pPr>
-                    </w:p>
-                  </w:txbxContent>
-                </v:textbox>
-              </v:rect>
-            </w:pict>
-          </mc:Fallback>
-        </mc:AlternateContent>
-      </w:r>
-      <w:r>
-        <w:rPr>
-          <w:noProof/>
-        </w:rPr>
-        <mc:AlternateContent>
-          <mc:Choice Requires="wps">
-            <w:drawing>
-              <wp:anchor distT="0" distB="0" distL="114300" distR="114300" simplePos="0" relativeHeight="251680768" behindDoc="0" locked="0" layoutInCell="1" allowOverlap="1" wp14:anchorId="34E265B9" wp14:editId="6FE8022B">
-                <wp:simplePos x="0" y="0"/>
-                <wp:positionH relativeFrom="column">
-                  <wp:posOffset>2507285</wp:posOffset>
-                </wp:positionH>
-                <wp:positionV relativeFrom="paragraph">
-                  <wp:posOffset>2153589</wp:posOffset>
-                </wp:positionV>
-                <wp:extent cx="1148486" cy="299923"/>
-                <wp:effectExtent l="0" t="0" r="13970" b="24130"/>
-                <wp:wrapNone/>
-                <wp:docPr id="2141933245" name="Text Box 8"/>
+                <wp:docPr id="1354068799" name="Text Box 11"/>
                 <wp:cNvGraphicFramePr/>
                 <a:graphic xmlns:a="http://schemas.openxmlformats.org/drawingml/2006/main">
                   <a:graphicData uri="http://schemas.microsoft.com/office/word/2010/wordprocessingShape">
@@ -829,7 +744,7 @@
                       <wps:spPr>
                         <a:xfrm>
                           <a:off x="0" y="0"/>
-                          <a:ext cx="1148486" cy="299923"/>
+                          <a:ext cx="1638300" cy="2392071"/>
                         </a:xfrm>
                         <a:prstGeom prst="rect">
                           <a:avLst/>
@@ -847,7 +762,139 @@
                         <w:txbxContent>
                           <w:p>
                             <w:r>
-                              <w:t>Year Dropdown</w:t>
+                              <w:t>First Name</w:t>
+                            </w:r>
+                          </w:p>
+                          <w:p/>
+                          <w:p>
+                            <w:r>
+                              <w:t>Last Name</w:t>
+                            </w:r>
+                          </w:p>
+                          <w:p/>
+                          <w:p>
+                            <w:r>
+                              <w:t>Government ID</w:t>
+                            </w:r>
+                          </w:p>
+                          <w:p/>
+                          <w:p>
+                            <w:r>
+                              <w:t>Student ID</w:t>
+                            </w:r>
+                          </w:p>
+                          <w:p/>
+                          <w:p>
+                            <w:r>
+                              <w:t>Date of Birth</w:t>
+                            </w:r>
+                          </w:p>
+                          <w:p/>
+                        </w:txbxContent>
+                      </wps:txbx>
+                      <wps:bodyPr rot="0" spcFirstLastPara="0" vertOverflow="overflow" horzOverflow="overflow" vert="horz" wrap="square" lIns="91440" tIns="45720" rIns="91440" bIns="45720" numCol="1" spcCol="0" rtlCol="0" fromWordArt="0" anchor="t" anchorCtr="0" forceAA="0" compatLnSpc="1">
+                        <a:prstTxWarp prst="textNoShape">
+                          <a:avLst/>
+                        </a:prstTxWarp>
+                        <a:noAutofit/>
+                      </wps:bodyPr>
+                    </wps:wsp>
+                  </a:graphicData>
+                </a:graphic>
+                <wp14:sizeRelV relativeFrom="margin">
+                  <wp14:pctHeight>0</wp14:pctHeight>
+                </wp14:sizeRelV>
+              </wp:anchor>
+            </w:drawing>
+          </mc:Choice>
+          <mc:Fallback>
+            <w:pict>
+              <v:shape w14:anchorId="533C77DB" id="Text Box 11" o:spid="_x0000_s1028" type="#_x0000_t202" style="position:absolute;margin-left:21.3pt;margin-top:113.25pt;width:129pt;height:188.35pt;z-index:251683840;visibility:visible;mso-wrap-style:square;mso-height-percent:0;mso-wrap-distance-left:9pt;mso-wrap-distance-top:0;mso-wrap-distance-right:9pt;mso-wrap-distance-bottom:0;mso-position-horizontal:absolute;mso-position-horizontal-relative:text;mso-position-vertical:absolute;mso-position-vertical-relative:text;mso-height-percent:0;mso-height-relative:margin;v-text-anchor:top" o:gfxdata="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" fillcolor="white [3201]" strokeweight=".5pt">
+                <v:textbox>
+                  <w:txbxContent>
+                    <w:p>
+                      <w:r>
+                        <w:t>First Name</w:t>
+                      </w:r>
+                    </w:p>
+                    <w:p/>
+                    <w:p>
+                      <w:r>
+                        <w:t>Last Name</w:t>
+                      </w:r>
+                    </w:p>
+                    <w:p/>
+                    <w:p>
+                      <w:r>
+                        <w:t>Government ID</w:t>
+                      </w:r>
+                    </w:p>
+                    <w:p/>
+                    <w:p>
+                      <w:r>
+                        <w:t>Student ID</w:t>
+                      </w:r>
+                    </w:p>
+                    <w:p/>
+                    <w:p>
+                      <w:r>
+                        <w:t>Date of Birth</w:t>
+                      </w:r>
+                    </w:p>
+                    <w:p/>
+                  </w:txbxContent>
+                </v:textbox>
+              </v:shape>
+            </w:pict>
+          </mc:Fallback>
+        </mc:AlternateContent>
+      </w:r>
+      <w:r>
+        <w:rPr>
+          <w:noProof/>
+        </w:rPr>
+        <mc:AlternateContent>
+          <mc:Choice Requires="wps">
+            <w:drawing>
+              <wp:anchor distT="0" distB="0" distL="114300" distR="114300" simplePos="0" relativeHeight="251680768" behindDoc="0" locked="0" layoutInCell="1" allowOverlap="1" wp14:anchorId="34E265B9" wp14:editId="66649BE8">
+                <wp:simplePos x="0" y="0"/>
+                <wp:positionH relativeFrom="column">
+                  <wp:posOffset>3386785</wp:posOffset>
+                </wp:positionH>
+                <wp:positionV relativeFrom="paragraph">
+                  <wp:posOffset>3508299</wp:posOffset>
+                </wp:positionV>
+                <wp:extent cx="592532" cy="299720"/>
+                <wp:effectExtent l="0" t="0" r="17145" b="24130"/>
+                <wp:wrapNone/>
+                <wp:docPr id="2141933245" name="Text Box 8"/>
+                <wp:cNvGraphicFramePr/>
+                <a:graphic xmlns:a="http://schemas.openxmlformats.org/drawingml/2006/main">
+                  <a:graphicData uri="http://schemas.microsoft.com/office/word/2010/wordprocessingShape">
+                    <wps:wsp>
+                      <wps:cNvSpPr txBox="1"/>
+                      <wps:spPr>
+                        <a:xfrm>
+                          <a:off x="0" y="0"/>
+                          <a:ext cx="592532" cy="299720"/>
+                        </a:xfrm>
+                        <a:prstGeom prst="rect">
+                          <a:avLst/>
+                        </a:prstGeom>
+                        <a:solidFill>
+                          <a:schemeClr val="lt1"/>
+                        </a:solidFill>
+                        <a:ln w="6350">
+                          <a:solidFill>
+                            <a:prstClr val="black"/>
+                          </a:solidFill>
+                        </a:ln>
+                      </wps:spPr>
+                      <wps:txbx>
+                        <w:txbxContent>
+                          <w:p>
+                            <w:r>
+                              <w:t>Year</w:t>
                             </w:r>
                           </w:p>
                         </w:txbxContent>
@@ -869,12 +916,12 @@
           </mc:Choice>
           <mc:Fallback>
             <w:pict>
-              <v:shape w14:anchorId="34E265B9" id="Text Box 8" o:spid="_x0000_s1029" type="#_x0000_t202" style="position:absolute;margin-left:197.4pt;margin-top:169.55pt;width:90.45pt;height:23.6pt;z-index:251680768;visibility:visible;mso-wrap-style:square;mso-width-percent:0;mso-wrap-distance-left:9pt;mso-wrap-distance-top:0;mso-wrap-distance-right:9pt;mso-wrap-distance-bottom:0;mso-position-horizontal:absolute;mso-position-horizontal-relative:text;mso-position-vertical:absolute;mso-position-vertical-relative:text;mso-width-percent:0;mso-width-relative:margin;v-text-anchor:top" o:gfxdata="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" fillcolor="white [3201]" strokeweight=".5pt">
+              <v:shape w14:anchorId="34E265B9" id="Text Box 8" o:spid="_x0000_s1029" type="#_x0000_t202" style="position:absolute;margin-left:266.7pt;margin-top:276.25pt;width:46.65pt;height:23.6pt;z-index:251680768;visibility:visible;mso-wrap-style:square;mso-width-percent:0;mso-wrap-distance-left:9pt;mso-wrap-distance-top:0;mso-wrap-distance-right:9pt;mso-wrap-distance-bottom:0;mso-position-horizontal:absolute;mso-position-horizontal-relative:text;mso-position-vertical:absolute;mso-position-vertical-relative:text;mso-width-percent:0;mso-width-relative:margin;v-text-anchor:top" o:gfxdata="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" fillcolor="white [3201]" strokeweight=".5pt">
                 <v:textbox>
                   <w:txbxContent>
                     <w:p>
                       <w:r>
-                        <w:t>Year Dropdown</w:t>
+                        <w:t>Year</w:t>
                       </w:r>
                     </w:p>
                   </w:txbxContent>
@@ -891,18 +938,18 @@
         <mc:AlternateContent>
           <mc:Choice Requires="wps">
             <w:drawing>
-              <wp:anchor distT="0" distB="0" distL="114300" distR="114300" simplePos="0" relativeHeight="251678720" behindDoc="0" locked="0" layoutInCell="1" allowOverlap="1" wp14:anchorId="1D134C19" wp14:editId="098D4034">
+              <wp:anchor distT="0" distB="0" distL="114300" distR="114300" simplePos="0" relativeHeight="251676672" behindDoc="0" locked="0" layoutInCell="1" allowOverlap="1" wp14:anchorId="7138A957" wp14:editId="320B00E8">
                 <wp:simplePos x="0" y="0"/>
                 <wp:positionH relativeFrom="column">
-                  <wp:posOffset>3092679</wp:posOffset>
+                  <wp:posOffset>2655037</wp:posOffset>
                 </wp:positionH>
                 <wp:positionV relativeFrom="paragraph">
-                  <wp:posOffset>1641424</wp:posOffset>
+                  <wp:posOffset>3508147</wp:posOffset>
                 </wp:positionV>
-                <wp:extent cx="1148486" cy="299923"/>
-                <wp:effectExtent l="0" t="0" r="13970" b="24130"/>
+                <wp:extent cx="629107" cy="299720"/>
+                <wp:effectExtent l="0" t="0" r="19050" b="24130"/>
                 <wp:wrapNone/>
-                <wp:docPr id="1719941071" name="Text Box 8"/>
+                <wp:docPr id="340177692" name="Text Box 8"/>
                 <wp:cNvGraphicFramePr/>
                 <a:graphic xmlns:a="http://schemas.openxmlformats.org/drawingml/2006/main">
                   <a:graphicData uri="http://schemas.microsoft.com/office/word/2010/wordprocessingShape">
@@ -911,7 +958,7 @@
                       <wps:spPr>
                         <a:xfrm>
                           <a:off x="0" y="0"/>
-                          <a:ext cx="1148486" cy="299923"/>
+                          <a:ext cx="629107" cy="299720"/>
                         </a:xfrm>
                         <a:prstGeom prst="rect">
                           <a:avLst/>
@@ -929,7 +976,7 @@
                         <w:txbxContent>
                           <w:p>
                             <w:r>
-                              <w:t>Day Dropdown</w:t>
+                              <w:t>Month</w:t>
                             </w:r>
                           </w:p>
                         </w:txbxContent>
@@ -951,12 +998,12 @@
           </mc:Choice>
           <mc:Fallback>
             <w:pict>
-              <v:shape w14:anchorId="1D134C19" id="_x0000_s1030" type="#_x0000_t202" style="position:absolute;margin-left:243.5pt;margin-top:129.25pt;width:90.45pt;height:23.6pt;z-index:251678720;visibility:visible;mso-wrap-style:square;mso-width-percent:0;mso-wrap-distance-left:9pt;mso-wrap-distance-top:0;mso-wrap-distance-right:9pt;mso-wrap-distance-bottom:0;mso-position-horizontal:absolute;mso-position-horizontal-relative:text;mso-position-vertical:absolute;mso-position-vertical-relative:text;mso-width-percent:0;mso-width-relative:margin;v-text-anchor:top" o:gfxdata="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" fillcolor="white [3201]" strokeweight=".5pt">
+              <v:shape w14:anchorId="7138A957" id="_x0000_s1030" type="#_x0000_t202" style="position:absolute;margin-left:209.05pt;margin-top:276.25pt;width:49.55pt;height:23.6pt;z-index:251676672;visibility:visible;mso-wrap-style:square;mso-width-percent:0;mso-wrap-distance-left:9pt;mso-wrap-distance-top:0;mso-wrap-distance-right:9pt;mso-wrap-distance-bottom:0;mso-position-horizontal:absolute;mso-position-horizontal-relative:text;mso-position-vertical:absolute;mso-position-vertical-relative:text;mso-width-percent:0;mso-width-relative:margin;v-text-anchor:top" o:gfxdata="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" fillcolor="white [3201]" strokeweight=".5pt">
                 <v:textbox>
                   <w:txbxContent>
                     <w:p>
                       <w:r>
-                        <w:t>Day Dropdown</w:t>
+                        <w:t>Month</w:t>
                       </w:r>
                     </w:p>
                   </w:txbxContent>
@@ -973,18 +1020,18 @@
         <mc:AlternateContent>
           <mc:Choice Requires="wps">
             <w:drawing>
-              <wp:anchor distT="0" distB="0" distL="114300" distR="114300" simplePos="0" relativeHeight="251676672" behindDoc="0" locked="0" layoutInCell="1" allowOverlap="1" wp14:anchorId="7138A957" wp14:editId="10D82894">
+              <wp:anchor distT="0" distB="0" distL="114300" distR="114300" simplePos="0" relativeHeight="251678720" behindDoc="0" locked="0" layoutInCell="1" allowOverlap="1" wp14:anchorId="1D134C19" wp14:editId="59F5CD8D">
                 <wp:simplePos x="0" y="0"/>
                 <wp:positionH relativeFrom="column">
-                  <wp:posOffset>1916354</wp:posOffset>
+                  <wp:posOffset>2091614</wp:posOffset>
                 </wp:positionH>
                 <wp:positionV relativeFrom="paragraph">
-                  <wp:posOffset>1657324</wp:posOffset>
+                  <wp:posOffset>3507918</wp:posOffset>
                 </wp:positionV>
-                <wp:extent cx="1119225" cy="299720"/>
-                <wp:effectExtent l="0" t="0" r="24130" b="24130"/>
+                <wp:extent cx="475488" cy="299720"/>
+                <wp:effectExtent l="0" t="0" r="20320" b="24130"/>
                 <wp:wrapNone/>
-                <wp:docPr id="340177692" name="Text Box 8"/>
+                <wp:docPr id="1719941071" name="Text Box 8"/>
                 <wp:cNvGraphicFramePr/>
                 <a:graphic xmlns:a="http://schemas.openxmlformats.org/drawingml/2006/main">
                   <a:graphicData uri="http://schemas.microsoft.com/office/word/2010/wordprocessingShape">
@@ -993,7 +1040,7 @@
                       <wps:spPr>
                         <a:xfrm>
                           <a:off x="0" y="0"/>
-                          <a:ext cx="1119225" cy="299720"/>
+                          <a:ext cx="475488" cy="299720"/>
                         </a:xfrm>
                         <a:prstGeom prst="rect">
                           <a:avLst/>
@@ -1011,7 +1058,7 @@
                         <w:txbxContent>
                           <w:p>
                             <w:r>
-                              <w:t>Month Checkbox</w:t>
+                              <w:t xml:space="preserve">Day </w:t>
                             </w:r>
                           </w:p>
                         </w:txbxContent>
@@ -1033,12 +1080,12 @@
           </mc:Choice>
           <mc:Fallback>
             <w:pict>
-              <v:shape w14:anchorId="7138A957" id="_x0000_s1031" type="#_x0000_t202" style="position:absolute;margin-left:150.9pt;margin-top:130.5pt;width:88.15pt;height:23.6pt;z-index:251676672;visibility:visible;mso-wrap-style:square;mso-width-percent:0;mso-wrap-distance-left:9pt;mso-wrap-distance-top:0;mso-wrap-distance-right:9pt;mso-wrap-distance-bottom:0;mso-position-horizontal:absolute;mso-position-horizontal-relative:text;mso-position-vertical:absolute;mso-position-vertical-relative:text;mso-width-percent:0;mso-width-relative:margin;v-text-anchor:top" o:gfxdata="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" fillcolor="white [3201]" strokeweight=".5pt">
+              <v:shape w14:anchorId="1D134C19" id="_x0000_s1031" type="#_x0000_t202" style="position:absolute;margin-left:164.7pt;margin-top:276.2pt;width:37.45pt;height:23.6pt;z-index:251678720;visibility:visible;mso-wrap-style:square;mso-width-percent:0;mso-wrap-distance-left:9pt;mso-wrap-distance-top:0;mso-wrap-distance-right:9pt;mso-wrap-distance-bottom:0;mso-position-horizontal:absolute;mso-position-horizontal-relative:text;mso-position-vertical:absolute;mso-position-vertical-relative:text;mso-width-percent:0;mso-width-relative:margin;v-text-anchor:top" o:gfxdata="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" fillcolor="white [3201]" strokeweight=".5pt">
                 <v:textbox>
                   <w:txbxContent>
                     <w:p>
                       <w:r>
-                        <w:t>Month Checkbox</w:t>
+                        <w:t xml:space="preserve">Day </w:t>
                       </w:r>
                     </w:p>
                   </w:txbxContent>
@@ -1055,173 +1102,15 @@
         <mc:AlternateContent>
           <mc:Choice Requires="wps">
             <w:drawing>
-              <wp:anchor distT="0" distB="0" distL="114300" distR="114300" simplePos="0" relativeHeight="251674624" behindDoc="0" locked="0" layoutInCell="1" allowOverlap="1" wp14:anchorId="2D57F18F" wp14:editId="73DC1460">
+              <wp:anchor distT="0" distB="0" distL="114300" distR="114300" simplePos="0" relativeHeight="251670528" behindDoc="0" locked="0" layoutInCell="1" allowOverlap="1" wp14:anchorId="1A3D7F0D" wp14:editId="087217A3">
                 <wp:simplePos x="0" y="0"/>
                 <wp:positionH relativeFrom="column">
-                  <wp:posOffset>188646</wp:posOffset>
+                  <wp:posOffset>2229181</wp:posOffset>
                 </wp:positionH>
                 <wp:positionV relativeFrom="paragraph">
-                  <wp:posOffset>2431364</wp:posOffset>
+                  <wp:posOffset>1991944</wp:posOffset>
                 </wp:positionV>
-                <wp:extent cx="1580083" cy="299923"/>
-                <wp:effectExtent l="0" t="0" r="20320" b="24130"/>
-                <wp:wrapNone/>
-                <wp:docPr id="768253631" name="Text Box 8"/>
-                <wp:cNvGraphicFramePr/>
-                <a:graphic xmlns:a="http://schemas.openxmlformats.org/drawingml/2006/main">
-                  <a:graphicData uri="http://schemas.microsoft.com/office/word/2010/wordprocessingShape">
-                    <wps:wsp>
-                      <wps:cNvSpPr txBox="1"/>
-                      <wps:spPr>
-                        <a:xfrm>
-                          <a:off x="0" y="0"/>
-                          <a:ext cx="1580083" cy="299923"/>
-                        </a:xfrm>
-                        <a:prstGeom prst="rect">
-                          <a:avLst/>
-                        </a:prstGeom>
-                        <a:solidFill>
-                          <a:schemeClr val="lt1"/>
-                        </a:solidFill>
-                        <a:ln w="6350">
-                          <a:solidFill>
-                            <a:prstClr val="black"/>
-                          </a:solidFill>
-                        </a:ln>
-                      </wps:spPr>
-                      <wps:txbx>
-                        <w:txbxContent>
-                          <w:p>
-                            <w:r>
-                              <w:t>Gov ID Field</w:t>
-                            </w:r>
-                          </w:p>
-                        </w:txbxContent>
-                      </wps:txbx>
-                      <wps:bodyPr rot="0" spcFirstLastPara="0" vertOverflow="overflow" horzOverflow="overflow" vert="horz" wrap="square" lIns="91440" tIns="45720" rIns="91440" bIns="45720" numCol="1" spcCol="0" rtlCol="0" fromWordArt="0" anchor="t" anchorCtr="0" forceAA="0" compatLnSpc="1">
-                        <a:prstTxWarp prst="textNoShape">
-                          <a:avLst/>
-                        </a:prstTxWarp>
-                        <a:noAutofit/>
-                      </wps:bodyPr>
-                    </wps:wsp>
-                  </a:graphicData>
-                </a:graphic>
-              </wp:anchor>
-            </w:drawing>
-          </mc:Choice>
-          <mc:Fallback>
-            <w:pict>
-              <v:shape w14:anchorId="2D57F18F" id="_x0000_s1032" type="#_x0000_t202" style="position:absolute;margin-left:14.85pt;margin-top:191.45pt;width:124.4pt;height:23.6pt;z-index:251674624;visibility:visible;mso-wrap-style:square;mso-wrap-distance-left:9pt;mso-wrap-distance-top:0;mso-wrap-distance-right:9pt;mso-wrap-distance-bottom:0;mso-position-horizontal:absolute;mso-position-horizontal-relative:text;mso-position-vertical:absolute;mso-position-vertical-relative:text;v-text-anchor:top" o:gfxdata="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" fillcolor="white [3201]" strokeweight=".5pt">
-                <v:textbox>
-                  <w:txbxContent>
-                    <w:p>
-                      <w:r>
-                        <w:t>Gov ID Field</w:t>
-                      </w:r>
-                    </w:p>
-                  </w:txbxContent>
-                </v:textbox>
-              </v:shape>
-            </w:pict>
-          </mc:Fallback>
-        </mc:AlternateContent>
-      </w:r>
-      <w:r>
-        <w:rPr>
-          <w:noProof/>
-        </w:rPr>
-        <mc:AlternateContent>
-          <mc:Choice Requires="wps">
-            <w:drawing>
-              <wp:anchor distT="0" distB="0" distL="114300" distR="114300" simplePos="0" relativeHeight="251672576" behindDoc="0" locked="0" layoutInCell="1" allowOverlap="1" wp14:anchorId="42B21909" wp14:editId="317F3A75">
-                <wp:simplePos x="0" y="0"/>
-                <wp:positionH relativeFrom="column">
-                  <wp:posOffset>188646</wp:posOffset>
-                </wp:positionH>
-                <wp:positionV relativeFrom="paragraph">
-                  <wp:posOffset>2124583</wp:posOffset>
-                </wp:positionV>
-                <wp:extent cx="1580083" cy="299923"/>
-                <wp:effectExtent l="0" t="0" r="20320" b="24130"/>
-                <wp:wrapNone/>
-                <wp:docPr id="1160636029" name="Text Box 8"/>
-                <wp:cNvGraphicFramePr/>
-                <a:graphic xmlns:a="http://schemas.openxmlformats.org/drawingml/2006/main">
-                  <a:graphicData uri="http://schemas.microsoft.com/office/word/2010/wordprocessingShape">
-                    <wps:wsp>
-                      <wps:cNvSpPr txBox="1"/>
-                      <wps:spPr>
-                        <a:xfrm>
-                          <a:off x="0" y="0"/>
-                          <a:ext cx="1580083" cy="299923"/>
-                        </a:xfrm>
-                        <a:prstGeom prst="rect">
-                          <a:avLst/>
-                        </a:prstGeom>
-                        <a:solidFill>
-                          <a:schemeClr val="lt1"/>
-                        </a:solidFill>
-                        <a:ln w="6350">
-                          <a:solidFill>
-                            <a:prstClr val="black"/>
-                          </a:solidFill>
-                        </a:ln>
-                      </wps:spPr>
-                      <wps:txbx>
-                        <w:txbxContent>
-                          <w:p>
-                            <w:r>
-                              <w:t>Student ID Field</w:t>
-                            </w:r>
-                          </w:p>
-                        </w:txbxContent>
-                      </wps:txbx>
-                      <wps:bodyPr rot="0" spcFirstLastPara="0" vertOverflow="overflow" horzOverflow="overflow" vert="horz" wrap="square" lIns="91440" tIns="45720" rIns="91440" bIns="45720" numCol="1" spcCol="0" rtlCol="0" fromWordArt="0" anchor="t" anchorCtr="0" forceAA="0" compatLnSpc="1">
-                        <a:prstTxWarp prst="textNoShape">
-                          <a:avLst/>
-                        </a:prstTxWarp>
-                        <a:noAutofit/>
-                      </wps:bodyPr>
-                    </wps:wsp>
-                  </a:graphicData>
-                </a:graphic>
-              </wp:anchor>
-            </w:drawing>
-          </mc:Choice>
-          <mc:Fallback>
-            <w:pict>
-              <v:shape w14:anchorId="42B21909" id="_x0000_s1033" type="#_x0000_t202" style="position:absolute;margin-left:14.85pt;margin-top:167.3pt;width:124.4pt;height:23.6pt;z-index:251672576;visibility:visible;mso-wrap-style:square;mso-wrap-distance-left:9pt;mso-wrap-distance-top:0;mso-wrap-distance-right:9pt;mso-wrap-distance-bottom:0;mso-position-horizontal:absolute;mso-position-horizontal-relative:text;mso-position-vertical:absolute;mso-position-vertical-relative:text;v-text-anchor:top" o:gfxdata="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" fillcolor="white [3201]" strokeweight=".5pt">
-                <v:textbox>
-                  <w:txbxContent>
-                    <w:p>
-                      <w:r>
-                        <w:t>Student ID Field</w:t>
-                      </w:r>
-                    </w:p>
-                  </w:txbxContent>
-                </v:textbox>
-              </v:shape>
-            </w:pict>
-          </mc:Fallback>
-        </mc:AlternateContent>
-      </w:r>
-      <w:r>
-        <w:rPr>
-          <w:noProof/>
-        </w:rPr>
-        <mc:AlternateContent>
-          <mc:Choice Requires="wps">
-            <w:drawing>
-              <wp:anchor distT="0" distB="0" distL="114300" distR="114300" simplePos="0" relativeHeight="251670528" behindDoc="0" locked="0" layoutInCell="1" allowOverlap="1" wp14:anchorId="1A3D7F0D" wp14:editId="6F3F17C4">
-                <wp:simplePos x="0" y="0"/>
-                <wp:positionH relativeFrom="column">
-                  <wp:posOffset>188646</wp:posOffset>
-                </wp:positionH>
-                <wp:positionV relativeFrom="paragraph">
-                  <wp:posOffset>1810029</wp:posOffset>
-                </wp:positionV>
-                <wp:extent cx="1580083" cy="299923"/>
+                <wp:extent cx="1579880" cy="299720"/>
                 <wp:effectExtent l="0" t="0" r="20320" b="24130"/>
                 <wp:wrapNone/>
                 <wp:docPr id="2081688659" name="Text Box 8"/>
@@ -1233,7 +1122,7 @@
                       <wps:spPr>
                         <a:xfrm>
                           <a:off x="0" y="0"/>
-                          <a:ext cx="1580083" cy="299923"/>
+                          <a:ext cx="1579880" cy="299720"/>
                         </a:xfrm>
                         <a:prstGeom prst="rect">
                           <a:avLst/>
@@ -1273,7 +1162,7 @@
           </mc:Choice>
           <mc:Fallback>
             <w:pict>
-              <v:shape w14:anchorId="1A3D7F0D" id="_x0000_s1034" type="#_x0000_t202" style="position:absolute;margin-left:14.85pt;margin-top:142.5pt;width:124.4pt;height:23.6pt;z-index:251670528;visibility:visible;mso-wrap-style:square;mso-wrap-distance-left:9pt;mso-wrap-distance-top:0;mso-wrap-distance-right:9pt;mso-wrap-distance-bottom:0;mso-position-horizontal:absolute;mso-position-horizontal-relative:text;mso-position-vertical:absolute;mso-position-vertical-relative:text;v-text-anchor:top" o:gfxdata="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" fillcolor="white [3201]" strokeweight=".5pt">
+              <v:shape w14:anchorId="1A3D7F0D" id="_x0000_s1032" type="#_x0000_t202" style="position:absolute;margin-left:175.55pt;margin-top:156.85pt;width:124.4pt;height:23.6pt;z-index:251670528;visibility:visible;mso-wrap-style:square;mso-wrap-distance-left:9pt;mso-wrap-distance-top:0;mso-wrap-distance-right:9pt;mso-wrap-distance-bottom:0;mso-position-horizontal:absolute;mso-position-horizontal-relative:text;mso-position-vertical:absolute;mso-position-vertical-relative:text;v-text-anchor:top" o:gfxdata="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" fillcolor="white [3201]" strokeweight=".5pt">
                 <v:textbox>
                   <w:txbxContent>
                     <w:p>
@@ -1298,13 +1187,92 @@
         <mc:AlternateContent>
           <mc:Choice Requires="wps">
             <w:drawing>
-              <wp:anchor distT="0" distB="0" distL="114300" distR="114300" simplePos="0" relativeHeight="251668480" behindDoc="0" locked="0" layoutInCell="1" allowOverlap="1" wp14:anchorId="00713232" wp14:editId="14619C2D">
+              <wp:anchor distT="0" distB="0" distL="114300" distR="114300" simplePos="0" relativeHeight="251672576" behindDoc="0" locked="0" layoutInCell="1" allowOverlap="1" wp14:anchorId="42B21909" wp14:editId="245B2B78">
                 <wp:simplePos x="0" y="0"/>
                 <wp:positionH relativeFrom="column">
-                  <wp:posOffset>190195</wp:posOffset>
+                  <wp:posOffset>2214550</wp:posOffset>
                 </wp:positionH>
                 <wp:positionV relativeFrom="paragraph">
-                  <wp:posOffset>1496746</wp:posOffset>
+                  <wp:posOffset>2993898</wp:posOffset>
+                </wp:positionV>
+                <wp:extent cx="1579880" cy="299720"/>
+                <wp:effectExtent l="0" t="0" r="20320" b="24130"/>
+                <wp:wrapNone/>
+                <wp:docPr id="1160636029" name="Text Box 8"/>
+                <wp:cNvGraphicFramePr/>
+                <a:graphic xmlns:a="http://schemas.openxmlformats.org/drawingml/2006/main">
+                  <a:graphicData uri="http://schemas.microsoft.com/office/word/2010/wordprocessingShape">
+                    <wps:wsp>
+                      <wps:cNvSpPr txBox="1"/>
+                      <wps:spPr>
+                        <a:xfrm>
+                          <a:off x="0" y="0"/>
+                          <a:ext cx="1579880" cy="299720"/>
+                        </a:xfrm>
+                        <a:prstGeom prst="rect">
+                          <a:avLst/>
+                        </a:prstGeom>
+                        <a:solidFill>
+                          <a:schemeClr val="lt1"/>
+                        </a:solidFill>
+                        <a:ln w="6350">
+                          <a:solidFill>
+                            <a:prstClr val="black"/>
+                          </a:solidFill>
+                        </a:ln>
+                      </wps:spPr>
+                      <wps:txbx>
+                        <w:txbxContent>
+                          <w:p>
+                            <w:r>
+                              <w:t>Student ID Field</w:t>
+                            </w:r>
+                          </w:p>
+                        </w:txbxContent>
+                      </wps:txbx>
+                      <wps:bodyPr rot="0" spcFirstLastPara="0" vertOverflow="overflow" horzOverflow="overflow" vert="horz" wrap="square" lIns="91440" tIns="45720" rIns="91440" bIns="45720" numCol="1" spcCol="0" rtlCol="0" fromWordArt="0" anchor="t" anchorCtr="0" forceAA="0" compatLnSpc="1">
+                        <a:prstTxWarp prst="textNoShape">
+                          <a:avLst/>
+                        </a:prstTxWarp>
+                        <a:noAutofit/>
+                      </wps:bodyPr>
+                    </wps:wsp>
+                  </a:graphicData>
+                </a:graphic>
+              </wp:anchor>
+            </w:drawing>
+          </mc:Choice>
+          <mc:Fallback>
+            <w:pict>
+              <v:shape w14:anchorId="42B21909" id="_x0000_s1033" type="#_x0000_t202" style="position:absolute;margin-left:174.35pt;margin-top:235.75pt;width:124.4pt;height:23.6pt;z-index:251672576;visibility:visible;mso-wrap-style:square;mso-wrap-distance-left:9pt;mso-wrap-distance-top:0;mso-wrap-distance-right:9pt;mso-wrap-distance-bottom:0;mso-position-horizontal:absolute;mso-position-horizontal-relative:text;mso-position-vertical:absolute;mso-position-vertical-relative:text;v-text-anchor:top" o:gfxdata="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" fillcolor="white [3201]" strokeweight=".5pt">
+                <v:textbox>
+                  <w:txbxContent>
+                    <w:p>
+                      <w:r>
+                        <w:t>Student ID Field</w:t>
+                      </w:r>
+                    </w:p>
+                  </w:txbxContent>
+                </v:textbox>
+              </v:shape>
+            </w:pict>
+          </mc:Fallback>
+        </mc:AlternateContent>
+      </w:r>
+      <w:r>
+        <w:rPr>
+          <w:noProof/>
+        </w:rPr>
+        <mc:AlternateContent>
+          <mc:Choice Requires="wps">
+            <w:drawing>
+              <wp:anchor distT="0" distB="0" distL="114300" distR="114300" simplePos="0" relativeHeight="251668480" behindDoc="0" locked="0" layoutInCell="1" allowOverlap="1" wp14:anchorId="00713232" wp14:editId="1040DB5A">
+                <wp:simplePos x="0" y="0"/>
+                <wp:positionH relativeFrom="column">
+                  <wp:posOffset>2252294</wp:posOffset>
+                </wp:positionH>
+                <wp:positionV relativeFrom="paragraph">
+                  <wp:posOffset>1474166</wp:posOffset>
                 </wp:positionV>
                 <wp:extent cx="1580083" cy="299923"/>
                 <wp:effectExtent l="0" t="0" r="20320" b="24130"/>
@@ -1355,7 +1323,7 @@
           </mc:Choice>
           <mc:Fallback>
             <w:pict>
-              <v:shape w14:anchorId="00713232" id="_x0000_s1035" type="#_x0000_t202" style="position:absolute;margin-left:15pt;margin-top:117.85pt;width:124.4pt;height:23.6pt;z-index:251668480;visibility:visible;mso-wrap-style:square;mso-wrap-distance-left:9pt;mso-wrap-distance-top:0;mso-wrap-distance-right:9pt;mso-wrap-distance-bottom:0;mso-position-horizontal:absolute;mso-position-horizontal-relative:text;mso-position-vertical:absolute;mso-position-vertical-relative:text;v-text-anchor:top" o:gfxdata="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" fillcolor="white [3201]" strokeweight=".5pt">
+              <v:shape w14:anchorId="00713232" id="_x0000_s1034" type="#_x0000_t202" style="position:absolute;margin-left:177.35pt;margin-top:116.1pt;width:124.4pt;height:23.6pt;z-index:251668480;visibility:visible;mso-wrap-style:square;mso-wrap-distance-left:9pt;mso-wrap-distance-top:0;mso-wrap-distance-right:9pt;mso-wrap-distance-bottom:0;mso-position-horizontal:absolute;mso-position-horizontal-relative:text;mso-position-vertical:absolute;mso-position-vertical-relative:text;v-text-anchor:top" o:gfxdata="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" fillcolor="white [3201]" strokeweight=".5pt">
                 <v:textbox>
                   <w:txbxContent>
                     <w:p>
@@ -1377,7 +1345,398 @@
         <mc:AlternateContent>
           <mc:Choice Requires="wps">
             <w:drawing>
-              <wp:anchor distT="0" distB="0" distL="114300" distR="114300" simplePos="0" relativeHeight="251667456" behindDoc="0" locked="0" layoutInCell="1" allowOverlap="1" wp14:anchorId="4ED6ABA2" wp14:editId="4C247083">
+              <wp:anchor distT="0" distB="0" distL="114300" distR="114300" simplePos="0" relativeHeight="251674624" behindDoc="0" locked="0" layoutInCell="1" allowOverlap="1" wp14:anchorId="2D57F18F" wp14:editId="7D68FBC2">
+                <wp:simplePos x="0" y="0"/>
+                <wp:positionH relativeFrom="column">
+                  <wp:posOffset>2222094</wp:posOffset>
+                </wp:positionH>
+                <wp:positionV relativeFrom="paragraph">
+                  <wp:posOffset>2459736</wp:posOffset>
+                </wp:positionV>
+                <wp:extent cx="1580083" cy="299923"/>
+                <wp:effectExtent l="0" t="0" r="20320" b="24130"/>
+                <wp:wrapNone/>
+                <wp:docPr id="768253631" name="Text Box 8"/>
+                <wp:cNvGraphicFramePr/>
+                <a:graphic xmlns:a="http://schemas.openxmlformats.org/drawingml/2006/main">
+                  <a:graphicData uri="http://schemas.microsoft.com/office/word/2010/wordprocessingShape">
+                    <wps:wsp>
+                      <wps:cNvSpPr txBox="1"/>
+                      <wps:spPr>
+                        <a:xfrm>
+                          <a:off x="0" y="0"/>
+                          <a:ext cx="1580083" cy="299923"/>
+                        </a:xfrm>
+                        <a:prstGeom prst="rect">
+                          <a:avLst/>
+                        </a:prstGeom>
+                        <a:solidFill>
+                          <a:schemeClr val="lt1"/>
+                        </a:solidFill>
+                        <a:ln w="6350">
+                          <a:solidFill>
+                            <a:prstClr val="black"/>
+                          </a:solidFill>
+                        </a:ln>
+                      </wps:spPr>
+                      <wps:txbx>
+                        <w:txbxContent>
+                          <w:p>
+                            <w:r>
+                              <w:t>Gov ID Field</w:t>
+                            </w:r>
+                          </w:p>
+                        </w:txbxContent>
+                      </wps:txbx>
+                      <wps:bodyPr rot="0" spcFirstLastPara="0" vertOverflow="overflow" horzOverflow="overflow" vert="horz" wrap="square" lIns="91440" tIns="45720" rIns="91440" bIns="45720" numCol="1" spcCol="0" rtlCol="0" fromWordArt="0" anchor="t" anchorCtr="0" forceAA="0" compatLnSpc="1">
+                        <a:prstTxWarp prst="textNoShape">
+                          <a:avLst/>
+                        </a:prstTxWarp>
+                        <a:noAutofit/>
+                      </wps:bodyPr>
+                    </wps:wsp>
+                  </a:graphicData>
+                </a:graphic>
+              </wp:anchor>
+            </w:drawing>
+          </mc:Choice>
+          <mc:Fallback>
+            <w:pict>
+              <v:shape w14:anchorId="2D57F18F" id="_x0000_s1035" type="#_x0000_t202" style="position:absolute;margin-left:174.95pt;margin-top:193.7pt;width:124.4pt;height:23.6pt;z-index:251674624;visibility:visible;mso-wrap-style:square;mso-wrap-distance-left:9pt;mso-wrap-distance-top:0;mso-wrap-distance-right:9pt;mso-wrap-distance-bottom:0;mso-position-horizontal:absolute;mso-position-horizontal-relative:text;mso-position-vertical:absolute;mso-position-vertical-relative:text;v-text-anchor:top" o:gfxdata="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" fillcolor="white [3201]" strokeweight=".5pt">
+                <v:textbox>
+                  <w:txbxContent>
+                    <w:p>
+                      <w:r>
+                        <w:t>Gov ID Field</w:t>
+                      </w:r>
+                    </w:p>
+                  </w:txbxContent>
+                </v:textbox>
+              </v:shape>
+            </w:pict>
+          </mc:Fallback>
+        </mc:AlternateContent>
+      </w:r>
+      <w:r>
+        <w:rPr>
+          <w:noProof/>
+        </w:rPr>
+        <mc:AlternateContent>
+          <mc:Choice Requires="wps">
+            <w:drawing>
+              <wp:anchor distT="0" distB="0" distL="114300" distR="114300" simplePos="0" relativeHeight="251666432" behindDoc="0" locked="0" layoutInCell="1" allowOverlap="1" wp14:anchorId="3A188ACE" wp14:editId="5EFA1F37">
+                <wp:simplePos x="0" y="0"/>
+                <wp:positionH relativeFrom="column">
+                  <wp:posOffset>130861</wp:posOffset>
+                </wp:positionH>
+                <wp:positionV relativeFrom="paragraph">
+                  <wp:posOffset>866241</wp:posOffset>
+                </wp:positionV>
+                <wp:extent cx="4286707" cy="3767328"/>
+                <wp:effectExtent l="0" t="0" r="19050" b="24130"/>
+                <wp:wrapNone/>
+                <wp:docPr id="1602302845" name="Rectangle 6"/>
+                <wp:cNvGraphicFramePr/>
+                <a:graphic xmlns:a="http://schemas.openxmlformats.org/drawingml/2006/main">
+                  <a:graphicData uri="http://schemas.microsoft.com/office/word/2010/wordprocessingShape">
+                    <wps:wsp>
+                      <wps:cNvSpPr/>
+                      <wps:spPr>
+                        <a:xfrm>
+                          <a:off x="0" y="0"/>
+                          <a:ext cx="4286707" cy="3767328"/>
+                        </a:xfrm>
+                        <a:prstGeom prst="rect">
+                          <a:avLst/>
+                        </a:prstGeom>
+                        <a:solidFill>
+                          <a:schemeClr val="bg1"/>
+                        </a:solidFill>
+                      </wps:spPr>
+                      <wps:style>
+                        <a:lnRef idx="2">
+                          <a:schemeClr val="accent1">
+                            <a:shade val="15000"/>
+                          </a:schemeClr>
+                        </a:lnRef>
+                        <a:fillRef idx="1">
+                          <a:schemeClr val="accent1"/>
+                        </a:fillRef>
+                        <a:effectRef idx="0">
+                          <a:schemeClr val="accent1"/>
+                        </a:effectRef>
+                        <a:fontRef idx="minor">
+                          <a:schemeClr val="lt1"/>
+                        </a:fontRef>
+                      </wps:style>
+                      <wps:bodyPr rot="0" spcFirstLastPara="0" vertOverflow="overflow" horzOverflow="overflow" vert="horz" wrap="square" lIns="91440" tIns="45720" rIns="91440" bIns="45720" numCol="1" spcCol="0" rtlCol="0" fromWordArt="0" anchor="ctr" anchorCtr="0" forceAA="0" compatLnSpc="1">
+                        <a:prstTxWarp prst="textNoShape">
+                          <a:avLst/>
+                        </a:prstTxWarp>
+                        <a:noAutofit/>
+                      </wps:bodyPr>
+                    </wps:wsp>
+                  </a:graphicData>
+                </a:graphic>
+              </wp:anchor>
+            </w:drawing>
+          </mc:Choice>
+          <mc:Fallback>
+            <w:pict>
+              <v:rect w14:anchorId="7B108927" id="Rectangle 6" o:spid="_x0000_s1026" style="position:absolute;margin-left:10.3pt;margin-top:68.2pt;width:337.55pt;height:296.65pt;z-index:251666432;visibility:visible;mso-wrap-style:square;mso-wrap-distance-left:9pt;mso-wrap-distance-top:0;mso-wrap-distance-right:9pt;mso-wrap-distance-bottom:0;mso-position-horizontal:absolute;mso-position-horizontal-relative:text;mso-position-vertical:absolute;mso-position-vertical-relative:text;v-text-anchor:middle" o:gfxdata="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" fillcolor="white [3212]" strokecolor="#030e13 [484]" strokeweight="1pt"/>
+            </w:pict>
+          </mc:Fallback>
+        </mc:AlternateContent>
+      </w:r>
+      <w:r>
+        <w:rPr>
+          <w:noProof/>
+        </w:rPr>
+        <mc:AlternateContent>
+          <mc:Choice Requires="wps">
+            <w:drawing>
+              <wp:anchor distT="0" distB="0" distL="114300" distR="114300" simplePos="0" relativeHeight="251663360" behindDoc="0" locked="0" layoutInCell="1" allowOverlap="1" wp14:anchorId="16AB8E75" wp14:editId="1707937E">
+                <wp:simplePos x="0" y="0"/>
+                <wp:positionH relativeFrom="column">
+                  <wp:posOffset>167462</wp:posOffset>
+                </wp:positionH>
+                <wp:positionV relativeFrom="paragraph">
+                  <wp:posOffset>281305</wp:posOffset>
+                </wp:positionV>
+                <wp:extent cx="1858010" cy="277977"/>
+                <wp:effectExtent l="0" t="0" r="27940" b="27305"/>
+                <wp:wrapNone/>
+                <wp:docPr id="773508727" name="Text Box 5"/>
+                <wp:cNvGraphicFramePr/>
+                <a:graphic xmlns:a="http://schemas.openxmlformats.org/drawingml/2006/main">
+                  <a:graphicData uri="http://schemas.microsoft.com/office/word/2010/wordprocessingShape">
+                    <wps:wsp>
+                      <wps:cNvSpPr txBox="1"/>
+                      <wps:spPr>
+                        <a:xfrm>
+                          <a:off x="0" y="0"/>
+                          <a:ext cx="1858010" cy="277977"/>
+                        </a:xfrm>
+                        <a:prstGeom prst="rect">
+                          <a:avLst/>
+                        </a:prstGeom>
+                        <a:solidFill>
+                          <a:schemeClr val="lt1"/>
+                        </a:solidFill>
+                        <a:ln w="6350">
+                          <a:solidFill>
+                            <a:prstClr val="black"/>
+                          </a:solidFill>
+                        </a:ln>
+                      </wps:spPr>
+                      <wps:txbx>
+                        <w:txbxContent>
+                          <w:p>
+                            <w:r>
+                              <w:t>Dropdown with Persons</w:t>
+                            </w:r>
+                          </w:p>
+                        </w:txbxContent>
+                      </wps:txbx>
+                      <wps:bodyPr rot="0" spcFirstLastPara="0" vertOverflow="overflow" horzOverflow="overflow" vert="horz" wrap="square" lIns="91440" tIns="45720" rIns="91440" bIns="45720" numCol="1" spcCol="0" rtlCol="0" fromWordArt="0" anchor="t" anchorCtr="0" forceAA="0" compatLnSpc="1">
+                        <a:prstTxWarp prst="textNoShape">
+                          <a:avLst/>
+                        </a:prstTxWarp>
+                        <a:noAutofit/>
+                      </wps:bodyPr>
+                    </wps:wsp>
+                  </a:graphicData>
+                </a:graphic>
+                <wp14:sizeRelH relativeFrom="margin">
+                  <wp14:pctWidth>0</wp14:pctWidth>
+                </wp14:sizeRelH>
+                <wp14:sizeRelV relativeFrom="margin">
+                  <wp14:pctHeight>0</wp14:pctHeight>
+                </wp14:sizeRelV>
+              </wp:anchor>
+            </w:drawing>
+          </mc:Choice>
+          <mc:Fallback>
+            <w:pict>
+              <v:shape w14:anchorId="16AB8E75" id="Text Box 5" o:spid="_x0000_s1036" type="#_x0000_t202" style="position:absolute;margin-left:13.2pt;margin-top:22.15pt;width:146.3pt;height:21.9pt;z-index:251663360;visibility:visible;mso-wrap-style:square;mso-width-percent:0;mso-height-percent:0;mso-wrap-distance-left:9pt;mso-wrap-distance-top:0;mso-wrap-distance-right:9pt;mso-wrap-distance-bottom:0;mso-position-horizontal:absolute;mso-position-horizontal-relative:text;mso-position-vertical:absolute;mso-position-vertical-relative:text;mso-width-percent:0;mso-height-percent:0;mso-width-relative:margin;mso-height-relative:margin;v-text-anchor:top" o:gfxdata="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" fillcolor="white [3201]" strokeweight=".5pt">
+                <v:textbox>
+                  <w:txbxContent>
+                    <w:p>
+                      <w:r>
+                        <w:t>Dropdown with Persons</w:t>
+                      </w:r>
+                    </w:p>
+                  </w:txbxContent>
+                </v:textbox>
+              </v:shape>
+            </w:pict>
+          </mc:Fallback>
+        </mc:AlternateContent>
+      </w:r>
+      <w:r>
+        <w:rPr>
+          <w:noProof/>
+        </w:rPr>
+        <mc:AlternateContent>
+          <mc:Choice Requires="wps">
+            <w:drawing>
+              <wp:anchor distT="0" distB="0" distL="114300" distR="114300" simplePos="0" relativeHeight="251665408" behindDoc="0" locked="0" layoutInCell="1" allowOverlap="1" wp14:anchorId="40325086" wp14:editId="18B1F56F">
+                <wp:simplePos x="0" y="0"/>
+                <wp:positionH relativeFrom="column">
+                  <wp:posOffset>2406422</wp:posOffset>
+                </wp:positionH>
+                <wp:positionV relativeFrom="paragraph">
+                  <wp:posOffset>282042</wp:posOffset>
+                </wp:positionV>
+                <wp:extent cx="1375258" cy="234086"/>
+                <wp:effectExtent l="0" t="0" r="15875" b="13970"/>
+                <wp:wrapNone/>
+                <wp:docPr id="687975608" name="Text Box 5"/>
+                <wp:cNvGraphicFramePr/>
+                <a:graphic xmlns:a="http://schemas.openxmlformats.org/drawingml/2006/main">
+                  <a:graphicData uri="http://schemas.microsoft.com/office/word/2010/wordprocessingShape">
+                    <wps:wsp>
+                      <wps:cNvSpPr txBox="1"/>
+                      <wps:spPr>
+                        <a:xfrm>
+                          <a:off x="0" y="0"/>
+                          <a:ext cx="1375258" cy="234086"/>
+                        </a:xfrm>
+                        <a:prstGeom prst="rect">
+                          <a:avLst/>
+                        </a:prstGeom>
+                        <a:solidFill>
+                          <a:schemeClr val="lt1"/>
+                        </a:solidFill>
+                        <a:ln w="6350">
+                          <a:solidFill>
+                            <a:prstClr val="black"/>
+                          </a:solidFill>
+                        </a:ln>
+                      </wps:spPr>
+                      <wps:txbx>
+                        <w:txbxContent>
+                          <w:p>
+                            <w:r>
+                              <w:t>New    Edit    Delete</w:t>
+                            </w:r>
+                          </w:p>
+                        </w:txbxContent>
+                      </wps:txbx>
+                      <wps:bodyPr rot="0" spcFirstLastPara="0" vertOverflow="overflow" horzOverflow="overflow" vert="horz" wrap="square" lIns="91440" tIns="45720" rIns="91440" bIns="45720" numCol="1" spcCol="0" rtlCol="0" fromWordArt="0" anchor="t" anchorCtr="0" forceAA="0" compatLnSpc="1">
+                        <a:prstTxWarp prst="textNoShape">
+                          <a:avLst/>
+                        </a:prstTxWarp>
+                        <a:noAutofit/>
+                      </wps:bodyPr>
+                    </wps:wsp>
+                  </a:graphicData>
+                </a:graphic>
+                <wp14:sizeRelH relativeFrom="margin">
+                  <wp14:pctWidth>0</wp14:pctWidth>
+                </wp14:sizeRelH>
+                <wp14:sizeRelV relativeFrom="margin">
+                  <wp14:pctHeight>0</wp14:pctHeight>
+                </wp14:sizeRelV>
+              </wp:anchor>
+            </w:drawing>
+          </mc:Choice>
+          <mc:Fallback>
+            <w:pict>
+              <v:shape w14:anchorId="40325086" id="_x0000_s1037" type="#_x0000_t202" style="position:absolute;margin-left:189.5pt;margin-top:22.2pt;width:108.3pt;height:18.45pt;z-index:251665408;visibility:visible;mso-wrap-style:square;mso-width-percent:0;mso-height-percent:0;mso-wrap-distance-left:9pt;mso-wrap-distance-top:0;mso-wrap-distance-right:9pt;mso-wrap-distance-bottom:0;mso-position-horizontal:absolute;mso-position-horizontal-relative:text;mso-position-vertical:absolute;mso-position-vertical-relative:text;mso-width-percent:0;mso-height-percent:0;mso-width-relative:margin;mso-height-relative:margin;v-text-anchor:top" o:gfxdata="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" fillcolor="white [3201]" strokeweight=".5pt">
+                <v:textbox>
+                  <w:txbxContent>
+                    <w:p>
+                      <w:r>
+                        <w:t>New    Edit    Delete</w:t>
+                      </w:r>
+                    </w:p>
+                  </w:txbxContent>
+                </v:textbox>
+              </v:shape>
+            </w:pict>
+          </mc:Fallback>
+        </mc:AlternateContent>
+      </w:r>
+      <w:r>
+        <w:rPr>
+          <w:noProof/>
+        </w:rPr>
+        <mc:AlternateContent>
+          <mc:Choice Requires="wps">
+            <w:drawing>
+              <wp:anchor distT="0" distB="0" distL="114300" distR="114300" simplePos="0" relativeHeight="251662336" behindDoc="0" locked="0" layoutInCell="1" allowOverlap="1" wp14:anchorId="520A3433" wp14:editId="7E2160B0">
+                <wp:simplePos x="0" y="0"/>
+                <wp:positionH relativeFrom="column">
+                  <wp:posOffset>65354</wp:posOffset>
+                </wp:positionH>
+                <wp:positionV relativeFrom="paragraph">
+                  <wp:posOffset>91745</wp:posOffset>
+                </wp:positionV>
+                <wp:extent cx="4264685" cy="716889"/>
+                <wp:effectExtent l="0" t="0" r="21590" b="26670"/>
+                <wp:wrapNone/>
+                <wp:docPr id="171097034" name="Rectangle 4"/>
+                <wp:cNvGraphicFramePr/>
+                <a:graphic xmlns:a="http://schemas.openxmlformats.org/drawingml/2006/main">
+                  <a:graphicData uri="http://schemas.microsoft.com/office/word/2010/wordprocessingShape">
+                    <wps:wsp>
+                      <wps:cNvSpPr/>
+                      <wps:spPr>
+                        <a:xfrm>
+                          <a:off x="0" y="0"/>
+                          <a:ext cx="4264685" cy="716889"/>
+                        </a:xfrm>
+                        <a:prstGeom prst="rect">
+                          <a:avLst/>
+                        </a:prstGeom>
+                        <a:solidFill>
+                          <a:schemeClr val="bg1"/>
+                        </a:solidFill>
+                      </wps:spPr>
+                      <wps:style>
+                        <a:lnRef idx="2">
+                          <a:schemeClr val="accent1">
+                            <a:shade val="15000"/>
+                          </a:schemeClr>
+                        </a:lnRef>
+                        <a:fillRef idx="1">
+                          <a:schemeClr val="accent1"/>
+                        </a:fillRef>
+                        <a:effectRef idx="0">
+                          <a:schemeClr val="accent1"/>
+                        </a:effectRef>
+                        <a:fontRef idx="minor">
+                          <a:schemeClr val="lt1"/>
+                        </a:fontRef>
+                      </wps:style>
+                      <wps:bodyPr rot="0" spcFirstLastPara="0" vertOverflow="overflow" horzOverflow="overflow" vert="horz" wrap="square" lIns="91440" tIns="45720" rIns="91440" bIns="45720" numCol="1" spcCol="0" rtlCol="0" fromWordArt="0" anchor="ctr" anchorCtr="0" forceAA="0" compatLnSpc="1">
+                        <a:prstTxWarp prst="textNoShape">
+                          <a:avLst/>
+                        </a:prstTxWarp>
+                        <a:noAutofit/>
+                      </wps:bodyPr>
+                    </wps:wsp>
+                  </a:graphicData>
+                </a:graphic>
+              </wp:anchor>
+            </w:drawing>
+          </mc:Choice>
+          <mc:Fallback>
+            <w:pict>
+              <v:rect w14:anchorId="43A98D0E" id="Rectangle 4" o:spid="_x0000_s1026" style="position:absolute;margin-left:5.15pt;margin-top:7.2pt;width:335.8pt;height:56.45pt;z-index:251662336;visibility:visible;mso-wrap-style:square;mso-wrap-distance-left:9pt;mso-wrap-distance-top:0;mso-wrap-distance-right:9pt;mso-wrap-distance-bottom:0;mso-position-horizontal:absolute;mso-position-horizontal-relative:text;mso-position-vertical:absolute;mso-position-vertical-relative:text;v-text-anchor:middle" o:gfxdata="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" fillcolor="white [3212]" strokecolor="#030e13 [484]" strokeweight="1pt"/>
+            </w:pict>
+          </mc:Fallback>
+        </mc:AlternateContent>
+      </w:r>
+      <w:r>
+        <w:rPr>
+          <w:noProof/>
+        </w:rPr>
+        <mc:AlternateContent>
+          <mc:Choice Requires="wps">
+            <w:drawing>
+              <wp:anchor distT="0" distB="0" distL="114300" distR="114300" simplePos="0" relativeHeight="251667456" behindDoc="0" locked="0" layoutInCell="1" allowOverlap="1" wp14:anchorId="4ED6ABA2" wp14:editId="52F14405">
                 <wp:simplePos x="0" y="0"/>
                 <wp:positionH relativeFrom="column">
                   <wp:posOffset>153619</wp:posOffset>
@@ -1440,7 +1799,7 @@
           </mc:Choice>
           <mc:Fallback>
             <w:pict>
-              <v:shape w14:anchorId="4ED6ABA2" id="Text Box 7" o:spid="_x0000_s1036" type="#_x0000_t202" style="position:absolute;margin-left:12.1pt;margin-top:74.65pt;width:325.45pt;height:23.05pt;z-index:251667456;visibility:visible;mso-wrap-style:square;mso-height-percent:0;mso-wrap-distance-left:9pt;mso-wrap-distance-top:0;mso-wrap-distance-right:9pt;mso-wrap-distance-bottom:0;mso-position-horizontal:absolute;mso-position-horizontal-relative:text;mso-position-vertical:absolute;mso-position-vertical-relative:text;mso-height-percent:0;mso-height-relative:margin;v-text-anchor:top" o:gfxdata="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" fillcolor="white [3201]" strokeweight=".5pt">
+              <v:shape w14:anchorId="4ED6ABA2" id="Text Box 7" o:spid="_x0000_s1038" type="#_x0000_t202" style="position:absolute;margin-left:12.1pt;margin-top:74.65pt;width:325.45pt;height:23.05pt;z-index:251667456;visibility:visible;mso-wrap-style:square;mso-height-percent:0;mso-wrap-distance-left:9pt;mso-wrap-distance-top:0;mso-wrap-distance-right:9pt;mso-wrap-distance-bottom:0;mso-position-horizontal:absolute;mso-position-horizontal-relative:text;mso-position-vertical:absolute;mso-position-vertical-relative:text;mso-height-percent:0;mso-height-relative:margin;v-text-anchor:top" o:gfxdata="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" fillcolor="white [3201]" strokeweight=".5pt">
                 <v:textbox>
                   <w:txbxContent>
                     <w:p>
@@ -1459,323 +1818,7 @@
         </mc:AlternateContent>
       </w:r>
       <w:r>
-        <w:rPr>
-          <w:noProof/>
-        </w:rPr>
-        <mc:AlternateContent>
-          <mc:Choice Requires="wps">
-            <w:drawing>
-              <wp:anchor distT="0" distB="0" distL="114300" distR="114300" simplePos="0" relativeHeight="251666432" behindDoc="0" locked="0" layoutInCell="1" allowOverlap="1" wp14:anchorId="3A188ACE" wp14:editId="43AB3975">
-                <wp:simplePos x="0" y="0"/>
-                <wp:positionH relativeFrom="column">
-                  <wp:posOffset>95098</wp:posOffset>
-                </wp:positionH>
-                <wp:positionV relativeFrom="paragraph">
-                  <wp:posOffset>882269</wp:posOffset>
-                </wp:positionV>
-                <wp:extent cx="4286707" cy="3767328"/>
-                <wp:effectExtent l="0" t="0" r="19050" b="24130"/>
-                <wp:wrapNone/>
-                <wp:docPr id="1602302845" name="Rectangle 6"/>
-                <wp:cNvGraphicFramePr/>
-                <a:graphic xmlns:a="http://schemas.openxmlformats.org/drawingml/2006/main">
-                  <a:graphicData uri="http://schemas.microsoft.com/office/word/2010/wordprocessingShape">
-                    <wps:wsp>
-                      <wps:cNvSpPr/>
-                      <wps:spPr>
-                        <a:xfrm>
-                          <a:off x="0" y="0"/>
-                          <a:ext cx="4286707" cy="3767328"/>
-                        </a:xfrm>
-                        <a:prstGeom prst="rect">
-                          <a:avLst/>
-                        </a:prstGeom>
-                        <a:solidFill>
-                          <a:schemeClr val="bg1"/>
-                        </a:solidFill>
-                      </wps:spPr>
-                      <wps:style>
-                        <a:lnRef idx="2">
-                          <a:schemeClr val="accent1">
-                            <a:shade val="15000"/>
-                          </a:schemeClr>
-                        </a:lnRef>
-                        <a:fillRef idx="1">
-                          <a:schemeClr val="accent1"/>
-                        </a:fillRef>
-                        <a:effectRef idx="0">
-                          <a:schemeClr val="accent1"/>
-                        </a:effectRef>
-                        <a:fontRef idx="minor">
-                          <a:schemeClr val="lt1"/>
-                        </a:fontRef>
-                      </wps:style>
-                      <wps:bodyPr rot="0" spcFirstLastPara="0" vertOverflow="overflow" horzOverflow="overflow" vert="horz" wrap="square" lIns="91440" tIns="45720" rIns="91440" bIns="45720" numCol="1" spcCol="0" rtlCol="0" fromWordArt="0" anchor="ctr" anchorCtr="0" forceAA="0" compatLnSpc="1">
-                        <a:prstTxWarp prst="textNoShape">
-                          <a:avLst/>
-                        </a:prstTxWarp>
-                        <a:noAutofit/>
-                      </wps:bodyPr>
-                    </wps:wsp>
-                  </a:graphicData>
-                </a:graphic>
-              </wp:anchor>
-            </w:drawing>
-          </mc:Choice>
-          <mc:Fallback>
-            <w:pict>
-              <v:rect w14:anchorId="524B0D15" id="Rectangle 6" o:spid="_x0000_s1026" style="position:absolute;margin-left:7.5pt;margin-top:69.45pt;width:337.55pt;height:296.65pt;z-index:251666432;visibility:visible;mso-wrap-style:square;mso-wrap-distance-left:9pt;mso-wrap-distance-top:0;mso-wrap-distance-right:9pt;mso-wrap-distance-bottom:0;mso-position-horizontal:absolute;mso-position-horizontal-relative:text;mso-position-vertical:absolute;mso-position-vertical-relative:text;v-text-anchor:middle" o:gfxdata="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" fillcolor="white [3212]" strokecolor="#030e13 [484]" strokeweight="1pt"/>
-            </w:pict>
-          </mc:Fallback>
-        </mc:AlternateContent>
-      </w:r>
-      <w:r>
-        <w:rPr>
-          <w:noProof/>
-        </w:rPr>
-        <mc:AlternateContent>
-          <mc:Choice Requires="wps">
-            <w:drawing>
-              <wp:anchor distT="0" distB="0" distL="114300" distR="114300" simplePos="0" relativeHeight="251665408" behindDoc="0" locked="0" layoutInCell="1" allowOverlap="1" wp14:anchorId="40325086" wp14:editId="52B85BB5">
-                <wp:simplePos x="0" y="0"/>
-                <wp:positionH relativeFrom="column">
-                  <wp:posOffset>2106778</wp:posOffset>
-                </wp:positionH>
-                <wp:positionV relativeFrom="paragraph">
-                  <wp:posOffset>165379</wp:posOffset>
-                </wp:positionV>
-                <wp:extent cx="2253005" cy="658368"/>
-                <wp:effectExtent l="0" t="0" r="13970" b="27940"/>
-                <wp:wrapNone/>
-                <wp:docPr id="687975608" name="Text Box 5"/>
-                <wp:cNvGraphicFramePr/>
-                <a:graphic xmlns:a="http://schemas.openxmlformats.org/drawingml/2006/main">
-                  <a:graphicData uri="http://schemas.microsoft.com/office/word/2010/wordprocessingShape">
-                    <wps:wsp>
-                      <wps:cNvSpPr txBox="1"/>
-                      <wps:spPr>
-                        <a:xfrm>
-                          <a:off x="0" y="0"/>
-                          <a:ext cx="2253005" cy="658368"/>
-                        </a:xfrm>
-                        <a:prstGeom prst="rect">
-                          <a:avLst/>
-                        </a:prstGeom>
-                        <a:solidFill>
-                          <a:schemeClr val="lt1"/>
-                        </a:solidFill>
-                        <a:ln w="6350">
-                          <a:solidFill>
-                            <a:prstClr val="black"/>
-                          </a:solidFill>
-                        </a:ln>
-                      </wps:spPr>
-                      <wps:txbx>
-                        <w:txbxContent>
-                          <w:p>
-                            <w:r>
-                              <w:t>New Person Button</w:t>
-                            </w:r>
-                          </w:p>
-                          <w:p>
-                            <w:r>
-                              <w:t>Edit Person Button            Delete Person</w:t>
-                            </w:r>
-                          </w:p>
-                        </w:txbxContent>
-                      </wps:txbx>
-                      <wps:bodyPr rot="0" spcFirstLastPara="0" vertOverflow="overflow" horzOverflow="overflow" vert="horz" wrap="square" lIns="91440" tIns="45720" rIns="91440" bIns="45720" numCol="1" spcCol="0" rtlCol="0" fromWordArt="0" anchor="t" anchorCtr="0" forceAA="0" compatLnSpc="1">
-                        <a:prstTxWarp prst="textNoShape">
-                          <a:avLst/>
-                        </a:prstTxWarp>
-                        <a:noAutofit/>
-                      </wps:bodyPr>
-                    </wps:wsp>
-                  </a:graphicData>
-                </a:graphic>
-                <wp14:sizeRelH relativeFrom="margin">
-                  <wp14:pctWidth>0</wp14:pctWidth>
-                </wp14:sizeRelH>
-                <wp14:sizeRelV relativeFrom="margin">
-                  <wp14:pctHeight>0</wp14:pctHeight>
-                </wp14:sizeRelV>
-              </wp:anchor>
-            </w:drawing>
-          </mc:Choice>
-          <mc:Fallback>
-            <w:pict>
-              <v:shape w14:anchorId="40325086" id="Text Box 5" o:spid="_x0000_s1037" type="#_x0000_t202" style="position:absolute;margin-left:165.9pt;margin-top:13pt;width:177.4pt;height:51.85pt;z-index:251665408;visibility:visible;mso-wrap-style:square;mso-width-percent:0;mso-height-percent:0;mso-wrap-distance-left:9pt;mso-wrap-distance-top:0;mso-wrap-distance-right:9pt;mso-wrap-distance-bottom:0;mso-position-horizontal:absolute;mso-position-horizontal-relative:text;mso-position-vertical:absolute;mso-position-vertical-relative:text;mso-width-percent:0;mso-height-percent:0;mso-width-relative:margin;mso-height-relative:margin;v-text-anchor:top" o:gfxdata="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" fillcolor="white [3201]" strokeweight=".5pt">
-                <v:textbox>
-                  <w:txbxContent>
-                    <w:p>
-                      <w:r>
-                        <w:t>New Person Button</w:t>
-                      </w:r>
-                    </w:p>
-                    <w:p>
-                      <w:r>
-                        <w:t>Edit Person Button            Delete Person</w:t>
-                      </w:r>
-                    </w:p>
-                  </w:txbxContent>
-                </v:textbox>
-              </v:shape>
-            </w:pict>
-          </mc:Fallback>
-        </mc:AlternateContent>
-      </w:r>
-      <w:r>
-        <w:rPr>
-          <w:noProof/>
-        </w:rPr>
-        <mc:AlternateContent>
-          <mc:Choice Requires="wps">
-            <w:drawing>
-              <wp:anchor distT="0" distB="0" distL="114300" distR="114300" simplePos="0" relativeHeight="251663360" behindDoc="0" locked="0" layoutInCell="1" allowOverlap="1" wp14:anchorId="16AB8E75" wp14:editId="312B541C">
-                <wp:simplePos x="0" y="0"/>
-                <wp:positionH relativeFrom="column">
-                  <wp:posOffset>168250</wp:posOffset>
-                </wp:positionH>
-                <wp:positionV relativeFrom="paragraph">
-                  <wp:posOffset>172695</wp:posOffset>
-                </wp:positionV>
-                <wp:extent cx="1858060" cy="555955"/>
-                <wp:effectExtent l="0" t="0" r="27940" b="15875"/>
-                <wp:wrapNone/>
-                <wp:docPr id="773508727" name="Text Box 5"/>
-                <wp:cNvGraphicFramePr/>
-                <a:graphic xmlns:a="http://schemas.openxmlformats.org/drawingml/2006/main">
-                  <a:graphicData uri="http://schemas.microsoft.com/office/word/2010/wordprocessingShape">
-                    <wps:wsp>
-                      <wps:cNvSpPr txBox="1"/>
-                      <wps:spPr>
-                        <a:xfrm>
-                          <a:off x="0" y="0"/>
-                          <a:ext cx="1858060" cy="555955"/>
-                        </a:xfrm>
-                        <a:prstGeom prst="rect">
-                          <a:avLst/>
-                        </a:prstGeom>
-                        <a:solidFill>
-                          <a:schemeClr val="lt1"/>
-                        </a:solidFill>
-                        <a:ln w="6350">
-                          <a:solidFill>
-                            <a:prstClr val="black"/>
-                          </a:solidFill>
-                        </a:ln>
-                      </wps:spPr>
-                      <wps:txbx>
-                        <w:txbxContent>
-                          <w:p>
-                            <w:r>
-                              <w:t>Dropdown with Persons</w:t>
-                            </w:r>
-                          </w:p>
-                        </w:txbxContent>
-                      </wps:txbx>
-                      <wps:bodyPr rot="0" spcFirstLastPara="0" vertOverflow="overflow" horzOverflow="overflow" vert="horz" wrap="square" lIns="91440" tIns="45720" rIns="91440" bIns="45720" numCol="1" spcCol="0" rtlCol="0" fromWordArt="0" anchor="t" anchorCtr="0" forceAA="0" compatLnSpc="1">
-                        <a:prstTxWarp prst="textNoShape">
-                          <a:avLst/>
-                        </a:prstTxWarp>
-                        <a:noAutofit/>
-                      </wps:bodyPr>
-                    </wps:wsp>
-                  </a:graphicData>
-                </a:graphic>
-                <wp14:sizeRelH relativeFrom="margin">
-                  <wp14:pctWidth>0</wp14:pctWidth>
-                </wp14:sizeRelH>
-              </wp:anchor>
-            </w:drawing>
-          </mc:Choice>
-          <mc:Fallback>
-            <w:pict>
-              <v:shape w14:anchorId="16AB8E75" id="_x0000_s1038" type="#_x0000_t202" style="position:absolute;margin-left:13.25pt;margin-top:13.6pt;width:146.3pt;height:43.8pt;z-index:251663360;visibility:visible;mso-wrap-style:square;mso-width-percent:0;mso-wrap-distance-left:9pt;mso-wrap-distance-top:0;mso-wrap-distance-right:9pt;mso-wrap-distance-bottom:0;mso-position-horizontal:absolute;mso-position-horizontal-relative:text;mso-position-vertical:absolute;mso-position-vertical-relative:text;mso-width-percent:0;mso-width-relative:margin;v-text-anchor:top" o:gfxdata="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" fillcolor="white [3201]" strokeweight=".5pt">
-                <v:textbox>
-                  <w:txbxContent>
-                    <w:p>
-                      <w:r>
-                        <w:t>Dropdown with Persons</w:t>
-                      </w:r>
-                    </w:p>
-                  </w:txbxContent>
-                </v:textbox>
-              </v:shape>
-            </w:pict>
-          </mc:Fallback>
-        </mc:AlternateContent>
-      </w:r>
-      <w:r>
-        <w:rPr>
-          <w:noProof/>
-        </w:rPr>
-        <mc:AlternateContent>
-          <mc:Choice Requires="wps">
-            <w:drawing>
-              <wp:anchor distT="0" distB="0" distL="114300" distR="114300" simplePos="0" relativeHeight="251662336" behindDoc="0" locked="0" layoutInCell="1" allowOverlap="1" wp14:anchorId="520A3433" wp14:editId="57A84F27">
-                <wp:simplePos x="0" y="0"/>
-                <wp:positionH relativeFrom="column">
-                  <wp:posOffset>95098</wp:posOffset>
-                </wp:positionH>
-                <wp:positionV relativeFrom="paragraph">
-                  <wp:posOffset>99543</wp:posOffset>
-                </wp:positionV>
-                <wp:extent cx="4264685" cy="716889"/>
-                <wp:effectExtent l="0" t="0" r="21590" b="26670"/>
-                <wp:wrapNone/>
-                <wp:docPr id="171097034" name="Rectangle 4"/>
-                <wp:cNvGraphicFramePr/>
-                <a:graphic xmlns:a="http://schemas.openxmlformats.org/drawingml/2006/main">
-                  <a:graphicData uri="http://schemas.microsoft.com/office/word/2010/wordprocessingShape">
-                    <wps:wsp>
-                      <wps:cNvSpPr/>
-                      <wps:spPr>
-                        <a:xfrm>
-                          <a:off x="0" y="0"/>
-                          <a:ext cx="4264685" cy="716889"/>
-                        </a:xfrm>
-                        <a:prstGeom prst="rect">
-                          <a:avLst/>
-                        </a:prstGeom>
-                        <a:solidFill>
-                          <a:schemeClr val="bg1"/>
-                        </a:solidFill>
-                      </wps:spPr>
-                      <wps:style>
-                        <a:lnRef idx="2">
-                          <a:schemeClr val="accent1">
-                            <a:shade val="15000"/>
-                          </a:schemeClr>
-                        </a:lnRef>
-                        <a:fillRef idx="1">
-                          <a:schemeClr val="accent1"/>
-                        </a:fillRef>
-                        <a:effectRef idx="0">
-                          <a:schemeClr val="accent1"/>
-                        </a:effectRef>
-                        <a:fontRef idx="minor">
-                          <a:schemeClr val="lt1"/>
-                        </a:fontRef>
-                      </wps:style>
-                      <wps:bodyPr rot="0" spcFirstLastPara="0" vertOverflow="overflow" horzOverflow="overflow" vert="horz" wrap="square" lIns="91440" tIns="45720" rIns="91440" bIns="45720" numCol="1" spcCol="0" rtlCol="0" fromWordArt="0" anchor="ctr" anchorCtr="0" forceAA="0" compatLnSpc="1">
-                        <a:prstTxWarp prst="textNoShape">
-                          <a:avLst/>
-                        </a:prstTxWarp>
-                        <a:noAutofit/>
-                      </wps:bodyPr>
-                    </wps:wsp>
-                  </a:graphicData>
-                </a:graphic>
-              </wp:anchor>
-            </w:drawing>
-          </mc:Choice>
-          <mc:Fallback>
-            <w:pict>
-              <v:rect w14:anchorId="22A6B103" id="Rectangle 4" o:spid="_x0000_s1026" style="position:absolute;margin-left:7.5pt;margin-top:7.85pt;width:335.8pt;height:56.45pt;z-index:251662336;visibility:visible;mso-wrap-style:square;mso-wrap-distance-left:9pt;mso-wrap-distance-top:0;mso-wrap-distance-right:9pt;mso-wrap-distance-bottom:0;mso-position-horizontal:absolute;mso-position-horizontal-relative:text;mso-position-vertical:absolute;mso-position-vertical-relative:text;v-text-anchor:middle" o:gfxdata="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" fillcolor="white [3212]" strokecolor="#030e13 [484]" strokeweight="1pt"/>
-            </w:pict>
-          </mc:Fallback>
-        </mc:AlternateContent>
+        <w:t xml:space="preserve"> </w:t>
       </w:r>
     </w:p>
     <w:sectPr>

--- a/PersonGUI UML.docx
+++ b/PersonGUI UML.docx
@@ -158,7 +158,15 @@
         </w:numPr>
       </w:pPr>
       <w:r>
-        <w:t>Check if needing to save</w:t>
+        <w:t xml:space="preserve">Check </w:t>
+      </w:r>
+      <w:proofErr w:type="gramStart"/>
+      <w:r>
+        <w:t>if needing</w:t>
+      </w:r>
+      <w:proofErr w:type="gramEnd"/>
+      <w:r>
+        <w:t xml:space="preserve"> to save</w:t>
       </w:r>
     </w:p>
     <w:p>
@@ -284,8 +292,13 @@
     <w:p/>
     <w:p>
       <w:r>
-        <w:t>Date stuff</w:t>
-      </w:r>
+        <w:t xml:space="preserve">Date </w:t>
+      </w:r>
+      <w:proofErr w:type="gramStart"/>
+      <w:r>
+        <w:t>stuff</w:t>
+      </w:r>
+      <w:proofErr w:type="gramEnd"/>
     </w:p>
     <w:p>
       <w:pPr>
@@ -371,7 +384,7 @@
         <mc:AlternateContent>
           <mc:Choice Requires="wps">
             <w:drawing>
-              <wp:anchor distT="0" distB="0" distL="114300" distR="114300" simplePos="0" relativeHeight="251661312" behindDoc="0" locked="0" layoutInCell="1" allowOverlap="1" wp14:anchorId="17DB43EF" wp14:editId="71343183">
+              <wp:anchor distT="0" distB="0" distL="114300" distR="114300" simplePos="0" relativeHeight="251661312" behindDoc="0" locked="0" layoutInCell="1" allowOverlap="1" wp14:anchorId="17DB43EF" wp14:editId="135B867C">
                 <wp:simplePos x="0" y="0"/>
                 <wp:positionH relativeFrom="column">
                   <wp:posOffset>109728</wp:posOffset>
@@ -642,6 +655,894 @@
         <mc:AlternateContent>
           <mc:Choice Requires="wps">
             <w:drawing>
+              <wp:anchor distT="0" distB="0" distL="114300" distR="114300" simplePos="0" relativeHeight="251699200" behindDoc="0" locked="0" layoutInCell="1" allowOverlap="1" wp14:anchorId="102FA1D3" wp14:editId="10DC0F41">
+                <wp:simplePos x="0" y="0"/>
+                <wp:positionH relativeFrom="column">
+                  <wp:posOffset>153390</wp:posOffset>
+                </wp:positionH>
+                <wp:positionV relativeFrom="paragraph">
+                  <wp:posOffset>2271928</wp:posOffset>
+                </wp:positionV>
+                <wp:extent cx="1799540" cy="248717"/>
+                <wp:effectExtent l="0" t="0" r="10795" b="18415"/>
+                <wp:wrapNone/>
+                <wp:docPr id="1302465150" name="Text Box 18"/>
+                <wp:cNvGraphicFramePr/>
+                <a:graphic xmlns:a="http://schemas.openxmlformats.org/drawingml/2006/main">
+                  <a:graphicData uri="http://schemas.microsoft.com/office/word/2010/wordprocessingShape">
+                    <wps:wsp>
+                      <wps:cNvSpPr txBox="1"/>
+                      <wps:spPr>
+                        <a:xfrm>
+                          <a:off x="0" y="0"/>
+                          <a:ext cx="1799540" cy="248717"/>
+                        </a:xfrm>
+                        <a:prstGeom prst="rect">
+                          <a:avLst/>
+                        </a:prstGeom>
+                        <a:solidFill>
+                          <a:schemeClr val="lt1"/>
+                        </a:solidFill>
+                        <a:ln w="6350">
+                          <a:solidFill>
+                            <a:prstClr val="black"/>
+                          </a:solidFill>
+                        </a:ln>
+                      </wps:spPr>
+                      <wps:txbx>
+                        <w:txbxContent>
+                          <w:p>
+                            <w:pPr>
+                              <w:rPr>
+                                <w:color w:val="EE0000"/>
+                              </w:rPr>
+                            </w:pPr>
+                            <w:proofErr w:type="spellStart"/>
+                            <w:r>
+                              <w:rPr>
+                                <w:color w:val="EE0000"/>
+                              </w:rPr>
+                              <w:t>personInfoPanel</w:t>
+                            </w:r>
+                            <w:proofErr w:type="spellEnd"/>
+                          </w:p>
+                        </w:txbxContent>
+                      </wps:txbx>
+                      <wps:bodyPr rot="0" spcFirstLastPara="0" vertOverflow="overflow" horzOverflow="overflow" vert="horz" wrap="square" lIns="91440" tIns="45720" rIns="91440" bIns="45720" numCol="1" spcCol="0" rtlCol="0" fromWordArt="0" anchor="t" anchorCtr="0" forceAA="0" compatLnSpc="1">
+                        <a:prstTxWarp prst="textNoShape">
+                          <a:avLst/>
+                        </a:prstTxWarp>
+                        <a:noAutofit/>
+                      </wps:bodyPr>
+                    </wps:wsp>
+                  </a:graphicData>
+                </a:graphic>
+                <wp14:sizeRelH relativeFrom="margin">
+                  <wp14:pctWidth>0</wp14:pctWidth>
+                </wp14:sizeRelH>
+                <wp14:sizeRelV relativeFrom="margin">
+                  <wp14:pctHeight>0</wp14:pctHeight>
+                </wp14:sizeRelV>
+              </wp:anchor>
+            </w:drawing>
+          </mc:Choice>
+          <mc:Fallback>
+            <w:pict>
+              <v:shape w14:anchorId="102FA1D3" id="Text Box 18" o:spid="_x0000_s1027" type="#_x0000_t202" style="position:absolute;margin-left:12.1pt;margin-top:178.9pt;width:141.7pt;height:19.6pt;z-index:251699200;visibility:visible;mso-wrap-style:square;mso-width-percent:0;mso-height-percent:0;mso-wrap-distance-left:9pt;mso-wrap-distance-top:0;mso-wrap-distance-right:9pt;mso-wrap-distance-bottom:0;mso-position-horizontal:absolute;mso-position-horizontal-relative:text;mso-position-vertical:absolute;mso-position-vertical-relative:text;mso-width-percent:0;mso-height-percent:0;mso-width-relative:margin;mso-height-relative:margin;v-text-anchor:top" o:gfxdata="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" fillcolor="white [3201]" strokeweight=".5pt">
+                <v:textbox>
+                  <w:txbxContent>
+                    <w:p>
+                      <w:pPr>
+                        <w:rPr>
+                          <w:color w:val="EE0000"/>
+                        </w:rPr>
+                      </w:pPr>
+                      <w:proofErr w:type="spellStart"/>
+                      <w:r>
+                        <w:rPr>
+                          <w:color w:val="EE0000"/>
+                        </w:rPr>
+                        <w:t>personInfoPanel</w:t>
+                      </w:r>
+                      <w:proofErr w:type="spellEnd"/>
+                    </w:p>
+                  </w:txbxContent>
+                </v:textbox>
+              </v:shape>
+            </w:pict>
+          </mc:Fallback>
+        </mc:AlternateContent>
+      </w:r>
+      <w:r>
+        <w:rPr>
+          <w:noProof/>
+        </w:rPr>
+        <mc:AlternateContent>
+          <mc:Choice Requires="wps">
+            <w:drawing>
+              <wp:anchor distT="0" distB="0" distL="114300" distR="114300" simplePos="0" relativeHeight="251697152" behindDoc="0" locked="0" layoutInCell="1" allowOverlap="1" wp14:anchorId="6239B73A" wp14:editId="4373F50B">
+                <wp:simplePos x="0" y="0"/>
+                <wp:positionH relativeFrom="column">
+                  <wp:posOffset>2216277</wp:posOffset>
+                </wp:positionH>
+                <wp:positionV relativeFrom="paragraph">
+                  <wp:posOffset>2242668</wp:posOffset>
+                </wp:positionV>
+                <wp:extent cx="1799540" cy="248717"/>
+                <wp:effectExtent l="0" t="0" r="10795" b="18415"/>
+                <wp:wrapNone/>
+                <wp:docPr id="992610641" name="Text Box 18"/>
+                <wp:cNvGraphicFramePr/>
+                <a:graphic xmlns:a="http://schemas.openxmlformats.org/drawingml/2006/main">
+                  <a:graphicData uri="http://schemas.microsoft.com/office/word/2010/wordprocessingShape">
+                    <wps:wsp>
+                      <wps:cNvSpPr txBox="1"/>
+                      <wps:spPr>
+                        <a:xfrm>
+                          <a:off x="0" y="0"/>
+                          <a:ext cx="1799540" cy="248717"/>
+                        </a:xfrm>
+                        <a:prstGeom prst="rect">
+                          <a:avLst/>
+                        </a:prstGeom>
+                        <a:solidFill>
+                          <a:schemeClr val="lt1"/>
+                        </a:solidFill>
+                        <a:ln w="6350">
+                          <a:solidFill>
+                            <a:prstClr val="black"/>
+                          </a:solidFill>
+                        </a:ln>
+                      </wps:spPr>
+                      <wps:txbx>
+                        <w:txbxContent>
+                          <w:p>
+                            <w:pPr>
+                              <w:rPr>
+                                <w:color w:val="EE0000"/>
+                              </w:rPr>
+                            </w:pPr>
+                            <w:proofErr w:type="spellStart"/>
+                            <w:r>
+                              <w:rPr>
+                                <w:color w:val="EE0000"/>
+                              </w:rPr>
+                              <w:t>personTextFields</w:t>
+                            </w:r>
+                            <w:r>
+                              <w:rPr>
+                                <w:color w:val="EE0000"/>
+                              </w:rPr>
+                              <w:t>Panel</w:t>
+                            </w:r>
+                            <w:proofErr w:type="spellEnd"/>
+                          </w:p>
+                        </w:txbxContent>
+                      </wps:txbx>
+                      <wps:bodyPr rot="0" spcFirstLastPara="0" vertOverflow="overflow" horzOverflow="overflow" vert="horz" wrap="square" lIns="91440" tIns="45720" rIns="91440" bIns="45720" numCol="1" spcCol="0" rtlCol="0" fromWordArt="0" anchor="t" anchorCtr="0" forceAA="0" compatLnSpc="1">
+                        <a:prstTxWarp prst="textNoShape">
+                          <a:avLst/>
+                        </a:prstTxWarp>
+                        <a:noAutofit/>
+                      </wps:bodyPr>
+                    </wps:wsp>
+                  </a:graphicData>
+                </a:graphic>
+                <wp14:sizeRelH relativeFrom="margin">
+                  <wp14:pctWidth>0</wp14:pctWidth>
+                </wp14:sizeRelH>
+                <wp14:sizeRelV relativeFrom="margin">
+                  <wp14:pctHeight>0</wp14:pctHeight>
+                </wp14:sizeRelV>
+              </wp:anchor>
+            </w:drawing>
+          </mc:Choice>
+          <mc:Fallback>
+            <w:pict>
+              <v:shape w14:anchorId="6239B73A" id="_x0000_s1028" type="#_x0000_t202" style="position:absolute;margin-left:174.5pt;margin-top:176.6pt;width:141.7pt;height:19.6pt;z-index:251697152;visibility:visible;mso-wrap-style:square;mso-width-percent:0;mso-height-percent:0;mso-wrap-distance-left:9pt;mso-wrap-distance-top:0;mso-wrap-distance-right:9pt;mso-wrap-distance-bottom:0;mso-position-horizontal:absolute;mso-position-horizontal-relative:text;mso-position-vertical:absolute;mso-position-vertical-relative:text;mso-width-percent:0;mso-height-percent:0;mso-width-relative:margin;mso-height-relative:margin;v-text-anchor:top" o:gfxdata="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" fillcolor="white [3201]" strokeweight=".5pt">
+                <v:textbox>
+                  <w:txbxContent>
+                    <w:p>
+                      <w:pPr>
+                        <w:rPr>
+                          <w:color w:val="EE0000"/>
+                        </w:rPr>
+                      </w:pPr>
+                      <w:proofErr w:type="spellStart"/>
+                      <w:r>
+                        <w:rPr>
+                          <w:color w:val="EE0000"/>
+                        </w:rPr>
+                        <w:t>personTextFields</w:t>
+                      </w:r>
+                      <w:r>
+                        <w:rPr>
+                          <w:color w:val="EE0000"/>
+                        </w:rPr>
+                        <w:t>Panel</w:t>
+                      </w:r>
+                      <w:proofErr w:type="spellEnd"/>
+                    </w:p>
+                  </w:txbxContent>
+                </v:textbox>
+              </v:shape>
+            </w:pict>
+          </mc:Fallback>
+        </mc:AlternateContent>
+      </w:r>
+      <w:r>
+        <w:rPr>
+          <w:noProof/>
+        </w:rPr>
+        <mc:AlternateContent>
+          <mc:Choice Requires="wps">
+            <w:drawing>
+              <wp:anchor distT="0" distB="0" distL="114300" distR="114300" simplePos="0" relativeHeight="251695104" behindDoc="0" locked="0" layoutInCell="1" allowOverlap="1" wp14:anchorId="0E952DDA" wp14:editId="358DB8ED">
+                <wp:simplePos x="0" y="0"/>
+                <wp:positionH relativeFrom="column">
+                  <wp:posOffset>2245538</wp:posOffset>
+                </wp:positionH>
+                <wp:positionV relativeFrom="paragraph">
+                  <wp:posOffset>3734968</wp:posOffset>
+                </wp:positionV>
+                <wp:extent cx="1799540" cy="248717"/>
+                <wp:effectExtent l="0" t="0" r="10795" b="18415"/>
+                <wp:wrapNone/>
+                <wp:docPr id="223718180" name="Text Box 18"/>
+                <wp:cNvGraphicFramePr/>
+                <a:graphic xmlns:a="http://schemas.openxmlformats.org/drawingml/2006/main">
+                  <a:graphicData uri="http://schemas.microsoft.com/office/word/2010/wordprocessingShape">
+                    <wps:wsp>
+                      <wps:cNvSpPr txBox="1"/>
+                      <wps:spPr>
+                        <a:xfrm>
+                          <a:off x="0" y="0"/>
+                          <a:ext cx="1799540" cy="248717"/>
+                        </a:xfrm>
+                        <a:prstGeom prst="rect">
+                          <a:avLst/>
+                        </a:prstGeom>
+                        <a:solidFill>
+                          <a:schemeClr val="lt1"/>
+                        </a:solidFill>
+                        <a:ln w="6350">
+                          <a:solidFill>
+                            <a:prstClr val="black"/>
+                          </a:solidFill>
+                        </a:ln>
+                      </wps:spPr>
+                      <wps:txbx>
+                        <w:txbxContent>
+                          <w:p>
+                            <w:pPr>
+                              <w:rPr>
+                                <w:color w:val="EE0000"/>
+                              </w:rPr>
+                            </w:pPr>
+                            <w:proofErr w:type="spellStart"/>
+                            <w:r>
+                              <w:rPr>
+                                <w:color w:val="EE0000"/>
+                              </w:rPr>
+                              <w:t>dateDropdown</w:t>
+                            </w:r>
+                            <w:r>
+                              <w:rPr>
+                                <w:color w:val="EE0000"/>
+                              </w:rPr>
+                              <w:t>Panel</w:t>
+                            </w:r>
+                            <w:proofErr w:type="spellEnd"/>
+                          </w:p>
+                        </w:txbxContent>
+                      </wps:txbx>
+                      <wps:bodyPr rot="0" spcFirstLastPara="0" vertOverflow="overflow" horzOverflow="overflow" vert="horz" wrap="square" lIns="91440" tIns="45720" rIns="91440" bIns="45720" numCol="1" spcCol="0" rtlCol="0" fromWordArt="0" anchor="t" anchorCtr="0" forceAA="0" compatLnSpc="1">
+                        <a:prstTxWarp prst="textNoShape">
+                          <a:avLst/>
+                        </a:prstTxWarp>
+                        <a:noAutofit/>
+                      </wps:bodyPr>
+                    </wps:wsp>
+                  </a:graphicData>
+                </a:graphic>
+                <wp14:sizeRelH relativeFrom="margin">
+                  <wp14:pctWidth>0</wp14:pctWidth>
+                </wp14:sizeRelH>
+                <wp14:sizeRelV relativeFrom="margin">
+                  <wp14:pctHeight>0</wp14:pctHeight>
+                </wp14:sizeRelV>
+              </wp:anchor>
+            </w:drawing>
+          </mc:Choice>
+          <mc:Fallback>
+            <w:pict>
+              <v:shape w14:anchorId="0E952DDA" id="_x0000_s1029" type="#_x0000_t202" style="position:absolute;margin-left:176.8pt;margin-top:294.1pt;width:141.7pt;height:19.6pt;z-index:251695104;visibility:visible;mso-wrap-style:square;mso-width-percent:0;mso-height-percent:0;mso-wrap-distance-left:9pt;mso-wrap-distance-top:0;mso-wrap-distance-right:9pt;mso-wrap-distance-bottom:0;mso-position-horizontal:absolute;mso-position-horizontal-relative:text;mso-position-vertical:absolute;mso-position-vertical-relative:text;mso-width-percent:0;mso-height-percent:0;mso-width-relative:margin;mso-height-relative:margin;v-text-anchor:top" o:gfxdata="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" fillcolor="white [3201]" strokeweight=".5pt">
+                <v:textbox>
+                  <w:txbxContent>
+                    <w:p>
+                      <w:pPr>
+                        <w:rPr>
+                          <w:color w:val="EE0000"/>
+                        </w:rPr>
+                      </w:pPr>
+                      <w:proofErr w:type="spellStart"/>
+                      <w:r>
+                        <w:rPr>
+                          <w:color w:val="EE0000"/>
+                        </w:rPr>
+                        <w:t>dateDropdown</w:t>
+                      </w:r>
+                      <w:r>
+                        <w:rPr>
+                          <w:color w:val="EE0000"/>
+                        </w:rPr>
+                        <w:t>Panel</w:t>
+                      </w:r>
+                      <w:proofErr w:type="spellEnd"/>
+                    </w:p>
+                  </w:txbxContent>
+                </v:textbox>
+              </v:shape>
+            </w:pict>
+          </mc:Fallback>
+        </mc:AlternateContent>
+      </w:r>
+      <w:r>
+        <w:rPr>
+          <w:noProof/>
+        </w:rPr>
+        <mc:AlternateContent>
+          <mc:Choice Requires="wps">
+            <w:drawing>
+              <wp:anchor distT="0" distB="0" distL="114300" distR="114300" simplePos="0" relativeHeight="251693056" behindDoc="0" locked="0" layoutInCell="1" allowOverlap="1" wp14:anchorId="05CED712" wp14:editId="59044273">
+                <wp:simplePos x="0" y="0"/>
+                <wp:positionH relativeFrom="column">
+                  <wp:posOffset>1506703</wp:posOffset>
+                </wp:positionH>
+                <wp:positionV relativeFrom="paragraph">
+                  <wp:posOffset>4371391</wp:posOffset>
+                </wp:positionV>
+                <wp:extent cx="1799540" cy="248717"/>
+                <wp:effectExtent l="0" t="0" r="10795" b="18415"/>
+                <wp:wrapNone/>
+                <wp:docPr id="1807808505" name="Text Box 18"/>
+                <wp:cNvGraphicFramePr/>
+                <a:graphic xmlns:a="http://schemas.openxmlformats.org/drawingml/2006/main">
+                  <a:graphicData uri="http://schemas.microsoft.com/office/word/2010/wordprocessingShape">
+                    <wps:wsp>
+                      <wps:cNvSpPr txBox="1"/>
+                      <wps:spPr>
+                        <a:xfrm>
+                          <a:off x="0" y="0"/>
+                          <a:ext cx="1799540" cy="248717"/>
+                        </a:xfrm>
+                        <a:prstGeom prst="rect">
+                          <a:avLst/>
+                        </a:prstGeom>
+                        <a:solidFill>
+                          <a:schemeClr val="lt1"/>
+                        </a:solidFill>
+                        <a:ln w="6350">
+                          <a:solidFill>
+                            <a:prstClr val="black"/>
+                          </a:solidFill>
+                        </a:ln>
+                      </wps:spPr>
+                      <wps:txbx>
+                        <w:txbxContent>
+                          <w:p>
+                            <w:pPr>
+                              <w:rPr>
+                                <w:color w:val="EE0000"/>
+                              </w:rPr>
+                            </w:pPr>
+                            <w:proofErr w:type="spellStart"/>
+                            <w:r>
+                              <w:rPr>
+                                <w:color w:val="EE0000"/>
+                              </w:rPr>
+                              <w:t>bottomPanel</w:t>
+                            </w:r>
+                            <w:proofErr w:type="spellEnd"/>
+                          </w:p>
+                        </w:txbxContent>
+                      </wps:txbx>
+                      <wps:bodyPr rot="0" spcFirstLastPara="0" vertOverflow="overflow" horzOverflow="overflow" vert="horz" wrap="square" lIns="91440" tIns="45720" rIns="91440" bIns="45720" numCol="1" spcCol="0" rtlCol="0" fromWordArt="0" anchor="t" anchorCtr="0" forceAA="0" compatLnSpc="1">
+                        <a:prstTxWarp prst="textNoShape">
+                          <a:avLst/>
+                        </a:prstTxWarp>
+                        <a:noAutofit/>
+                      </wps:bodyPr>
+                    </wps:wsp>
+                  </a:graphicData>
+                </a:graphic>
+                <wp14:sizeRelH relativeFrom="margin">
+                  <wp14:pctWidth>0</wp14:pctWidth>
+                </wp14:sizeRelH>
+                <wp14:sizeRelV relativeFrom="margin">
+                  <wp14:pctHeight>0</wp14:pctHeight>
+                </wp14:sizeRelV>
+              </wp:anchor>
+            </w:drawing>
+          </mc:Choice>
+          <mc:Fallback>
+            <w:pict>
+              <v:shape w14:anchorId="05CED712" id="_x0000_s1030" type="#_x0000_t202" style="position:absolute;margin-left:118.65pt;margin-top:344.2pt;width:141.7pt;height:19.6pt;z-index:251693056;visibility:visible;mso-wrap-style:square;mso-width-percent:0;mso-height-percent:0;mso-wrap-distance-left:9pt;mso-wrap-distance-top:0;mso-wrap-distance-right:9pt;mso-wrap-distance-bottom:0;mso-position-horizontal:absolute;mso-position-horizontal-relative:text;mso-position-vertical:absolute;mso-position-vertical-relative:text;mso-width-percent:0;mso-height-percent:0;mso-width-relative:margin;mso-height-relative:margin;v-text-anchor:top" o:gfxdata="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" fillcolor="white [3201]" strokeweight=".5pt">
+                <v:textbox>
+                  <w:txbxContent>
+                    <w:p>
+                      <w:pPr>
+                        <w:rPr>
+                          <w:color w:val="EE0000"/>
+                        </w:rPr>
+                      </w:pPr>
+                      <w:proofErr w:type="spellStart"/>
+                      <w:r>
+                        <w:rPr>
+                          <w:color w:val="EE0000"/>
+                        </w:rPr>
+                        <w:t>bottomPanel</w:t>
+                      </w:r>
+                      <w:proofErr w:type="spellEnd"/>
+                    </w:p>
+                  </w:txbxContent>
+                </v:textbox>
+              </v:shape>
+            </w:pict>
+          </mc:Fallback>
+        </mc:AlternateContent>
+      </w:r>
+      <w:r>
+        <w:rPr>
+          <w:noProof/>
+        </w:rPr>
+        <mc:AlternateContent>
+          <mc:Choice Requires="wps">
+            <w:drawing>
+              <wp:anchor distT="0" distB="0" distL="114300" distR="114300" simplePos="0" relativeHeight="251691008" behindDoc="0" locked="0" layoutInCell="1" allowOverlap="1" wp14:anchorId="7454D2A2" wp14:editId="2225F4D6">
+                <wp:simplePos x="0" y="0"/>
+                <wp:positionH relativeFrom="column">
+                  <wp:posOffset>1382344</wp:posOffset>
+                </wp:positionH>
+                <wp:positionV relativeFrom="paragraph">
+                  <wp:posOffset>1145388</wp:posOffset>
+                </wp:positionV>
+                <wp:extent cx="1799540" cy="248717"/>
+                <wp:effectExtent l="0" t="0" r="10795" b="18415"/>
+                <wp:wrapNone/>
+                <wp:docPr id="579214997" name="Text Box 18"/>
+                <wp:cNvGraphicFramePr/>
+                <a:graphic xmlns:a="http://schemas.openxmlformats.org/drawingml/2006/main">
+                  <a:graphicData uri="http://schemas.microsoft.com/office/word/2010/wordprocessingShape">
+                    <wps:wsp>
+                      <wps:cNvSpPr txBox="1"/>
+                      <wps:spPr>
+                        <a:xfrm>
+                          <a:off x="0" y="0"/>
+                          <a:ext cx="1799540" cy="248717"/>
+                        </a:xfrm>
+                        <a:prstGeom prst="rect">
+                          <a:avLst/>
+                        </a:prstGeom>
+                        <a:solidFill>
+                          <a:schemeClr val="lt1"/>
+                        </a:solidFill>
+                        <a:ln w="6350">
+                          <a:solidFill>
+                            <a:prstClr val="black"/>
+                          </a:solidFill>
+                        </a:ln>
+                      </wps:spPr>
+                      <wps:txbx>
+                        <w:txbxContent>
+                          <w:p>
+                            <w:pPr>
+                              <w:rPr>
+                                <w:color w:val="EE0000"/>
+                              </w:rPr>
+                            </w:pPr>
+                            <w:proofErr w:type="spellStart"/>
+                            <w:r>
+                              <w:rPr>
+                                <w:color w:val="EE0000"/>
+                              </w:rPr>
+                              <w:t>middlePanel</w:t>
+                            </w:r>
+                            <w:proofErr w:type="spellEnd"/>
+                          </w:p>
+                        </w:txbxContent>
+                      </wps:txbx>
+                      <wps:bodyPr rot="0" spcFirstLastPara="0" vertOverflow="overflow" horzOverflow="overflow" vert="horz" wrap="square" lIns="91440" tIns="45720" rIns="91440" bIns="45720" numCol="1" spcCol="0" rtlCol="0" fromWordArt="0" anchor="t" anchorCtr="0" forceAA="0" compatLnSpc="1">
+                        <a:prstTxWarp prst="textNoShape">
+                          <a:avLst/>
+                        </a:prstTxWarp>
+                        <a:noAutofit/>
+                      </wps:bodyPr>
+                    </wps:wsp>
+                  </a:graphicData>
+                </a:graphic>
+                <wp14:sizeRelH relativeFrom="margin">
+                  <wp14:pctWidth>0</wp14:pctWidth>
+                </wp14:sizeRelH>
+                <wp14:sizeRelV relativeFrom="margin">
+                  <wp14:pctHeight>0</wp14:pctHeight>
+                </wp14:sizeRelV>
+              </wp:anchor>
+            </w:drawing>
+          </mc:Choice>
+          <mc:Fallback>
+            <w:pict>
+              <v:shape w14:anchorId="7454D2A2" id="_x0000_s1031" type="#_x0000_t202" style="position:absolute;margin-left:108.85pt;margin-top:90.2pt;width:141.7pt;height:19.6pt;z-index:251691008;visibility:visible;mso-wrap-style:square;mso-width-percent:0;mso-height-percent:0;mso-wrap-distance-left:9pt;mso-wrap-distance-top:0;mso-wrap-distance-right:9pt;mso-wrap-distance-bottom:0;mso-position-horizontal:absolute;mso-position-horizontal-relative:text;mso-position-vertical:absolute;mso-position-vertical-relative:text;mso-width-percent:0;mso-height-percent:0;mso-width-relative:margin;mso-height-relative:margin;v-text-anchor:top" o:gfxdata="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" fillcolor="white [3201]" strokeweight=".5pt">
+                <v:textbox>
+                  <w:txbxContent>
+                    <w:p>
+                      <w:pPr>
+                        <w:rPr>
+                          <w:color w:val="EE0000"/>
+                        </w:rPr>
+                      </w:pPr>
+                      <w:proofErr w:type="spellStart"/>
+                      <w:r>
+                        <w:rPr>
+                          <w:color w:val="EE0000"/>
+                        </w:rPr>
+                        <w:t>middlePanel</w:t>
+                      </w:r>
+                      <w:proofErr w:type="spellEnd"/>
+                    </w:p>
+                  </w:txbxContent>
+                </v:textbox>
+              </v:shape>
+            </w:pict>
+          </mc:Fallback>
+        </mc:AlternateContent>
+      </w:r>
+      <w:r>
+        <w:rPr>
+          <w:noProof/>
+        </w:rPr>
+        <mc:AlternateContent>
+          <mc:Choice Requires="wps">
+            <w:drawing>
+              <wp:anchor distT="0" distB="0" distL="114300" distR="114300" simplePos="0" relativeHeight="251688960" behindDoc="0" locked="0" layoutInCell="1" allowOverlap="1" wp14:anchorId="677935E0" wp14:editId="5CBE18E6">
+                <wp:simplePos x="0" y="0"/>
+                <wp:positionH relativeFrom="column">
+                  <wp:posOffset>1454150</wp:posOffset>
+                </wp:positionH>
+                <wp:positionV relativeFrom="paragraph">
+                  <wp:posOffset>2540</wp:posOffset>
+                </wp:positionV>
+                <wp:extent cx="1798955" cy="248285"/>
+                <wp:effectExtent l="0" t="0" r="10795" b="18415"/>
+                <wp:wrapNone/>
+                <wp:docPr id="1873102498" name="Text Box 18"/>
+                <wp:cNvGraphicFramePr/>
+                <a:graphic xmlns:a="http://schemas.openxmlformats.org/drawingml/2006/main">
+                  <a:graphicData uri="http://schemas.microsoft.com/office/word/2010/wordprocessingShape">
+                    <wps:wsp>
+                      <wps:cNvSpPr txBox="1"/>
+                      <wps:spPr>
+                        <a:xfrm>
+                          <a:off x="0" y="0"/>
+                          <a:ext cx="1798955" cy="248285"/>
+                        </a:xfrm>
+                        <a:prstGeom prst="rect">
+                          <a:avLst/>
+                        </a:prstGeom>
+                        <a:solidFill>
+                          <a:schemeClr val="lt1"/>
+                        </a:solidFill>
+                        <a:ln w="6350">
+                          <a:solidFill>
+                            <a:prstClr val="black"/>
+                          </a:solidFill>
+                        </a:ln>
+                      </wps:spPr>
+                      <wps:txbx>
+                        <w:txbxContent>
+                          <w:p>
+                            <w:pPr>
+                              <w:rPr>
+                                <w:color w:val="EE0000"/>
+                              </w:rPr>
+                            </w:pPr>
+                            <w:proofErr w:type="spellStart"/>
+                            <w:r>
+                              <w:rPr>
+                                <w:color w:val="EE0000"/>
+                              </w:rPr>
+                              <w:t>topPanel</w:t>
+                            </w:r>
+                            <w:proofErr w:type="spellEnd"/>
+                          </w:p>
+                        </w:txbxContent>
+                      </wps:txbx>
+                      <wps:bodyPr rot="0" spcFirstLastPara="0" vertOverflow="overflow" horzOverflow="overflow" vert="horz" wrap="square" lIns="91440" tIns="45720" rIns="91440" bIns="45720" numCol="1" spcCol="0" rtlCol="0" fromWordArt="0" anchor="t" anchorCtr="0" forceAA="0" compatLnSpc="1">
+                        <a:prstTxWarp prst="textNoShape">
+                          <a:avLst/>
+                        </a:prstTxWarp>
+                        <a:noAutofit/>
+                      </wps:bodyPr>
+                    </wps:wsp>
+                  </a:graphicData>
+                </a:graphic>
+                <wp14:sizeRelH relativeFrom="margin">
+                  <wp14:pctWidth>0</wp14:pctWidth>
+                </wp14:sizeRelH>
+                <wp14:sizeRelV relativeFrom="margin">
+                  <wp14:pctHeight>0</wp14:pctHeight>
+                </wp14:sizeRelV>
+              </wp:anchor>
+            </w:drawing>
+          </mc:Choice>
+          <mc:Fallback>
+            <w:pict>
+              <v:shape w14:anchorId="677935E0" id="_x0000_s1032" type="#_x0000_t202" style="position:absolute;margin-left:114.5pt;margin-top:.2pt;width:141.65pt;height:19.55pt;z-index:251688960;visibility:visible;mso-wrap-style:square;mso-width-percent:0;mso-height-percent:0;mso-wrap-distance-left:9pt;mso-wrap-distance-top:0;mso-wrap-distance-right:9pt;mso-wrap-distance-bottom:0;mso-position-horizontal:absolute;mso-position-horizontal-relative:text;mso-position-vertical:absolute;mso-position-vertical-relative:text;mso-width-percent:0;mso-height-percent:0;mso-width-relative:margin;mso-height-relative:margin;v-text-anchor:top" o:gfxdata="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" fillcolor="white [3201]" strokeweight=".5pt">
+                <v:textbox>
+                  <w:txbxContent>
+                    <w:p>
+                      <w:pPr>
+                        <w:rPr>
+                          <w:color w:val="EE0000"/>
+                        </w:rPr>
+                      </w:pPr>
+                      <w:proofErr w:type="spellStart"/>
+                      <w:r>
+                        <w:rPr>
+                          <w:color w:val="EE0000"/>
+                        </w:rPr>
+                        <w:t>topPanel</w:t>
+                      </w:r>
+                      <w:proofErr w:type="spellEnd"/>
+                    </w:p>
+                  </w:txbxContent>
+                </v:textbox>
+              </v:shape>
+            </w:pict>
+          </mc:Fallback>
+        </mc:AlternateContent>
+      </w:r>
+      <w:r>
+        <w:rPr>
+          <w:noProof/>
+        </w:rPr>
+        <mc:AlternateContent>
+          <mc:Choice Requires="wps">
+            <w:drawing>
+              <wp:anchor distT="0" distB="0" distL="114300" distR="114300" simplePos="0" relativeHeight="251686912" behindDoc="0" locked="0" layoutInCell="1" allowOverlap="1" wp14:anchorId="18AB13D4" wp14:editId="22ED6EB9">
+                <wp:simplePos x="0" y="0"/>
+                <wp:positionH relativeFrom="column">
+                  <wp:posOffset>2324862</wp:posOffset>
+                </wp:positionH>
+                <wp:positionV relativeFrom="paragraph">
+                  <wp:posOffset>544500</wp:posOffset>
+                </wp:positionV>
+                <wp:extent cx="1799540" cy="248717"/>
+                <wp:effectExtent l="0" t="0" r="10795" b="18415"/>
+                <wp:wrapNone/>
+                <wp:docPr id="1777028434" name="Text Box 18"/>
+                <wp:cNvGraphicFramePr/>
+                <a:graphic xmlns:a="http://schemas.openxmlformats.org/drawingml/2006/main">
+                  <a:graphicData uri="http://schemas.microsoft.com/office/word/2010/wordprocessingShape">
+                    <wps:wsp>
+                      <wps:cNvSpPr txBox="1"/>
+                      <wps:spPr>
+                        <a:xfrm>
+                          <a:off x="0" y="0"/>
+                          <a:ext cx="1799540" cy="248717"/>
+                        </a:xfrm>
+                        <a:prstGeom prst="rect">
+                          <a:avLst/>
+                        </a:prstGeom>
+                        <a:solidFill>
+                          <a:schemeClr val="lt1"/>
+                        </a:solidFill>
+                        <a:ln w="6350">
+                          <a:solidFill>
+                            <a:prstClr val="black"/>
+                          </a:solidFill>
+                        </a:ln>
+                      </wps:spPr>
+                      <wps:txbx>
+                        <w:txbxContent>
+                          <w:p>
+                            <w:pPr>
+                              <w:rPr>
+                                <w:color w:val="EE0000"/>
+                              </w:rPr>
+                            </w:pPr>
+                            <w:proofErr w:type="spellStart"/>
+                            <w:r>
+                              <w:rPr>
+                                <w:color w:val="EE0000"/>
+                              </w:rPr>
+                              <w:t>person</w:t>
+                            </w:r>
+                            <w:r>
+                              <w:rPr>
+                                <w:color w:val="EE0000"/>
+                              </w:rPr>
+                              <w:t>Button</w:t>
+                            </w:r>
+                            <w:r>
+                              <w:rPr>
+                                <w:color w:val="EE0000"/>
+                              </w:rPr>
+                              <w:t>Panel</w:t>
+                            </w:r>
+                            <w:proofErr w:type="spellEnd"/>
+                          </w:p>
+                        </w:txbxContent>
+                      </wps:txbx>
+                      <wps:bodyPr rot="0" spcFirstLastPara="0" vertOverflow="overflow" horzOverflow="overflow" vert="horz" wrap="square" lIns="91440" tIns="45720" rIns="91440" bIns="45720" numCol="1" spcCol="0" rtlCol="0" fromWordArt="0" anchor="t" anchorCtr="0" forceAA="0" compatLnSpc="1">
+                        <a:prstTxWarp prst="textNoShape">
+                          <a:avLst/>
+                        </a:prstTxWarp>
+                        <a:noAutofit/>
+                      </wps:bodyPr>
+                    </wps:wsp>
+                  </a:graphicData>
+                </a:graphic>
+                <wp14:sizeRelH relativeFrom="margin">
+                  <wp14:pctWidth>0</wp14:pctWidth>
+                </wp14:sizeRelH>
+                <wp14:sizeRelV relativeFrom="margin">
+                  <wp14:pctHeight>0</wp14:pctHeight>
+                </wp14:sizeRelV>
+              </wp:anchor>
+            </w:drawing>
+          </mc:Choice>
+          <mc:Fallback>
+            <w:pict>
+              <v:shape w14:anchorId="18AB13D4" id="_x0000_s1033" type="#_x0000_t202" style="position:absolute;margin-left:183.05pt;margin-top:42.85pt;width:141.7pt;height:19.6pt;z-index:251686912;visibility:visible;mso-wrap-style:square;mso-width-percent:0;mso-height-percent:0;mso-wrap-distance-left:9pt;mso-wrap-distance-top:0;mso-wrap-distance-right:9pt;mso-wrap-distance-bottom:0;mso-position-horizontal:absolute;mso-position-horizontal-relative:text;mso-position-vertical:absolute;mso-position-vertical-relative:text;mso-width-percent:0;mso-height-percent:0;mso-width-relative:margin;mso-height-relative:margin;v-text-anchor:top" o:gfxdata="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" fillcolor="white [3201]" strokeweight=".5pt">
+                <v:textbox>
+                  <w:txbxContent>
+                    <w:p>
+                      <w:pPr>
+                        <w:rPr>
+                          <w:color w:val="EE0000"/>
+                        </w:rPr>
+                      </w:pPr>
+                      <w:proofErr w:type="spellStart"/>
+                      <w:r>
+                        <w:rPr>
+                          <w:color w:val="EE0000"/>
+                        </w:rPr>
+                        <w:t>person</w:t>
+                      </w:r>
+                      <w:r>
+                        <w:rPr>
+                          <w:color w:val="EE0000"/>
+                        </w:rPr>
+                        <w:t>Button</w:t>
+                      </w:r>
+                      <w:r>
+                        <w:rPr>
+                          <w:color w:val="EE0000"/>
+                        </w:rPr>
+                        <w:t>Panel</w:t>
+                      </w:r>
+                      <w:proofErr w:type="spellEnd"/>
+                    </w:p>
+                  </w:txbxContent>
+                </v:textbox>
+              </v:shape>
+            </w:pict>
+          </mc:Fallback>
+        </mc:AlternateContent>
+      </w:r>
+      <w:r>
+        <w:rPr>
+          <w:noProof/>
+        </w:rPr>
+        <mc:AlternateContent>
+          <mc:Choice Requires="wps">
+            <w:drawing>
+              <wp:anchor distT="0" distB="0" distL="114300" distR="114300" simplePos="0" relativeHeight="251684864" behindDoc="0" locked="0" layoutInCell="1" allowOverlap="1" wp14:anchorId="4402D73A" wp14:editId="58B9C233">
+                <wp:simplePos x="0" y="0"/>
+                <wp:positionH relativeFrom="column">
+                  <wp:posOffset>270662</wp:posOffset>
+                </wp:positionH>
+                <wp:positionV relativeFrom="paragraph">
+                  <wp:posOffset>582345</wp:posOffset>
+                </wp:positionV>
+                <wp:extent cx="1799540" cy="248717"/>
+                <wp:effectExtent l="0" t="0" r="10795" b="18415"/>
+                <wp:wrapNone/>
+                <wp:docPr id="1279752732" name="Text Box 18"/>
+                <wp:cNvGraphicFramePr/>
+                <a:graphic xmlns:a="http://schemas.openxmlformats.org/drawingml/2006/main">
+                  <a:graphicData uri="http://schemas.microsoft.com/office/word/2010/wordprocessingShape">
+                    <wps:wsp>
+                      <wps:cNvSpPr txBox="1"/>
+                      <wps:spPr>
+                        <a:xfrm>
+                          <a:off x="0" y="0"/>
+                          <a:ext cx="1799540" cy="248717"/>
+                        </a:xfrm>
+                        <a:prstGeom prst="rect">
+                          <a:avLst/>
+                        </a:prstGeom>
+                        <a:solidFill>
+                          <a:schemeClr val="lt1"/>
+                        </a:solidFill>
+                        <a:ln w="6350">
+                          <a:solidFill>
+                            <a:prstClr val="black"/>
+                          </a:solidFill>
+                        </a:ln>
+                      </wps:spPr>
+                      <wps:txbx>
+                        <w:txbxContent>
+                          <w:p>
+                            <w:pPr>
+                              <w:rPr>
+                                <w:color w:val="EE0000"/>
+                              </w:rPr>
+                            </w:pPr>
+                            <w:proofErr w:type="spellStart"/>
+                            <w:r>
+                              <w:rPr>
+                                <w:color w:val="EE0000"/>
+                              </w:rPr>
+                              <w:t>personDropdownPanel</w:t>
+                            </w:r>
+                            <w:proofErr w:type="spellEnd"/>
+                          </w:p>
+                        </w:txbxContent>
+                      </wps:txbx>
+                      <wps:bodyPr rot="0" spcFirstLastPara="0" vertOverflow="overflow" horzOverflow="overflow" vert="horz" wrap="square" lIns="91440" tIns="45720" rIns="91440" bIns="45720" numCol="1" spcCol="0" rtlCol="0" fromWordArt="0" anchor="t" anchorCtr="0" forceAA="0" compatLnSpc="1">
+                        <a:prstTxWarp prst="textNoShape">
+                          <a:avLst/>
+                        </a:prstTxWarp>
+                        <a:noAutofit/>
+                      </wps:bodyPr>
+                    </wps:wsp>
+                  </a:graphicData>
+                </a:graphic>
+                <wp14:sizeRelH relativeFrom="margin">
+                  <wp14:pctWidth>0</wp14:pctWidth>
+                </wp14:sizeRelH>
+                <wp14:sizeRelV relativeFrom="margin">
+                  <wp14:pctHeight>0</wp14:pctHeight>
+                </wp14:sizeRelV>
+              </wp:anchor>
+            </w:drawing>
+          </mc:Choice>
+          <mc:Fallback>
+            <w:pict>
+              <v:shape w14:anchorId="4402D73A" id="_x0000_s1034" type="#_x0000_t202" style="position:absolute;margin-left:21.3pt;margin-top:45.85pt;width:141.7pt;height:19.6pt;z-index:251684864;visibility:visible;mso-wrap-style:square;mso-width-percent:0;mso-height-percent:0;mso-wrap-distance-left:9pt;mso-wrap-distance-top:0;mso-wrap-distance-right:9pt;mso-wrap-distance-bottom:0;mso-position-horizontal:absolute;mso-position-horizontal-relative:text;mso-position-vertical:absolute;mso-position-vertical-relative:text;mso-width-percent:0;mso-height-percent:0;mso-width-relative:margin;mso-height-relative:margin;v-text-anchor:top" o:gfxdata="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" fillcolor="white [3201]" strokeweight=".5pt">
+                <v:textbox>
+                  <w:txbxContent>
+                    <w:p>
+                      <w:pPr>
+                        <w:rPr>
+                          <w:color w:val="EE0000"/>
+                        </w:rPr>
+                      </w:pPr>
+                      <w:proofErr w:type="spellStart"/>
+                      <w:r>
+                        <w:rPr>
+                          <w:color w:val="EE0000"/>
+                        </w:rPr>
+                        <w:t>personDropdownPanel</w:t>
+                      </w:r>
+                      <w:proofErr w:type="spellEnd"/>
+                    </w:p>
+                  </w:txbxContent>
+                </v:textbox>
+              </v:shape>
+            </w:pict>
+          </mc:Fallback>
+        </mc:AlternateContent>
+      </w:r>
+      <w:r>
+        <w:rPr>
+          <w:noProof/>
+        </w:rPr>
+        <mc:AlternateContent>
+          <mc:Choice Requires="wps">
+            <w:drawing>
               <wp:anchor distT="0" distB="0" distL="114300" distR="114300" simplePos="0" relativeHeight="251682816" behindDoc="0" locked="0" layoutInCell="1" allowOverlap="1" wp14:anchorId="6E32CF7C" wp14:editId="3F401ABF">
                 <wp:simplePos x="0" y="0"/>
                 <wp:positionH relativeFrom="column">
@@ -702,7 +1603,7 @@
           </mc:Choice>
           <mc:Fallback>
             <w:pict>
-              <v:shape w14:anchorId="6E32CF7C" id="Text Box 10" o:spid="_x0000_s1027" type="#_x0000_t202" style="position:absolute;margin-left:120.35pt;margin-top:318.8pt;width:101.9pt;height:22.45pt;z-index:251682816;visibility:visible;mso-wrap-style:square;mso-width-percent:0;mso-wrap-distance-left:9pt;mso-wrap-distance-top:0;mso-wrap-distance-right:9pt;mso-wrap-distance-bottom:0;mso-position-horizontal:absolute;mso-position-horizontal-relative:text;mso-position-vertical:absolute;mso-position-vertical-relative:text;mso-width-percent:0;mso-width-relative:margin;v-text-anchor:top" o:gfxdata="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" fillcolor="white [3201]" strokeweight=".5pt">
+              <v:shape w14:anchorId="6E32CF7C" id="Text Box 10" o:spid="_x0000_s1035" type="#_x0000_t202" style="position:absolute;margin-left:120.35pt;margin-top:318.8pt;width:101.9pt;height:22.45pt;z-index:251682816;visibility:visible;mso-wrap-style:square;mso-width-percent:0;mso-wrap-distance-left:9pt;mso-wrap-distance-top:0;mso-wrap-distance-right:9pt;mso-wrap-distance-bottom:0;mso-position-horizontal:absolute;mso-position-horizontal-relative:text;mso-position-vertical:absolute;mso-position-vertical-relative:text;mso-width-percent:0;mso-width-relative:margin;v-text-anchor:top" o:gfxdata="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" fillcolor="white [3201]" strokeweight=".5pt">
                 <v:textbox>
                   <w:txbxContent>
                     <w:p>
@@ -809,7 +1710,7 @@
           </mc:Choice>
           <mc:Fallback>
             <w:pict>
-              <v:shape w14:anchorId="533C77DB" id="Text Box 11" o:spid="_x0000_s1028" type="#_x0000_t202" style="position:absolute;margin-left:21.3pt;margin-top:113.25pt;width:129pt;height:188.35pt;z-index:251683840;visibility:visible;mso-wrap-style:square;mso-height-percent:0;mso-wrap-distance-left:9pt;mso-wrap-distance-top:0;mso-wrap-distance-right:9pt;mso-wrap-distance-bottom:0;mso-position-horizontal:absolute;mso-position-horizontal-relative:text;mso-position-vertical:absolute;mso-position-vertical-relative:text;mso-height-percent:0;mso-height-relative:margin;v-text-anchor:top" o:gfxdata="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" fillcolor="white [3201]" strokeweight=".5pt">
+              <v:shape w14:anchorId="533C77DB" id="Text Box 11" o:spid="_x0000_s1036" type="#_x0000_t202" style="position:absolute;margin-left:21.3pt;margin-top:113.25pt;width:129pt;height:188.35pt;z-index:251683840;visibility:visible;mso-wrap-style:square;mso-height-percent:0;mso-wrap-distance-left:9pt;mso-wrap-distance-top:0;mso-wrap-distance-right:9pt;mso-wrap-distance-bottom:0;mso-position-horizontal:absolute;mso-position-horizontal-relative:text;mso-position-vertical:absolute;mso-position-vertical-relative:text;mso-height-percent:0;mso-height-relative:margin;v-text-anchor:top" o:gfxdata="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" fillcolor="white [3201]" strokeweight=".5pt">
                 <v:textbox>
                   <w:txbxContent>
                     <w:p>
@@ -916,7 +1817,7 @@
           </mc:Choice>
           <mc:Fallback>
             <w:pict>
-              <v:shape w14:anchorId="34E265B9" id="Text Box 8" o:spid="_x0000_s1029" type="#_x0000_t202" style="position:absolute;margin-left:266.7pt;margin-top:276.25pt;width:46.65pt;height:23.6pt;z-index:251680768;visibility:visible;mso-wrap-style:square;mso-width-percent:0;mso-wrap-distance-left:9pt;mso-wrap-distance-top:0;mso-wrap-distance-right:9pt;mso-wrap-distance-bottom:0;mso-position-horizontal:absolute;mso-position-horizontal-relative:text;mso-position-vertical:absolute;mso-position-vertical-relative:text;mso-width-percent:0;mso-width-relative:margin;v-text-anchor:top" o:gfxdata="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" fillcolor="white [3201]" strokeweight=".5pt">
+              <v:shape w14:anchorId="34E265B9" id="Text Box 8" o:spid="_x0000_s1037" type="#_x0000_t202" style="position:absolute;margin-left:266.7pt;margin-top:276.25pt;width:46.65pt;height:23.6pt;z-index:251680768;visibility:visible;mso-wrap-style:square;mso-width-percent:0;mso-wrap-distance-left:9pt;mso-wrap-distance-top:0;mso-wrap-distance-right:9pt;mso-wrap-distance-bottom:0;mso-position-horizontal:absolute;mso-position-horizontal-relative:text;mso-position-vertical:absolute;mso-position-vertical-relative:text;mso-width-percent:0;mso-width-relative:margin;v-text-anchor:top" o:gfxdata="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" fillcolor="white [3201]" strokeweight=".5pt">
                 <v:textbox>
                   <w:txbxContent>
                     <w:p>
@@ -998,7 +1899,7 @@
           </mc:Choice>
           <mc:Fallback>
             <w:pict>
-              <v:shape w14:anchorId="7138A957" id="_x0000_s1030" type="#_x0000_t202" style="position:absolute;margin-left:209.05pt;margin-top:276.25pt;width:49.55pt;height:23.6pt;z-index:251676672;visibility:visible;mso-wrap-style:square;mso-width-percent:0;mso-wrap-distance-left:9pt;mso-wrap-distance-top:0;mso-wrap-distance-right:9pt;mso-wrap-distance-bottom:0;mso-position-horizontal:absolute;mso-position-horizontal-relative:text;mso-position-vertical:absolute;mso-position-vertical-relative:text;mso-width-percent:0;mso-width-relative:margin;v-text-anchor:top" o:gfxdata="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" fillcolor="white [3201]" strokeweight=".5pt">
+              <v:shape w14:anchorId="7138A957" id="_x0000_s1038" type="#_x0000_t202" style="position:absolute;margin-left:209.05pt;margin-top:276.25pt;width:49.55pt;height:23.6pt;z-index:251676672;visibility:visible;mso-wrap-style:square;mso-width-percent:0;mso-wrap-distance-left:9pt;mso-wrap-distance-top:0;mso-wrap-distance-right:9pt;mso-wrap-distance-bottom:0;mso-position-horizontal:absolute;mso-position-horizontal-relative:text;mso-position-vertical:absolute;mso-position-vertical-relative:text;mso-width-percent:0;mso-width-relative:margin;v-text-anchor:top" o:gfxdata="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" fillcolor="white [3201]" strokeweight=".5pt">
                 <v:textbox>
                   <w:txbxContent>
                     <w:p>
@@ -1080,7 +1981,7 @@
           </mc:Choice>
           <mc:Fallback>
             <w:pict>
-              <v:shape w14:anchorId="1D134C19" id="_x0000_s1031" type="#_x0000_t202" style="position:absolute;margin-left:164.7pt;margin-top:276.2pt;width:37.45pt;height:23.6pt;z-index:251678720;visibility:visible;mso-wrap-style:square;mso-width-percent:0;mso-wrap-distance-left:9pt;mso-wrap-distance-top:0;mso-wrap-distance-right:9pt;mso-wrap-distance-bottom:0;mso-position-horizontal:absolute;mso-position-horizontal-relative:text;mso-position-vertical:absolute;mso-position-vertical-relative:text;mso-width-percent:0;mso-width-relative:margin;v-text-anchor:top" o:gfxdata="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" fillcolor="white [3201]" strokeweight=".5pt">
+              <v:shape w14:anchorId="1D134C19" id="_x0000_s1039" type="#_x0000_t202" style="position:absolute;margin-left:164.7pt;margin-top:276.2pt;width:37.45pt;height:23.6pt;z-index:251678720;visibility:visible;mso-wrap-style:square;mso-width-percent:0;mso-wrap-distance-left:9pt;mso-wrap-distance-top:0;mso-wrap-distance-right:9pt;mso-wrap-distance-bottom:0;mso-position-horizontal:absolute;mso-position-horizontal-relative:text;mso-position-vertical:absolute;mso-position-vertical-relative:text;mso-width-percent:0;mso-width-relative:margin;v-text-anchor:top" o:gfxdata="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" fillcolor="white [3201]" strokeweight=".5pt">
                 <v:textbox>
                   <w:txbxContent>
                     <w:p>
@@ -1140,10 +2041,7 @@
                         <w:txbxContent>
                           <w:p>
                             <w:r>
-                              <w:t>Last</w:t>
-                            </w:r>
-                            <w:r>
-                              <w:t xml:space="preserve"> Name Field</w:t>
+                              <w:t>Last Name Field</w:t>
                             </w:r>
                           </w:p>
                         </w:txbxContent>
@@ -1162,15 +2060,12 @@
           </mc:Choice>
           <mc:Fallback>
             <w:pict>
-              <v:shape w14:anchorId="1A3D7F0D" id="_x0000_s1032" type="#_x0000_t202" style="position:absolute;margin-left:175.55pt;margin-top:156.85pt;width:124.4pt;height:23.6pt;z-index:251670528;visibility:visible;mso-wrap-style:square;mso-wrap-distance-left:9pt;mso-wrap-distance-top:0;mso-wrap-distance-right:9pt;mso-wrap-distance-bottom:0;mso-position-horizontal:absolute;mso-position-horizontal-relative:text;mso-position-vertical:absolute;mso-position-vertical-relative:text;v-text-anchor:top" o:gfxdata="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" fillcolor="white [3201]" strokeweight=".5pt">
+              <v:shape w14:anchorId="1A3D7F0D" id="_x0000_s1040" type="#_x0000_t202" style="position:absolute;margin-left:175.55pt;margin-top:156.85pt;width:124.4pt;height:23.6pt;z-index:251670528;visibility:visible;mso-wrap-style:square;mso-wrap-distance-left:9pt;mso-wrap-distance-top:0;mso-wrap-distance-right:9pt;mso-wrap-distance-bottom:0;mso-position-horizontal:absolute;mso-position-horizontal-relative:text;mso-position-vertical:absolute;mso-position-vertical-relative:text;v-text-anchor:top" o:gfxdata="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" fillcolor="white [3201]" strokeweight=".5pt">
                 <v:textbox>
                   <w:txbxContent>
                     <w:p>
                       <w:r>
-                        <w:t>Last</w:t>
-                      </w:r>
-                      <w:r>
-                        <w:t xml:space="preserve"> Name Field</w:t>
+                        <w:t>Last Name Field</w:t>
                       </w:r>
                     </w:p>
                   </w:txbxContent>
@@ -1244,7 +2139,7 @@
           </mc:Choice>
           <mc:Fallback>
             <w:pict>
-              <v:shape w14:anchorId="42B21909" id="_x0000_s1033" type="#_x0000_t202" style="position:absolute;margin-left:174.35pt;margin-top:235.75pt;width:124.4pt;height:23.6pt;z-index:251672576;visibility:visible;mso-wrap-style:square;mso-wrap-distance-left:9pt;mso-wrap-distance-top:0;mso-wrap-distance-right:9pt;mso-wrap-distance-bottom:0;mso-position-horizontal:absolute;mso-position-horizontal-relative:text;mso-position-vertical:absolute;mso-position-vertical-relative:text;v-text-anchor:top" o:gfxdata="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" fillcolor="white [3201]" strokeweight=".5pt">
+              <v:shape w14:anchorId="42B21909" id="_x0000_s1041" type="#_x0000_t202" style="position:absolute;margin-left:174.35pt;margin-top:235.75pt;width:124.4pt;height:23.6pt;z-index:251672576;visibility:visible;mso-wrap-style:square;mso-wrap-distance-left:9pt;mso-wrap-distance-top:0;mso-wrap-distance-right:9pt;mso-wrap-distance-bottom:0;mso-position-horizontal:absolute;mso-position-horizontal-relative:text;mso-position-vertical:absolute;mso-position-vertical-relative:text;v-text-anchor:top" o:gfxdata="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" fillcolor="white [3201]" strokeweight=".5pt">
                 <v:textbox>
                   <w:txbxContent>
                     <w:p>
@@ -1323,7 +2218,7 @@
           </mc:Choice>
           <mc:Fallback>
             <w:pict>
-              <v:shape w14:anchorId="00713232" id="_x0000_s1034" type="#_x0000_t202" style="position:absolute;margin-left:177.35pt;margin-top:116.1pt;width:124.4pt;height:23.6pt;z-index:251668480;visibility:visible;mso-wrap-style:square;mso-wrap-distance-left:9pt;mso-wrap-distance-top:0;mso-wrap-distance-right:9pt;mso-wrap-distance-bottom:0;mso-position-horizontal:absolute;mso-position-horizontal-relative:text;mso-position-vertical:absolute;mso-position-vertical-relative:text;v-text-anchor:top" o:gfxdata="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" fillcolor="white [3201]" strokeweight=".5pt">
+              <v:shape w14:anchorId="00713232" id="_x0000_s1042" type="#_x0000_t202" style="position:absolute;margin-left:177.35pt;margin-top:116.1pt;width:124.4pt;height:23.6pt;z-index:251668480;visibility:visible;mso-wrap-style:square;mso-wrap-distance-left:9pt;mso-wrap-distance-top:0;mso-wrap-distance-right:9pt;mso-wrap-distance-bottom:0;mso-position-horizontal:absolute;mso-position-horizontal-relative:text;mso-position-vertical:absolute;mso-position-vertical-relative:text;v-text-anchor:top" o:gfxdata="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" fillcolor="white [3201]" strokeweight=".5pt">
                 <v:textbox>
                   <w:txbxContent>
                     <w:p>
@@ -1402,7 +2297,7 @@
           </mc:Choice>
           <mc:Fallback>
             <w:pict>
-              <v:shape w14:anchorId="2D57F18F" id="_x0000_s1035" type="#_x0000_t202" style="position:absolute;margin-left:174.95pt;margin-top:193.7pt;width:124.4pt;height:23.6pt;z-index:251674624;visibility:visible;mso-wrap-style:square;mso-wrap-distance-left:9pt;mso-wrap-distance-top:0;mso-wrap-distance-right:9pt;mso-wrap-distance-bottom:0;mso-position-horizontal:absolute;mso-position-horizontal-relative:text;mso-position-vertical:absolute;mso-position-vertical-relative:text;v-text-anchor:top" o:gfxdata="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" fillcolor="white [3201]" strokeweight=".5pt">
+              <v:shape w14:anchorId="2D57F18F" id="_x0000_s1043" type="#_x0000_t202" style="position:absolute;margin-left:174.95pt;margin-top:193.7pt;width:124.4pt;height:23.6pt;z-index:251674624;visibility:visible;mso-wrap-style:square;mso-wrap-distance-left:9pt;mso-wrap-distance-top:0;mso-wrap-distance-right:9pt;mso-wrap-distance-bottom:0;mso-position-horizontal:absolute;mso-position-horizontal-relative:text;mso-position-vertical:absolute;mso-position-vertical-relative:text;v-text-anchor:top" o:gfxdata="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" fillcolor="white [3201]" strokeweight=".5pt">
                 <v:textbox>
                   <w:txbxContent>
                     <w:p>
@@ -1424,7 +2319,7 @@
         <mc:AlternateContent>
           <mc:Choice Requires="wps">
             <w:drawing>
-              <wp:anchor distT="0" distB="0" distL="114300" distR="114300" simplePos="0" relativeHeight="251666432" behindDoc="0" locked="0" layoutInCell="1" allowOverlap="1" wp14:anchorId="3A188ACE" wp14:editId="5EFA1F37">
+              <wp:anchor distT="0" distB="0" distL="114300" distR="114300" simplePos="0" relativeHeight="251666432" behindDoc="0" locked="0" layoutInCell="1" allowOverlap="1" wp14:anchorId="3A188ACE" wp14:editId="73A32662">
                 <wp:simplePos x="0" y="0"/>
                 <wp:positionH relativeFrom="column">
                   <wp:posOffset>130861</wp:posOffset>
@@ -1483,7 +2378,7 @@
           </mc:Choice>
           <mc:Fallback>
             <w:pict>
-              <v:rect w14:anchorId="7B108927" id="Rectangle 6" o:spid="_x0000_s1026" style="position:absolute;margin-left:10.3pt;margin-top:68.2pt;width:337.55pt;height:296.65pt;z-index:251666432;visibility:visible;mso-wrap-style:square;mso-wrap-distance-left:9pt;mso-wrap-distance-top:0;mso-wrap-distance-right:9pt;mso-wrap-distance-bottom:0;mso-position-horizontal:absolute;mso-position-horizontal-relative:text;mso-position-vertical:absolute;mso-position-vertical-relative:text;v-text-anchor:middle" o:gfxdata="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" fillcolor="white [3212]" strokecolor="#030e13 [484]" strokeweight="1pt"/>
+              <v:rect w14:anchorId="533F1870" id="Rectangle 6" o:spid="_x0000_s1026" style="position:absolute;margin-left:10.3pt;margin-top:68.2pt;width:337.55pt;height:296.65pt;z-index:251666432;visibility:visible;mso-wrap-style:square;mso-wrap-distance-left:9pt;mso-wrap-distance-top:0;mso-wrap-distance-right:9pt;mso-wrap-distance-bottom:0;mso-position-horizontal:absolute;mso-position-horizontal-relative:text;mso-position-vertical:absolute;mso-position-vertical-relative:text;v-text-anchor:middle" o:gfxdata="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" fillcolor="white [3212]" strokecolor="#030e13 [484]" strokeweight="1pt"/>
             </w:pict>
           </mc:Fallback>
         </mc:AlternateContent>
@@ -1558,7 +2453,7 @@
           </mc:Choice>
           <mc:Fallback>
             <w:pict>
-              <v:shape w14:anchorId="16AB8E75" id="Text Box 5" o:spid="_x0000_s1036" type="#_x0000_t202" style="position:absolute;margin-left:13.2pt;margin-top:22.15pt;width:146.3pt;height:21.9pt;z-index:251663360;visibility:visible;mso-wrap-style:square;mso-width-percent:0;mso-height-percent:0;mso-wrap-distance-left:9pt;mso-wrap-distance-top:0;mso-wrap-distance-right:9pt;mso-wrap-distance-bottom:0;mso-position-horizontal:absolute;mso-position-horizontal-relative:text;mso-position-vertical:absolute;mso-position-vertical-relative:text;mso-width-percent:0;mso-height-percent:0;mso-width-relative:margin;mso-height-relative:margin;v-text-anchor:top" o:gfxdata="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" fillcolor="white [3201]" strokeweight=".5pt">
+              <v:shape w14:anchorId="16AB8E75" id="Text Box 5" o:spid="_x0000_s1044" type="#_x0000_t202" style="position:absolute;margin-left:13.2pt;margin-top:22.15pt;width:146.3pt;height:21.9pt;z-index:251663360;visibility:visible;mso-wrap-style:square;mso-width-percent:0;mso-height-percent:0;mso-wrap-distance-left:9pt;mso-wrap-distance-top:0;mso-wrap-distance-right:9pt;mso-wrap-distance-bottom:0;mso-position-horizontal:absolute;mso-position-horizontal-relative:text;mso-position-vertical:absolute;mso-position-vertical-relative:text;mso-width-percent:0;mso-height-percent:0;mso-width-relative:margin;mso-height-relative:margin;v-text-anchor:top" o:gfxdata="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" fillcolor="white [3201]" strokeweight=".5pt">
                 <v:textbox>
                   <w:txbxContent>
                     <w:p>
@@ -1643,7 +2538,7 @@
           </mc:Choice>
           <mc:Fallback>
             <w:pict>
-              <v:shape w14:anchorId="40325086" id="_x0000_s1037" type="#_x0000_t202" style="position:absolute;margin-left:189.5pt;margin-top:22.2pt;width:108.3pt;height:18.45pt;z-index:251665408;visibility:visible;mso-wrap-style:square;mso-width-percent:0;mso-height-percent:0;mso-wrap-distance-left:9pt;mso-wrap-distance-top:0;mso-wrap-distance-right:9pt;mso-wrap-distance-bottom:0;mso-position-horizontal:absolute;mso-position-horizontal-relative:text;mso-position-vertical:absolute;mso-position-vertical-relative:text;mso-width-percent:0;mso-height-percent:0;mso-width-relative:margin;mso-height-relative:margin;v-text-anchor:top" o:gfxdata="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" fillcolor="white [3201]" strokeweight=".5pt">
+              <v:shape w14:anchorId="40325086" id="_x0000_s1045" type="#_x0000_t202" style="position:absolute;margin-left:189.5pt;margin-top:22.2pt;width:108.3pt;height:18.45pt;z-index:251665408;visibility:visible;mso-wrap-style:square;mso-width-percent:0;mso-height-percent:0;mso-wrap-distance-left:9pt;mso-wrap-distance-top:0;mso-wrap-distance-right:9pt;mso-wrap-distance-bottom:0;mso-position-horizontal:absolute;mso-position-horizontal-relative:text;mso-position-vertical:absolute;mso-position-vertical-relative:text;mso-width-percent:0;mso-height-percent:0;mso-width-relative:margin;mso-height-relative:margin;v-text-anchor:top" o:gfxdata="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" fillcolor="white [3201]" strokeweight=".5pt">
                 <v:textbox>
                   <w:txbxContent>
                     <w:p>
@@ -1799,7 +2694,7 @@
           </mc:Choice>
           <mc:Fallback>
             <w:pict>
-              <v:shape w14:anchorId="4ED6ABA2" id="Text Box 7" o:spid="_x0000_s1038" type="#_x0000_t202" style="position:absolute;margin-left:12.1pt;margin-top:74.65pt;width:325.45pt;height:23.05pt;z-index:251667456;visibility:visible;mso-wrap-style:square;mso-height-percent:0;mso-wrap-distance-left:9pt;mso-wrap-distance-top:0;mso-wrap-distance-right:9pt;mso-wrap-distance-bottom:0;mso-position-horizontal:absolute;mso-position-horizontal-relative:text;mso-position-vertical:absolute;mso-position-vertical-relative:text;mso-height-percent:0;mso-height-relative:margin;v-text-anchor:top" o:gfxdata="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" fillcolor="white [3201]" strokeweight=".5pt">
+              <v:shape w14:anchorId="4ED6ABA2" id="Text Box 7" o:spid="_x0000_s1046" type="#_x0000_t202" style="position:absolute;margin-left:12.1pt;margin-top:74.65pt;width:325.45pt;height:23.05pt;z-index:251667456;visibility:visible;mso-wrap-style:square;mso-height-percent:0;mso-wrap-distance-left:9pt;mso-wrap-distance-top:0;mso-wrap-distance-right:9pt;mso-wrap-distance-bottom:0;mso-position-horizontal:absolute;mso-position-horizontal-relative:text;mso-position-vertical:absolute;mso-position-vertical-relative:text;mso-height-percent:0;mso-height-relative:margin;v-text-anchor:top" o:gfxdata="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" fillcolor="white [3201]" strokeweight=".5pt">
                 <v:textbox>
                   <w:txbxContent>
                     <w:p>

--- a/PersonGUI UML.docx
+++ b/PersonGUI UML.docx
@@ -655,6 +655,268 @@
         <mc:AlternateContent>
           <mc:Choice Requires="wps">
             <w:drawing>
+              <wp:anchor distT="0" distB="0" distL="114300" distR="114300" simplePos="0" relativeHeight="251701248" behindDoc="0" locked="0" layoutInCell="1" allowOverlap="1" wp14:anchorId="57CE5060" wp14:editId="3471B996">
+                <wp:simplePos x="0" y="0"/>
+                <wp:positionH relativeFrom="column">
+                  <wp:posOffset>3891356</wp:posOffset>
+                </wp:positionH>
+                <wp:positionV relativeFrom="paragraph">
+                  <wp:posOffset>1481836</wp:posOffset>
+                </wp:positionV>
+                <wp:extent cx="1250899" cy="248717"/>
+                <wp:effectExtent l="0" t="0" r="26035" b="18415"/>
+                <wp:wrapNone/>
+                <wp:docPr id="456588815" name="Text Box 18"/>
+                <wp:cNvGraphicFramePr/>
+                <a:graphic xmlns:a="http://schemas.openxmlformats.org/drawingml/2006/main">
+                  <a:graphicData uri="http://schemas.microsoft.com/office/word/2010/wordprocessingShape">
+                    <wps:wsp>
+                      <wps:cNvSpPr txBox="1"/>
+                      <wps:spPr>
+                        <a:xfrm>
+                          <a:off x="0" y="0"/>
+                          <a:ext cx="1250899" cy="248717"/>
+                        </a:xfrm>
+                        <a:prstGeom prst="rect">
+                          <a:avLst/>
+                        </a:prstGeom>
+                        <a:solidFill>
+                          <a:schemeClr val="lt1"/>
+                        </a:solidFill>
+                        <a:ln w="6350">
+                          <a:solidFill>
+                            <a:prstClr val="black"/>
+                          </a:solidFill>
+                        </a:ln>
+                      </wps:spPr>
+                      <wps:txbx>
+                        <w:txbxContent>
+                          <w:p>
+                            <w:pPr>
+                              <w:rPr>
+                                <w:color w:val="EE0000"/>
+                              </w:rPr>
+                            </w:pPr>
+                            <w:proofErr w:type="spellStart"/>
+                            <w:r>
+                              <w:rPr>
+                                <w:color w:val="EE0000"/>
+                              </w:rPr>
+                              <w:t>middlePanel</w:t>
+                            </w:r>
+                            <w:r>
+                              <w:rPr>
+                                <w:color w:val="EE0000"/>
+                              </w:rPr>
+                              <w:t>Bottom</w:t>
+                            </w:r>
+                            <w:proofErr w:type="spellEnd"/>
+                          </w:p>
+                          <w:p>
+                            <w:pPr>
+                              <w:rPr>
+                                <w:color w:val="EE0000"/>
+                              </w:rPr>
+                            </w:pPr>
+                          </w:p>
+                        </w:txbxContent>
+                      </wps:txbx>
+                      <wps:bodyPr rot="0" spcFirstLastPara="0" vertOverflow="overflow" horzOverflow="overflow" vert="horz" wrap="square" lIns="91440" tIns="45720" rIns="91440" bIns="45720" numCol="1" spcCol="0" rtlCol="0" fromWordArt="0" anchor="t" anchorCtr="0" forceAA="0" compatLnSpc="1">
+                        <a:prstTxWarp prst="textNoShape">
+                          <a:avLst/>
+                        </a:prstTxWarp>
+                        <a:noAutofit/>
+                      </wps:bodyPr>
+                    </wps:wsp>
+                  </a:graphicData>
+                </a:graphic>
+                <wp14:sizeRelH relativeFrom="margin">
+                  <wp14:pctWidth>0</wp14:pctWidth>
+                </wp14:sizeRelH>
+                <wp14:sizeRelV relativeFrom="margin">
+                  <wp14:pctHeight>0</wp14:pctHeight>
+                </wp14:sizeRelV>
+              </wp:anchor>
+            </w:drawing>
+          </mc:Choice>
+          <mc:Fallback>
+            <w:pict>
+              <v:shape w14:anchorId="57CE5060" id="Text Box 18" o:spid="_x0000_s1027" type="#_x0000_t202" style="position:absolute;margin-left:306.4pt;margin-top:116.7pt;width:98.5pt;height:19.6pt;z-index:251701248;visibility:visible;mso-wrap-style:square;mso-width-percent:0;mso-height-percent:0;mso-wrap-distance-left:9pt;mso-wrap-distance-top:0;mso-wrap-distance-right:9pt;mso-wrap-distance-bottom:0;mso-position-horizontal:absolute;mso-position-horizontal-relative:text;mso-position-vertical:absolute;mso-position-vertical-relative:text;mso-width-percent:0;mso-height-percent:0;mso-width-relative:margin;mso-height-relative:margin;v-text-anchor:top" o:gfxdata="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" fillcolor="white [3201]" strokeweight=".5pt">
+                <v:textbox>
+                  <w:txbxContent>
+                    <w:p>
+                      <w:pPr>
+                        <w:rPr>
+                          <w:color w:val="EE0000"/>
+                        </w:rPr>
+                      </w:pPr>
+                      <w:proofErr w:type="spellStart"/>
+                      <w:r>
+                        <w:rPr>
+                          <w:color w:val="EE0000"/>
+                        </w:rPr>
+                        <w:t>middlePanel</w:t>
+                      </w:r>
+                      <w:r>
+                        <w:rPr>
+                          <w:color w:val="EE0000"/>
+                        </w:rPr>
+                        <w:t>Bottom</w:t>
+                      </w:r>
+                      <w:proofErr w:type="spellEnd"/>
+                    </w:p>
+                    <w:p>
+                      <w:pPr>
+                        <w:rPr>
+                          <w:color w:val="EE0000"/>
+                        </w:rPr>
+                      </w:pPr>
+                    </w:p>
+                  </w:txbxContent>
+                </v:textbox>
+              </v:shape>
+            </w:pict>
+          </mc:Fallback>
+        </mc:AlternateContent>
+      </w:r>
+      <w:r>
+        <w:rPr>
+          <w:noProof/>
+        </w:rPr>
+        <mc:AlternateContent>
+          <mc:Choice Requires="wps">
+            <w:drawing>
+              <wp:anchor distT="0" distB="0" distL="114300" distR="114300" simplePos="0" relativeHeight="251691008" behindDoc="0" locked="0" layoutInCell="1" allowOverlap="1" wp14:anchorId="7454D2A2" wp14:editId="0AC232E9">
+                <wp:simplePos x="0" y="0"/>
+                <wp:positionH relativeFrom="column">
+                  <wp:posOffset>1352499</wp:posOffset>
+                </wp:positionH>
+                <wp:positionV relativeFrom="paragraph">
+                  <wp:posOffset>1086384</wp:posOffset>
+                </wp:positionV>
+                <wp:extent cx="1799540" cy="248717"/>
+                <wp:effectExtent l="0" t="0" r="10795" b="18415"/>
+                <wp:wrapNone/>
+                <wp:docPr id="579214997" name="Text Box 18"/>
+                <wp:cNvGraphicFramePr/>
+                <a:graphic xmlns:a="http://schemas.openxmlformats.org/drawingml/2006/main">
+                  <a:graphicData uri="http://schemas.microsoft.com/office/word/2010/wordprocessingShape">
+                    <wps:wsp>
+                      <wps:cNvSpPr txBox="1"/>
+                      <wps:spPr>
+                        <a:xfrm>
+                          <a:off x="0" y="0"/>
+                          <a:ext cx="1799540" cy="248717"/>
+                        </a:xfrm>
+                        <a:prstGeom prst="rect">
+                          <a:avLst/>
+                        </a:prstGeom>
+                        <a:solidFill>
+                          <a:schemeClr val="lt1"/>
+                        </a:solidFill>
+                        <a:ln w="6350">
+                          <a:solidFill>
+                            <a:prstClr val="black"/>
+                          </a:solidFill>
+                        </a:ln>
+                      </wps:spPr>
+                      <wps:txbx>
+                        <w:txbxContent>
+                          <w:p>
+                            <w:pPr>
+                              <w:rPr>
+                                <w:color w:val="EE0000"/>
+                              </w:rPr>
+                            </w:pPr>
+                            <w:proofErr w:type="spellStart"/>
+                            <w:r>
+                              <w:rPr>
+                                <w:color w:val="EE0000"/>
+                              </w:rPr>
+                              <w:t>middlePane</w:t>
+                            </w:r>
+                            <w:r>
+                              <w:rPr>
+                                <w:color w:val="EE0000"/>
+                              </w:rPr>
+                              <w:t>lTop</w:t>
+                            </w:r>
+                            <w:proofErr w:type="spellEnd"/>
+                          </w:p>
+                          <w:p>
+                            <w:pPr>
+                              <w:rPr>
+                                <w:color w:val="EE0000"/>
+                              </w:rPr>
+                            </w:pPr>
+                          </w:p>
+                        </w:txbxContent>
+                      </wps:txbx>
+                      <wps:bodyPr rot="0" spcFirstLastPara="0" vertOverflow="overflow" horzOverflow="overflow" vert="horz" wrap="square" lIns="91440" tIns="45720" rIns="91440" bIns="45720" numCol="1" spcCol="0" rtlCol="0" fromWordArt="0" anchor="t" anchorCtr="0" forceAA="0" compatLnSpc="1">
+                        <a:prstTxWarp prst="textNoShape">
+                          <a:avLst/>
+                        </a:prstTxWarp>
+                        <a:noAutofit/>
+                      </wps:bodyPr>
+                    </wps:wsp>
+                  </a:graphicData>
+                </a:graphic>
+                <wp14:sizeRelH relativeFrom="margin">
+                  <wp14:pctWidth>0</wp14:pctWidth>
+                </wp14:sizeRelH>
+                <wp14:sizeRelV relativeFrom="margin">
+                  <wp14:pctHeight>0</wp14:pctHeight>
+                </wp14:sizeRelV>
+              </wp:anchor>
+            </w:drawing>
+          </mc:Choice>
+          <mc:Fallback>
+            <w:pict>
+              <v:shape w14:anchorId="7454D2A2" id="_x0000_s1028" type="#_x0000_t202" style="position:absolute;margin-left:106.5pt;margin-top:85.55pt;width:141.7pt;height:19.6pt;z-index:251691008;visibility:visible;mso-wrap-style:square;mso-width-percent:0;mso-height-percent:0;mso-wrap-distance-left:9pt;mso-wrap-distance-top:0;mso-wrap-distance-right:9pt;mso-wrap-distance-bottom:0;mso-position-horizontal:absolute;mso-position-horizontal-relative:text;mso-position-vertical:absolute;mso-position-vertical-relative:text;mso-width-percent:0;mso-height-percent:0;mso-width-relative:margin;mso-height-relative:margin;v-text-anchor:top" o:gfxdata="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" fillcolor="white [3201]" strokeweight=".5pt">
+                <v:textbox>
+                  <w:txbxContent>
+                    <w:p>
+                      <w:pPr>
+                        <w:rPr>
+                          <w:color w:val="EE0000"/>
+                        </w:rPr>
+                      </w:pPr>
+                      <w:proofErr w:type="spellStart"/>
+                      <w:r>
+                        <w:rPr>
+                          <w:color w:val="EE0000"/>
+                        </w:rPr>
+                        <w:t>middlePane</w:t>
+                      </w:r>
+                      <w:r>
+                        <w:rPr>
+                          <w:color w:val="EE0000"/>
+                        </w:rPr>
+                        <w:t>lTop</w:t>
+                      </w:r>
+                      <w:proofErr w:type="spellEnd"/>
+                    </w:p>
+                    <w:p>
+                      <w:pPr>
+                        <w:rPr>
+                          <w:color w:val="EE0000"/>
+                        </w:rPr>
+                      </w:pPr>
+                    </w:p>
+                  </w:txbxContent>
+                </v:textbox>
+              </v:shape>
+            </w:pict>
+          </mc:Fallback>
+        </mc:AlternateContent>
+      </w:r>
+      <w:r>
+        <w:rPr>
+          <w:noProof/>
+        </w:rPr>
+        <mc:AlternateContent>
+          <mc:Choice Requires="wps">
+            <w:drawing>
               <wp:anchor distT="0" distB="0" distL="114300" distR="114300" simplePos="0" relativeHeight="251699200" behindDoc="0" locked="0" layoutInCell="1" allowOverlap="1" wp14:anchorId="102FA1D3" wp14:editId="10DC0F41">
                 <wp:simplePos x="0" y="0"/>
                 <wp:positionH relativeFrom="column">
@@ -728,7 +990,7 @@
           </mc:Choice>
           <mc:Fallback>
             <w:pict>
-              <v:shape w14:anchorId="102FA1D3" id="Text Box 18" o:spid="_x0000_s1027" type="#_x0000_t202" style="position:absolute;margin-left:12.1pt;margin-top:178.9pt;width:141.7pt;height:19.6pt;z-index:251699200;visibility:visible;mso-wrap-style:square;mso-width-percent:0;mso-height-percent:0;mso-wrap-distance-left:9pt;mso-wrap-distance-top:0;mso-wrap-distance-right:9pt;mso-wrap-distance-bottom:0;mso-position-horizontal:absolute;mso-position-horizontal-relative:text;mso-position-vertical:absolute;mso-position-vertical-relative:text;mso-width-percent:0;mso-height-percent:0;mso-width-relative:margin;mso-height-relative:margin;v-text-anchor:top" o:gfxdata="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" fillcolor="white [3201]" strokeweight=".5pt">
+              <v:shape w14:anchorId="102FA1D3" id="_x0000_s1029" type="#_x0000_t202" style="position:absolute;margin-left:12.1pt;margin-top:178.9pt;width:141.7pt;height:19.6pt;z-index:251699200;visibility:visible;mso-wrap-style:square;mso-width-percent:0;mso-height-percent:0;mso-wrap-distance-left:9pt;mso-wrap-distance-top:0;mso-wrap-distance-right:9pt;mso-wrap-distance-bottom:0;mso-position-horizontal:absolute;mso-position-horizontal-relative:text;mso-position-vertical:absolute;mso-position-vertical-relative:text;mso-width-percent:0;mso-height-percent:0;mso-width-relative:margin;mso-height-relative:margin;v-text-anchor:top" o:gfxdata="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" fillcolor="white [3201]" strokeweight=".5pt">
                 <v:textbox>
                   <w:txbxContent>
                     <w:p>
@@ -839,7 +1101,7 @@
           </mc:Choice>
           <mc:Fallback>
             <w:pict>
-              <v:shape w14:anchorId="6239B73A" id="_x0000_s1028" type="#_x0000_t202" style="position:absolute;margin-left:174.5pt;margin-top:176.6pt;width:141.7pt;height:19.6pt;z-index:251697152;visibility:visible;mso-wrap-style:square;mso-width-percent:0;mso-height-percent:0;mso-wrap-distance-left:9pt;mso-wrap-distance-top:0;mso-wrap-distance-right:9pt;mso-wrap-distance-bottom:0;mso-position-horizontal:absolute;mso-position-horizontal-relative:text;mso-position-vertical:absolute;mso-position-vertical-relative:text;mso-width-percent:0;mso-height-percent:0;mso-width-relative:margin;mso-height-relative:margin;v-text-anchor:top" o:gfxdata="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" fillcolor="white [3201]" strokeweight=".5pt">
+              <v:shape w14:anchorId="6239B73A" id="_x0000_s1030" type="#_x0000_t202" style="position:absolute;margin-left:174.5pt;margin-top:176.6pt;width:141.7pt;height:19.6pt;z-index:251697152;visibility:visible;mso-wrap-style:square;mso-width-percent:0;mso-height-percent:0;mso-wrap-distance-left:9pt;mso-wrap-distance-top:0;mso-wrap-distance-right:9pt;mso-wrap-distance-bottom:0;mso-position-horizontal:absolute;mso-position-horizontal-relative:text;mso-position-vertical:absolute;mso-position-vertical-relative:text;mso-width-percent:0;mso-height-percent:0;mso-width-relative:margin;mso-height-relative:margin;v-text-anchor:top" o:gfxdata="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" fillcolor="white [3201]" strokeweight=".5pt">
                 <v:textbox>
                   <w:txbxContent>
                     <w:p>
@@ -956,7 +1218,7 @@
           </mc:Choice>
           <mc:Fallback>
             <w:pict>
-              <v:shape w14:anchorId="0E952DDA" id="_x0000_s1029" type="#_x0000_t202" style="position:absolute;margin-left:176.8pt;margin-top:294.1pt;width:141.7pt;height:19.6pt;z-index:251695104;visibility:visible;mso-wrap-style:square;mso-width-percent:0;mso-height-percent:0;mso-wrap-distance-left:9pt;mso-wrap-distance-top:0;mso-wrap-distance-right:9pt;mso-wrap-distance-bottom:0;mso-position-horizontal:absolute;mso-position-horizontal-relative:text;mso-position-vertical:absolute;mso-position-vertical-relative:text;mso-width-percent:0;mso-height-percent:0;mso-width-relative:margin;mso-height-relative:margin;v-text-anchor:top" o:gfxdata="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" fillcolor="white [3201]" strokeweight=".5pt">
+              <v:shape w14:anchorId="0E952DDA" id="_x0000_s1031" type="#_x0000_t202" style="position:absolute;margin-left:176.8pt;margin-top:294.1pt;width:141.7pt;height:19.6pt;z-index:251695104;visibility:visible;mso-wrap-style:square;mso-width-percent:0;mso-height-percent:0;mso-wrap-distance-left:9pt;mso-wrap-distance-top:0;mso-wrap-distance-right:9pt;mso-wrap-distance-bottom:0;mso-position-horizontal:absolute;mso-position-horizontal-relative:text;mso-position-vertical:absolute;mso-position-vertical-relative:text;mso-width-percent:0;mso-height-percent:0;mso-width-relative:margin;mso-height-relative:margin;v-text-anchor:top" o:gfxdata="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" fillcolor="white [3201]" strokeweight=".5pt">
                 <v:textbox>
                   <w:txbxContent>
                     <w:p>
@@ -994,7 +1256,7 @@
         <mc:AlternateContent>
           <mc:Choice Requires="wps">
             <w:drawing>
-              <wp:anchor distT="0" distB="0" distL="114300" distR="114300" simplePos="0" relativeHeight="251693056" behindDoc="0" locked="0" layoutInCell="1" allowOverlap="1" wp14:anchorId="05CED712" wp14:editId="59044273">
+              <wp:anchor distT="0" distB="0" distL="114300" distR="114300" simplePos="0" relativeHeight="251693056" behindDoc="0" locked="0" layoutInCell="1" allowOverlap="1" wp14:anchorId="05CED712" wp14:editId="502D5241">
                 <wp:simplePos x="0" y="0"/>
                 <wp:positionH relativeFrom="column">
                   <wp:posOffset>1506703</wp:posOffset>
@@ -1067,7 +1329,7 @@
           </mc:Choice>
           <mc:Fallback>
             <w:pict>
-              <v:shape w14:anchorId="05CED712" id="_x0000_s1030" type="#_x0000_t202" style="position:absolute;margin-left:118.65pt;margin-top:344.2pt;width:141.7pt;height:19.6pt;z-index:251693056;visibility:visible;mso-wrap-style:square;mso-width-percent:0;mso-height-percent:0;mso-wrap-distance-left:9pt;mso-wrap-distance-top:0;mso-wrap-distance-right:9pt;mso-wrap-distance-bottom:0;mso-position-horizontal:absolute;mso-position-horizontal-relative:text;mso-position-vertical:absolute;mso-position-vertical-relative:text;mso-width-percent:0;mso-height-percent:0;mso-width-relative:margin;mso-height-relative:margin;v-text-anchor:top" o:gfxdata="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" fillcolor="white [3201]" strokeweight=".5pt">
+              <v:shape w14:anchorId="05CED712" id="_x0000_s1032" type="#_x0000_t202" style="position:absolute;margin-left:118.65pt;margin-top:344.2pt;width:141.7pt;height:19.6pt;z-index:251693056;visibility:visible;mso-wrap-style:square;mso-width-percent:0;mso-height-percent:0;mso-wrap-distance-left:9pt;mso-wrap-distance-top:0;mso-wrap-distance-right:9pt;mso-wrap-distance-bottom:0;mso-position-horizontal:absolute;mso-position-horizontal-relative:text;mso-position-vertical:absolute;mso-position-vertical-relative:text;mso-width-percent:0;mso-height-percent:0;mso-width-relative:margin;mso-height-relative:margin;v-text-anchor:top" o:gfxdata="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" fillcolor="white [3201]" strokeweight=".5pt">
                 <v:textbox>
                   <w:txbxContent>
                     <w:p>
@@ -1082,111 +1344,6 @@
                           <w:color w:val="EE0000"/>
                         </w:rPr>
                         <w:t>bottomPanel</w:t>
-                      </w:r>
-                      <w:proofErr w:type="spellEnd"/>
-                    </w:p>
-                  </w:txbxContent>
-                </v:textbox>
-              </v:shape>
-            </w:pict>
-          </mc:Fallback>
-        </mc:AlternateContent>
-      </w:r>
-      <w:r>
-        <w:rPr>
-          <w:noProof/>
-        </w:rPr>
-        <mc:AlternateContent>
-          <mc:Choice Requires="wps">
-            <w:drawing>
-              <wp:anchor distT="0" distB="0" distL="114300" distR="114300" simplePos="0" relativeHeight="251691008" behindDoc="0" locked="0" layoutInCell="1" allowOverlap="1" wp14:anchorId="7454D2A2" wp14:editId="2225F4D6">
-                <wp:simplePos x="0" y="0"/>
-                <wp:positionH relativeFrom="column">
-                  <wp:posOffset>1382344</wp:posOffset>
-                </wp:positionH>
-                <wp:positionV relativeFrom="paragraph">
-                  <wp:posOffset>1145388</wp:posOffset>
-                </wp:positionV>
-                <wp:extent cx="1799540" cy="248717"/>
-                <wp:effectExtent l="0" t="0" r="10795" b="18415"/>
-                <wp:wrapNone/>
-                <wp:docPr id="579214997" name="Text Box 18"/>
-                <wp:cNvGraphicFramePr/>
-                <a:graphic xmlns:a="http://schemas.openxmlformats.org/drawingml/2006/main">
-                  <a:graphicData uri="http://schemas.microsoft.com/office/word/2010/wordprocessingShape">
-                    <wps:wsp>
-                      <wps:cNvSpPr txBox="1"/>
-                      <wps:spPr>
-                        <a:xfrm>
-                          <a:off x="0" y="0"/>
-                          <a:ext cx="1799540" cy="248717"/>
-                        </a:xfrm>
-                        <a:prstGeom prst="rect">
-                          <a:avLst/>
-                        </a:prstGeom>
-                        <a:solidFill>
-                          <a:schemeClr val="lt1"/>
-                        </a:solidFill>
-                        <a:ln w="6350">
-                          <a:solidFill>
-                            <a:prstClr val="black"/>
-                          </a:solidFill>
-                        </a:ln>
-                      </wps:spPr>
-                      <wps:txbx>
-                        <w:txbxContent>
-                          <w:p>
-                            <w:pPr>
-                              <w:rPr>
-                                <w:color w:val="EE0000"/>
-                              </w:rPr>
-                            </w:pPr>
-                            <w:proofErr w:type="spellStart"/>
-                            <w:r>
-                              <w:rPr>
-                                <w:color w:val="EE0000"/>
-                              </w:rPr>
-                              <w:t>middlePanel</w:t>
-                            </w:r>
-                            <w:proofErr w:type="spellEnd"/>
-                          </w:p>
-                        </w:txbxContent>
-                      </wps:txbx>
-                      <wps:bodyPr rot="0" spcFirstLastPara="0" vertOverflow="overflow" horzOverflow="overflow" vert="horz" wrap="square" lIns="91440" tIns="45720" rIns="91440" bIns="45720" numCol="1" spcCol="0" rtlCol="0" fromWordArt="0" anchor="t" anchorCtr="0" forceAA="0" compatLnSpc="1">
-                        <a:prstTxWarp prst="textNoShape">
-                          <a:avLst/>
-                        </a:prstTxWarp>
-                        <a:noAutofit/>
-                      </wps:bodyPr>
-                    </wps:wsp>
-                  </a:graphicData>
-                </a:graphic>
-                <wp14:sizeRelH relativeFrom="margin">
-                  <wp14:pctWidth>0</wp14:pctWidth>
-                </wp14:sizeRelH>
-                <wp14:sizeRelV relativeFrom="margin">
-                  <wp14:pctHeight>0</wp14:pctHeight>
-                </wp14:sizeRelV>
-              </wp:anchor>
-            </w:drawing>
-          </mc:Choice>
-          <mc:Fallback>
-            <w:pict>
-              <v:shape w14:anchorId="7454D2A2" id="_x0000_s1031" type="#_x0000_t202" style="position:absolute;margin-left:108.85pt;margin-top:90.2pt;width:141.7pt;height:19.6pt;z-index:251691008;visibility:visible;mso-wrap-style:square;mso-width-percent:0;mso-height-percent:0;mso-wrap-distance-left:9pt;mso-wrap-distance-top:0;mso-wrap-distance-right:9pt;mso-wrap-distance-bottom:0;mso-position-horizontal:absolute;mso-position-horizontal-relative:text;mso-position-vertical:absolute;mso-position-vertical-relative:text;mso-width-percent:0;mso-height-percent:0;mso-width-relative:margin;mso-height-relative:margin;v-text-anchor:top" o:gfxdata="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" fillcolor="white [3201]" strokeweight=".5pt">
-                <v:textbox>
-                  <w:txbxContent>
-                    <w:p>
-                      <w:pPr>
-                        <w:rPr>
-                          <w:color w:val="EE0000"/>
-                        </w:rPr>
-                      </w:pPr>
-                      <w:proofErr w:type="spellStart"/>
-                      <w:r>
-                        <w:rPr>
-                          <w:color w:val="EE0000"/>
-                        </w:rPr>
-                        <w:t>middlePanel</w:t>
                       </w:r>
                       <w:proofErr w:type="spellEnd"/>
                     </w:p>
@@ -1277,7 +1434,7 @@
           </mc:Choice>
           <mc:Fallback>
             <w:pict>
-              <v:shape w14:anchorId="677935E0" id="_x0000_s1032" type="#_x0000_t202" style="position:absolute;margin-left:114.5pt;margin-top:.2pt;width:141.65pt;height:19.55pt;z-index:251688960;visibility:visible;mso-wrap-style:square;mso-width-percent:0;mso-height-percent:0;mso-wrap-distance-left:9pt;mso-wrap-distance-top:0;mso-wrap-distance-right:9pt;mso-wrap-distance-bottom:0;mso-position-horizontal:absolute;mso-position-horizontal-relative:text;mso-position-vertical:absolute;mso-position-vertical-relative:text;mso-width-percent:0;mso-height-percent:0;mso-width-relative:margin;mso-height-relative:margin;v-text-anchor:top" o:gfxdata="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" fillcolor="white [3201]" strokeweight=".5pt">
+              <v:shape w14:anchorId="677935E0" id="_x0000_s1033" type="#_x0000_t202" style="position:absolute;margin-left:114.5pt;margin-top:.2pt;width:141.65pt;height:19.55pt;z-index:251688960;visibility:visible;mso-wrap-style:square;mso-width-percent:0;mso-height-percent:0;mso-wrap-distance-left:9pt;mso-wrap-distance-top:0;mso-wrap-distance-right:9pt;mso-wrap-distance-bottom:0;mso-position-horizontal:absolute;mso-position-horizontal-relative:text;mso-position-vertical:absolute;mso-position-vertical-relative:text;mso-width-percent:0;mso-height-percent:0;mso-width-relative:margin;mso-height-relative:margin;v-text-anchor:top" o:gfxdata="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" fillcolor="white [3201]" strokeweight=".5pt">
                 <v:textbox>
                   <w:txbxContent>
                     <w:p>
@@ -1394,7 +1551,7 @@
           </mc:Choice>
           <mc:Fallback>
             <w:pict>
-              <v:shape w14:anchorId="18AB13D4" id="_x0000_s1033" type="#_x0000_t202" style="position:absolute;margin-left:183.05pt;margin-top:42.85pt;width:141.7pt;height:19.6pt;z-index:251686912;visibility:visible;mso-wrap-style:square;mso-width-percent:0;mso-height-percent:0;mso-wrap-distance-left:9pt;mso-wrap-distance-top:0;mso-wrap-distance-right:9pt;mso-wrap-distance-bottom:0;mso-position-horizontal:absolute;mso-position-horizontal-relative:text;mso-position-vertical:absolute;mso-position-vertical-relative:text;mso-width-percent:0;mso-height-percent:0;mso-width-relative:margin;mso-height-relative:margin;v-text-anchor:top" o:gfxdata="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" fillcolor="white [3201]" strokeweight=".5pt">
+              <v:shape w14:anchorId="18AB13D4" id="_x0000_s1034" type="#_x0000_t202" style="position:absolute;margin-left:183.05pt;margin-top:42.85pt;width:141.7pt;height:19.6pt;z-index:251686912;visibility:visible;mso-wrap-style:square;mso-width-percent:0;mso-height-percent:0;mso-wrap-distance-left:9pt;mso-wrap-distance-top:0;mso-wrap-distance-right:9pt;mso-wrap-distance-bottom:0;mso-position-horizontal:absolute;mso-position-horizontal-relative:text;mso-position-vertical:absolute;mso-position-vertical-relative:text;mso-width-percent:0;mso-height-percent:0;mso-width-relative:margin;mso-height-relative:margin;v-text-anchor:top" o:gfxdata="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" fillcolor="white [3201]" strokeweight=".5pt">
                 <v:textbox>
                   <w:txbxContent>
                     <w:p>
@@ -1511,7 +1668,7 @@
           </mc:Choice>
           <mc:Fallback>
             <w:pict>
-              <v:shape w14:anchorId="4402D73A" id="_x0000_s1034" type="#_x0000_t202" style="position:absolute;margin-left:21.3pt;margin-top:45.85pt;width:141.7pt;height:19.6pt;z-index:251684864;visibility:visible;mso-wrap-style:square;mso-width-percent:0;mso-height-percent:0;mso-wrap-distance-left:9pt;mso-wrap-distance-top:0;mso-wrap-distance-right:9pt;mso-wrap-distance-bottom:0;mso-position-horizontal:absolute;mso-position-horizontal-relative:text;mso-position-vertical:absolute;mso-position-vertical-relative:text;mso-width-percent:0;mso-height-percent:0;mso-width-relative:margin;mso-height-relative:margin;v-text-anchor:top" o:gfxdata="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" fillcolor="white [3201]" strokeweight=".5pt">
+              <v:shape w14:anchorId="4402D73A" id="_x0000_s1035" type="#_x0000_t202" style="position:absolute;margin-left:21.3pt;margin-top:45.85pt;width:141.7pt;height:19.6pt;z-index:251684864;visibility:visible;mso-wrap-style:square;mso-width-percent:0;mso-height-percent:0;mso-wrap-distance-left:9pt;mso-wrap-distance-top:0;mso-wrap-distance-right:9pt;mso-wrap-distance-bottom:0;mso-position-horizontal:absolute;mso-position-horizontal-relative:text;mso-position-vertical:absolute;mso-position-vertical-relative:text;mso-width-percent:0;mso-height-percent:0;mso-width-relative:margin;mso-height-relative:margin;v-text-anchor:top" o:gfxdata="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" fillcolor="white [3201]" strokeweight=".5pt">
                 <v:textbox>
                   <w:txbxContent>
                     <w:p>
@@ -1603,7 +1760,7 @@
           </mc:Choice>
           <mc:Fallback>
             <w:pict>
-              <v:shape w14:anchorId="6E32CF7C" id="Text Box 10" o:spid="_x0000_s1035" type="#_x0000_t202" style="position:absolute;margin-left:120.35pt;margin-top:318.8pt;width:101.9pt;height:22.45pt;z-index:251682816;visibility:visible;mso-wrap-style:square;mso-width-percent:0;mso-wrap-distance-left:9pt;mso-wrap-distance-top:0;mso-wrap-distance-right:9pt;mso-wrap-distance-bottom:0;mso-position-horizontal:absolute;mso-position-horizontal-relative:text;mso-position-vertical:absolute;mso-position-vertical-relative:text;mso-width-percent:0;mso-width-relative:margin;v-text-anchor:top" o:gfxdata="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" fillcolor="white [3201]" strokeweight=".5pt">
+              <v:shape w14:anchorId="6E32CF7C" id="Text Box 10" o:spid="_x0000_s1036" type="#_x0000_t202" style="position:absolute;margin-left:120.35pt;margin-top:318.8pt;width:101.9pt;height:22.45pt;z-index:251682816;visibility:visible;mso-wrap-style:square;mso-width-percent:0;mso-wrap-distance-left:9pt;mso-wrap-distance-top:0;mso-wrap-distance-right:9pt;mso-wrap-distance-bottom:0;mso-position-horizontal:absolute;mso-position-horizontal-relative:text;mso-position-vertical:absolute;mso-position-vertical-relative:text;mso-width-percent:0;mso-width-relative:margin;v-text-anchor:top" o:gfxdata="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" fillcolor="white [3201]" strokeweight=".5pt">
                 <v:textbox>
                   <w:txbxContent>
                     <w:p>
@@ -1710,7 +1867,7 @@
           </mc:Choice>
           <mc:Fallback>
             <w:pict>
-              <v:shape w14:anchorId="533C77DB" id="Text Box 11" o:spid="_x0000_s1036" type="#_x0000_t202" style="position:absolute;margin-left:21.3pt;margin-top:113.25pt;width:129pt;height:188.35pt;z-index:251683840;visibility:visible;mso-wrap-style:square;mso-height-percent:0;mso-wrap-distance-left:9pt;mso-wrap-distance-top:0;mso-wrap-distance-right:9pt;mso-wrap-distance-bottom:0;mso-position-horizontal:absolute;mso-position-horizontal-relative:text;mso-position-vertical:absolute;mso-position-vertical-relative:text;mso-height-percent:0;mso-height-relative:margin;v-text-anchor:top" o:gfxdata="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" fillcolor="white [3201]" strokeweight=".5pt">
+              <v:shape w14:anchorId="533C77DB" id="Text Box 11" o:spid="_x0000_s1037" type="#_x0000_t202" style="position:absolute;margin-left:21.3pt;margin-top:113.25pt;width:129pt;height:188.35pt;z-index:251683840;visibility:visible;mso-wrap-style:square;mso-height-percent:0;mso-wrap-distance-left:9pt;mso-wrap-distance-top:0;mso-wrap-distance-right:9pt;mso-wrap-distance-bottom:0;mso-position-horizontal:absolute;mso-position-horizontal-relative:text;mso-position-vertical:absolute;mso-position-vertical-relative:text;mso-height-percent:0;mso-height-relative:margin;v-text-anchor:top" o:gfxdata="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" fillcolor="white [3201]" strokeweight=".5pt">
                 <v:textbox>
                   <w:txbxContent>
                     <w:p>
@@ -1817,7 +1974,7 @@
           </mc:Choice>
           <mc:Fallback>
             <w:pict>
-              <v:shape w14:anchorId="34E265B9" id="Text Box 8" o:spid="_x0000_s1037" type="#_x0000_t202" style="position:absolute;margin-left:266.7pt;margin-top:276.25pt;width:46.65pt;height:23.6pt;z-index:251680768;visibility:visible;mso-wrap-style:square;mso-width-percent:0;mso-wrap-distance-left:9pt;mso-wrap-distance-top:0;mso-wrap-distance-right:9pt;mso-wrap-distance-bottom:0;mso-position-horizontal:absolute;mso-position-horizontal-relative:text;mso-position-vertical:absolute;mso-position-vertical-relative:text;mso-width-percent:0;mso-width-relative:margin;v-text-anchor:top" o:gfxdata="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" fillcolor="white [3201]" strokeweight=".5pt">
+              <v:shape w14:anchorId="34E265B9" id="Text Box 8" o:spid="_x0000_s1038" type="#_x0000_t202" style="position:absolute;margin-left:266.7pt;margin-top:276.25pt;width:46.65pt;height:23.6pt;z-index:251680768;visibility:visible;mso-wrap-style:square;mso-width-percent:0;mso-wrap-distance-left:9pt;mso-wrap-distance-top:0;mso-wrap-distance-right:9pt;mso-wrap-distance-bottom:0;mso-position-horizontal:absolute;mso-position-horizontal-relative:text;mso-position-vertical:absolute;mso-position-vertical-relative:text;mso-width-percent:0;mso-width-relative:margin;v-text-anchor:top" o:gfxdata="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" fillcolor="white [3201]" strokeweight=".5pt">
                 <v:textbox>
                   <w:txbxContent>
                     <w:p>
@@ -1899,7 +2056,7 @@
           </mc:Choice>
           <mc:Fallback>
             <w:pict>
-              <v:shape w14:anchorId="7138A957" id="_x0000_s1038" type="#_x0000_t202" style="position:absolute;margin-left:209.05pt;margin-top:276.25pt;width:49.55pt;height:23.6pt;z-index:251676672;visibility:visible;mso-wrap-style:square;mso-width-percent:0;mso-wrap-distance-left:9pt;mso-wrap-distance-top:0;mso-wrap-distance-right:9pt;mso-wrap-distance-bottom:0;mso-position-horizontal:absolute;mso-position-horizontal-relative:text;mso-position-vertical:absolute;mso-position-vertical-relative:text;mso-width-percent:0;mso-width-relative:margin;v-text-anchor:top" o:gfxdata="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" fillcolor="white [3201]" strokeweight=".5pt">
+              <v:shape w14:anchorId="7138A957" id="_x0000_s1039" type="#_x0000_t202" style="position:absolute;margin-left:209.05pt;margin-top:276.25pt;width:49.55pt;height:23.6pt;z-index:251676672;visibility:visible;mso-wrap-style:square;mso-width-percent:0;mso-wrap-distance-left:9pt;mso-wrap-distance-top:0;mso-wrap-distance-right:9pt;mso-wrap-distance-bottom:0;mso-position-horizontal:absolute;mso-position-horizontal-relative:text;mso-position-vertical:absolute;mso-position-vertical-relative:text;mso-width-percent:0;mso-width-relative:margin;v-text-anchor:top" o:gfxdata="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" fillcolor="white [3201]" strokeweight=".5pt">
                 <v:textbox>
                   <w:txbxContent>
                     <w:p>
@@ -1981,7 +2138,7 @@
           </mc:Choice>
           <mc:Fallback>
             <w:pict>
-              <v:shape w14:anchorId="1D134C19" id="_x0000_s1039" type="#_x0000_t202" style="position:absolute;margin-left:164.7pt;margin-top:276.2pt;width:37.45pt;height:23.6pt;z-index:251678720;visibility:visible;mso-wrap-style:square;mso-width-percent:0;mso-wrap-distance-left:9pt;mso-wrap-distance-top:0;mso-wrap-distance-right:9pt;mso-wrap-distance-bottom:0;mso-position-horizontal:absolute;mso-position-horizontal-relative:text;mso-position-vertical:absolute;mso-position-vertical-relative:text;mso-width-percent:0;mso-width-relative:margin;v-text-anchor:top" o:gfxdata="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" fillcolor="white [3201]" strokeweight=".5pt">
+              <v:shape w14:anchorId="1D134C19" id="_x0000_s1040" type="#_x0000_t202" style="position:absolute;margin-left:164.7pt;margin-top:276.2pt;width:37.45pt;height:23.6pt;z-index:251678720;visibility:visible;mso-wrap-style:square;mso-width-percent:0;mso-wrap-distance-left:9pt;mso-wrap-distance-top:0;mso-wrap-distance-right:9pt;mso-wrap-distance-bottom:0;mso-position-horizontal:absolute;mso-position-horizontal-relative:text;mso-position-vertical:absolute;mso-position-vertical-relative:text;mso-width-percent:0;mso-width-relative:margin;v-text-anchor:top" o:gfxdata="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" fillcolor="white [3201]" strokeweight=".5pt">
                 <v:textbox>
                   <w:txbxContent>
                     <w:p>
@@ -2060,7 +2217,7 @@
           </mc:Choice>
           <mc:Fallback>
             <w:pict>
-              <v:shape w14:anchorId="1A3D7F0D" id="_x0000_s1040" type="#_x0000_t202" style="position:absolute;margin-left:175.55pt;margin-top:156.85pt;width:124.4pt;height:23.6pt;z-index:251670528;visibility:visible;mso-wrap-style:square;mso-wrap-distance-left:9pt;mso-wrap-distance-top:0;mso-wrap-distance-right:9pt;mso-wrap-distance-bottom:0;mso-position-horizontal:absolute;mso-position-horizontal-relative:text;mso-position-vertical:absolute;mso-position-vertical-relative:text;v-text-anchor:top" o:gfxdata="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" fillcolor="white [3201]" strokeweight=".5pt">
+              <v:shape w14:anchorId="1A3D7F0D" id="_x0000_s1041" type="#_x0000_t202" style="position:absolute;margin-left:175.55pt;margin-top:156.85pt;width:124.4pt;height:23.6pt;z-index:251670528;visibility:visible;mso-wrap-style:square;mso-wrap-distance-left:9pt;mso-wrap-distance-top:0;mso-wrap-distance-right:9pt;mso-wrap-distance-bottom:0;mso-position-horizontal:absolute;mso-position-horizontal-relative:text;mso-position-vertical:absolute;mso-position-vertical-relative:text;v-text-anchor:top" o:gfxdata="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" fillcolor="white [3201]" strokeweight=".5pt">
                 <v:textbox>
                   <w:txbxContent>
                     <w:p>
@@ -2139,7 +2296,7 @@
           </mc:Choice>
           <mc:Fallback>
             <w:pict>
-              <v:shape w14:anchorId="42B21909" id="_x0000_s1041" type="#_x0000_t202" style="position:absolute;margin-left:174.35pt;margin-top:235.75pt;width:124.4pt;height:23.6pt;z-index:251672576;visibility:visible;mso-wrap-style:square;mso-wrap-distance-left:9pt;mso-wrap-distance-top:0;mso-wrap-distance-right:9pt;mso-wrap-distance-bottom:0;mso-position-horizontal:absolute;mso-position-horizontal-relative:text;mso-position-vertical:absolute;mso-position-vertical-relative:text;v-text-anchor:top" o:gfxdata="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" fillcolor="white [3201]" strokeweight=".5pt">
+              <v:shape w14:anchorId="42B21909" id="_x0000_s1042" type="#_x0000_t202" style="position:absolute;margin-left:174.35pt;margin-top:235.75pt;width:124.4pt;height:23.6pt;z-index:251672576;visibility:visible;mso-wrap-style:square;mso-wrap-distance-left:9pt;mso-wrap-distance-top:0;mso-wrap-distance-right:9pt;mso-wrap-distance-bottom:0;mso-position-horizontal:absolute;mso-position-horizontal-relative:text;mso-position-vertical:absolute;mso-position-vertical-relative:text;v-text-anchor:top" o:gfxdata="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" fillcolor="white [3201]" strokeweight=".5pt">
                 <v:textbox>
                   <w:txbxContent>
                     <w:p>
@@ -2218,7 +2375,7 @@
           </mc:Choice>
           <mc:Fallback>
             <w:pict>
-              <v:shape w14:anchorId="00713232" id="_x0000_s1042" type="#_x0000_t202" style="position:absolute;margin-left:177.35pt;margin-top:116.1pt;width:124.4pt;height:23.6pt;z-index:251668480;visibility:visible;mso-wrap-style:square;mso-wrap-distance-left:9pt;mso-wrap-distance-top:0;mso-wrap-distance-right:9pt;mso-wrap-distance-bottom:0;mso-position-horizontal:absolute;mso-position-horizontal-relative:text;mso-position-vertical:absolute;mso-position-vertical-relative:text;v-text-anchor:top" o:gfxdata="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" fillcolor="white [3201]" strokeweight=".5pt">
+              <v:shape w14:anchorId="00713232" id="_x0000_s1043" type="#_x0000_t202" style="position:absolute;margin-left:177.35pt;margin-top:116.1pt;width:124.4pt;height:23.6pt;z-index:251668480;visibility:visible;mso-wrap-style:square;mso-wrap-distance-left:9pt;mso-wrap-distance-top:0;mso-wrap-distance-right:9pt;mso-wrap-distance-bottom:0;mso-position-horizontal:absolute;mso-position-horizontal-relative:text;mso-position-vertical:absolute;mso-position-vertical-relative:text;v-text-anchor:top" o:gfxdata="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" fillcolor="white [3201]" strokeweight=".5pt">
                 <v:textbox>
                   <w:txbxContent>
                     <w:p>
@@ -2297,7 +2454,7 @@
           </mc:Choice>
           <mc:Fallback>
             <w:pict>
-              <v:shape w14:anchorId="2D57F18F" id="_x0000_s1043" type="#_x0000_t202" style="position:absolute;margin-left:174.95pt;margin-top:193.7pt;width:124.4pt;height:23.6pt;z-index:251674624;visibility:visible;mso-wrap-style:square;mso-wrap-distance-left:9pt;mso-wrap-distance-top:0;mso-wrap-distance-right:9pt;mso-wrap-distance-bottom:0;mso-position-horizontal:absolute;mso-position-horizontal-relative:text;mso-position-vertical:absolute;mso-position-vertical-relative:text;v-text-anchor:top" o:gfxdata="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" fillcolor="white [3201]" strokeweight=".5pt">
+              <v:shape w14:anchorId="2D57F18F" id="_x0000_s1044" type="#_x0000_t202" style="position:absolute;margin-left:174.95pt;margin-top:193.7pt;width:124.4pt;height:23.6pt;z-index:251674624;visibility:visible;mso-wrap-style:square;mso-wrap-distance-left:9pt;mso-wrap-distance-top:0;mso-wrap-distance-right:9pt;mso-wrap-distance-bottom:0;mso-position-horizontal:absolute;mso-position-horizontal-relative:text;mso-position-vertical:absolute;mso-position-vertical-relative:text;v-text-anchor:top" o:gfxdata="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" fillcolor="white [3201]" strokeweight=".5pt">
                 <v:textbox>
                   <w:txbxContent>
                     <w:p>
@@ -2378,7 +2535,7 @@
           </mc:Choice>
           <mc:Fallback>
             <w:pict>
-              <v:rect w14:anchorId="533F1870" id="Rectangle 6" o:spid="_x0000_s1026" style="position:absolute;margin-left:10.3pt;margin-top:68.2pt;width:337.55pt;height:296.65pt;z-index:251666432;visibility:visible;mso-wrap-style:square;mso-wrap-distance-left:9pt;mso-wrap-distance-top:0;mso-wrap-distance-right:9pt;mso-wrap-distance-bottom:0;mso-position-horizontal:absolute;mso-position-horizontal-relative:text;mso-position-vertical:absolute;mso-position-vertical-relative:text;v-text-anchor:middle" o:gfxdata="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" fillcolor="white [3212]" strokecolor="#030e13 [484]" strokeweight="1pt"/>
+              <v:rect w14:anchorId="79F96C56" id="Rectangle 6" o:spid="_x0000_s1026" style="position:absolute;margin-left:10.3pt;margin-top:68.2pt;width:337.55pt;height:296.65pt;z-index:251666432;visibility:visible;mso-wrap-style:square;mso-wrap-distance-left:9pt;mso-wrap-distance-top:0;mso-wrap-distance-right:9pt;mso-wrap-distance-bottom:0;mso-position-horizontal:absolute;mso-position-horizontal-relative:text;mso-position-vertical:absolute;mso-position-vertical-relative:text;v-text-anchor:middle" o:gfxdata="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" fillcolor="white [3212]" strokecolor="#030e13 [484]" strokeweight="1pt"/>
             </w:pict>
           </mc:Fallback>
         </mc:AlternateContent>
@@ -2453,7 +2610,7 @@
           </mc:Choice>
           <mc:Fallback>
             <w:pict>
-              <v:shape w14:anchorId="16AB8E75" id="Text Box 5" o:spid="_x0000_s1044" type="#_x0000_t202" style="position:absolute;margin-left:13.2pt;margin-top:22.15pt;width:146.3pt;height:21.9pt;z-index:251663360;visibility:visible;mso-wrap-style:square;mso-width-percent:0;mso-height-percent:0;mso-wrap-distance-left:9pt;mso-wrap-distance-top:0;mso-wrap-distance-right:9pt;mso-wrap-distance-bottom:0;mso-position-horizontal:absolute;mso-position-horizontal-relative:text;mso-position-vertical:absolute;mso-position-vertical-relative:text;mso-width-percent:0;mso-height-percent:0;mso-width-relative:margin;mso-height-relative:margin;v-text-anchor:top" o:gfxdata="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" fillcolor="white [3201]" strokeweight=".5pt">
+              <v:shape w14:anchorId="16AB8E75" id="Text Box 5" o:spid="_x0000_s1045" type="#_x0000_t202" style="position:absolute;margin-left:13.2pt;margin-top:22.15pt;width:146.3pt;height:21.9pt;z-index:251663360;visibility:visible;mso-wrap-style:square;mso-width-percent:0;mso-height-percent:0;mso-wrap-distance-left:9pt;mso-wrap-distance-top:0;mso-wrap-distance-right:9pt;mso-wrap-distance-bottom:0;mso-position-horizontal:absolute;mso-position-horizontal-relative:text;mso-position-vertical:absolute;mso-position-vertical-relative:text;mso-width-percent:0;mso-height-percent:0;mso-width-relative:margin;mso-height-relative:margin;v-text-anchor:top" o:gfxdata="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" fillcolor="white [3201]" strokeweight=".5pt">
                 <v:textbox>
                   <w:txbxContent>
                     <w:p>
@@ -2538,7 +2695,7 @@
           </mc:Choice>
           <mc:Fallback>
             <w:pict>
-              <v:shape w14:anchorId="40325086" id="_x0000_s1045" type="#_x0000_t202" style="position:absolute;margin-left:189.5pt;margin-top:22.2pt;width:108.3pt;height:18.45pt;z-index:251665408;visibility:visible;mso-wrap-style:square;mso-width-percent:0;mso-height-percent:0;mso-wrap-distance-left:9pt;mso-wrap-distance-top:0;mso-wrap-distance-right:9pt;mso-wrap-distance-bottom:0;mso-position-horizontal:absolute;mso-position-horizontal-relative:text;mso-position-vertical:absolute;mso-position-vertical-relative:text;mso-width-percent:0;mso-height-percent:0;mso-width-relative:margin;mso-height-relative:margin;v-text-anchor:top" o:gfxdata="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" fillcolor="white [3201]" strokeweight=".5pt">
+              <v:shape w14:anchorId="40325086" id="_x0000_s1046" type="#_x0000_t202" style="position:absolute;margin-left:189.5pt;margin-top:22.2pt;width:108.3pt;height:18.45pt;z-index:251665408;visibility:visible;mso-wrap-style:square;mso-width-percent:0;mso-height-percent:0;mso-wrap-distance-left:9pt;mso-wrap-distance-top:0;mso-wrap-distance-right:9pt;mso-wrap-distance-bottom:0;mso-position-horizontal:absolute;mso-position-horizontal-relative:text;mso-position-vertical:absolute;mso-position-vertical-relative:text;mso-width-percent:0;mso-height-percent:0;mso-width-relative:margin;mso-height-relative:margin;v-text-anchor:top" o:gfxdata="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" fillcolor="white [3201]" strokeweight=".5pt">
                 <v:textbox>
                   <w:txbxContent>
                     <w:p>
@@ -2694,7 +2851,7 @@
           </mc:Choice>
           <mc:Fallback>
             <w:pict>
-              <v:shape w14:anchorId="4ED6ABA2" id="Text Box 7" o:spid="_x0000_s1046" type="#_x0000_t202" style="position:absolute;margin-left:12.1pt;margin-top:74.65pt;width:325.45pt;height:23.05pt;z-index:251667456;visibility:visible;mso-wrap-style:square;mso-height-percent:0;mso-wrap-distance-left:9pt;mso-wrap-distance-top:0;mso-wrap-distance-right:9pt;mso-wrap-distance-bottom:0;mso-position-horizontal:absolute;mso-position-horizontal-relative:text;mso-position-vertical:absolute;mso-position-vertical-relative:text;mso-height-percent:0;mso-height-relative:margin;v-text-anchor:top" o:gfxdata="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" fillcolor="white [3201]" strokeweight=".5pt">
+              <v:shape w14:anchorId="4ED6ABA2" id="Text Box 7" o:spid="_x0000_s1047" type="#_x0000_t202" style="position:absolute;margin-left:12.1pt;margin-top:74.65pt;width:325.45pt;height:23.05pt;z-index:251667456;visibility:visible;mso-wrap-style:square;mso-height-percent:0;mso-wrap-distance-left:9pt;mso-wrap-distance-top:0;mso-wrap-distance-right:9pt;mso-wrap-distance-bottom:0;mso-position-horizontal:absolute;mso-position-horizontal-relative:text;mso-position-vertical:absolute;mso-position-vertical-relative:text;mso-height-percent:0;mso-height-relative:margin;v-text-anchor:top" o:gfxdata="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" fillcolor="white [3201]" strokeweight=".5pt">
                 <v:textbox>
                   <w:txbxContent>
                     <w:p>
